--- a/Parcial Practico - Johan Calderon.docx
+++ b/Parcial Practico - Johan Calderon.docx
@@ -925,7 +925,7 @@
                                         <w:szCs w:val="40"/>
                                         <w:lang w:val="es-ES"/>
                                       </w:rPr>
-                                      <w:t>06</w:t>
+                                      <w:t>13</w:t>
                                     </w:r>
                                     <w:r>
                                       <w:rPr>
@@ -1024,7 +1024,7 @@
                                   <w:szCs w:val="40"/>
                                   <w:lang w:val="es-ES"/>
                                 </w:rPr>
-                                <w:t>06</w:t>
+                                <w:t>13</w:t>
                               </w:r>
                               <w:r>
                                 <w:rPr>
@@ -1233,6 +1233,9 @@
     <w:sdt>
       <w:sdtPr>
         <w:rPr>
+          <w:b w:val="0"/>
+          <w:bCs w:val="0"/>
+          <w:kern w:val="0"/>
           <w:szCs w:val="24"/>
           <w:lang w:val="es-ES"/>
         </w:rPr>
@@ -1242,11 +1245,6 @@
           <w:docPartUnique/>
         </w:docPartObj>
       </w:sdtPr>
-      <w:sdtEndPr>
-        <w:rPr>
-          <w:kern w:val="0"/>
-        </w:rPr>
-      </w:sdtEndPr>
       <w:sdtContent>
         <w:p>
           <w:pPr>
@@ -30941,12 +30939,21 @@
       <w:r>
         <w:t xml:space="preserve">En lugar de usar muchos </w:t>
       </w:r>
+      <w:proofErr w:type="gramStart"/>
       <w:r>
         <w:rPr>
           <w:b/>
           <w:bCs/>
         </w:rPr>
-        <w:t>set()</w:t>
+        <w:t>set(</w:t>
+      </w:r>
+      <w:proofErr w:type="gramEnd"/>
+      <w:r>
+        <w:rPr>
+          <w:b/>
+          <w:bCs/>
+        </w:rPr>
+        <w:t>)</w:t>
       </w:r>
       <w:r>
         <w:t xml:space="preserve"> que hacen el código difícil de leer, uso </w:t>
@@ -31686,10 +31693,7 @@
         <w:t xml:space="preserve"> </w:t>
       </w:r>
       <w:r>
-        <w:t>P</w:t>
-      </w:r>
-      <w:r>
-        <w:t>ermite crear un objeto nuevo a partir de otro ya existente. En lugar de construir todo desde cero, el sistema toma una copia de un objeto base y la reutiliza como punto de partida.</w:t>
+        <w:t>Permite crear un objeto nuevo a partir de otro ya existente. En lugar de construir todo desde cero, el sistema toma una copia de un objeto base y la reutiliza como punto de partida.</w:t>
       </w:r>
     </w:p>
     <w:p>
@@ -31770,7 +31774,15 @@
           <w:b/>
           <w:bCs/>
         </w:rPr>
-        <w:t>Modelo Prototype</w:t>
+        <w:t>Interfaz</w:t>
+      </w:r>
+      <w:r>
+        <w:rPr>
+          <w:rFonts w:cs="Arial"/>
+          <w:b/>
+          <w:bCs/>
+        </w:rPr>
+        <w:t xml:space="preserve"> Prototype</w:t>
       </w:r>
     </w:p>
     <w:p>
@@ -31785,6 +31797,7 @@
       <w:r>
         <w:rPr>
           <w:rFonts w:cs="Arial"/>
+          <w:noProof/>
         </w:rPr>
         <w:drawing>
           <wp:inline distT="0" distB="0" distL="0" distR="0" wp14:anchorId="4C8861DE" wp14:editId="79D492C4">
@@ -31861,7 +31874,15 @@
           <w:bCs/>
         </w:rPr>
         <w:lastRenderedPageBreak/>
-        <w:t xml:space="preserve">Modelo </w:t>
+        <w:t>Clase</w:t>
+      </w:r>
+      <w:r>
+        <w:rPr>
+          <w:rFonts w:cs="Arial"/>
+          <w:b/>
+          <w:bCs/>
+        </w:rPr>
+        <w:t xml:space="preserve"> </w:t>
       </w:r>
       <w:proofErr w:type="spellStart"/>
       <w:r>
@@ -31886,6 +31907,7 @@
       <w:r>
         <w:rPr>
           <w:rFonts w:cs="Arial"/>
+          <w:noProof/>
         </w:rPr>
         <w:drawing>
           <wp:inline distT="0" distB="0" distL="0" distR="0" wp14:anchorId="74CC7397" wp14:editId="0940AD16">
@@ -31970,6 +31992,7 @@
         <w:rPr>
           <w:b/>
           <w:bCs/>
+          <w:noProof/>
         </w:rPr>
         <w:drawing>
           <wp:inline distT="0" distB="0" distL="0" distR="0" wp14:anchorId="2BEA9E2B" wp14:editId="0764E140">
@@ -32057,6 +32080,9 @@
     <w:p/>
     <w:p>
       <w:r>
+        <w:rPr>
+          <w:noProof/>
+        </w:rPr>
         <w:drawing>
           <wp:inline distT="0" distB="0" distL="0" distR="0" wp14:anchorId="1B7C91A3" wp14:editId="1BC2F895">
             <wp:extent cx="3604260" cy="4622733"/>
@@ -32097,16 +32123,7 @@
     <w:p/>
     <w:p>
       <w:r>
-        <w:t>Se c</w:t>
-      </w:r>
-      <w:r>
-        <w:t>opia el</w:t>
-      </w:r>
-      <w:r>
-        <w:t xml:space="preserve"> id </w:t>
-      </w:r>
-      <w:r>
-        <w:t xml:space="preserve">de esa prescripción y llama al </w:t>
+        <w:t xml:space="preserve">Se copia el id de esa prescripción y llama al </w:t>
       </w:r>
       <w:proofErr w:type="spellStart"/>
       <w:r>
@@ -32120,6 +32137,9 @@
     <w:p/>
     <w:p>
       <w:r>
+        <w:rPr>
+          <w:noProof/>
+        </w:rPr>
         <w:lastRenderedPageBreak/>
         <w:drawing>
           <wp:inline distT="0" distB="0" distL="0" distR="0" wp14:anchorId="475DD3AA" wp14:editId="0DF26DAE">
@@ -32164,10 +32184,7 @@
         <w:spacing w:line="480" w:lineRule="auto"/>
       </w:pPr>
       <w:r>
-        <w:t>El sistema crea una nueva prescripción basada en la original, pero con un nuevo</w:t>
-      </w:r>
-      <w:r>
-        <w:t xml:space="preserve"> id.</w:t>
+        <w:t>El sistema crea una nueva prescripción basada en la original, pero con un nuevo id.</w:t>
       </w:r>
     </w:p>
     <w:p>
@@ -32308,10 +32325,7 @@
         <w:t xml:space="preserve">Explicación: </w:t>
       </w:r>
       <w:r>
-        <w:t>Este diagrama muestra que</w:t>
-      </w:r>
-      <w:r>
-        <w:t xml:space="preserve"> </w:t>
+        <w:t xml:space="preserve">Este diagrama muestra que </w:t>
       </w:r>
       <w:proofErr w:type="spellStart"/>
       <w:r>
@@ -32323,10 +32337,7 @@
       </w:r>
       <w:proofErr w:type="spellEnd"/>
       <w:r>
-        <w:t xml:space="preserve"> </w:t>
-      </w:r>
-      <w:r>
-        <w:t xml:space="preserve">implementa el patrón </w:t>
+        <w:t xml:space="preserve"> implementa el patrón </w:t>
       </w:r>
       <w:r>
         <w:rPr>
@@ -32336,10 +32347,7 @@
         <w:t>Prototype</w:t>
       </w:r>
       <w:r>
-        <w:t xml:space="preserve"> porque tiene el método</w:t>
-      </w:r>
-      <w:r>
-        <w:t xml:space="preserve"> </w:t>
+        <w:t xml:space="preserve"> porque tiene el método </w:t>
       </w:r>
       <w:proofErr w:type="spellStart"/>
       <w:proofErr w:type="gramStart"/>
@@ -32352,13 +32360,7 @@
       </w:r>
       <w:proofErr w:type="gramEnd"/>
       <w:r>
-        <w:t>),</w:t>
-      </w:r>
-      <w:r>
-        <w:t xml:space="preserve"> que permite crear una copia de una prescripción existente. Luego,</w:t>
-      </w:r>
-      <w:r>
-        <w:t xml:space="preserve"> </w:t>
+        <w:t xml:space="preserve">), que permite crear una copia de una prescripción existente. Luego, </w:t>
       </w:r>
       <w:proofErr w:type="spellStart"/>
       <w:r>
@@ -32370,10 +32372,7 @@
       </w:r>
       <w:proofErr w:type="spellEnd"/>
       <w:r>
-        <w:t xml:space="preserve"> </w:t>
-      </w:r>
-      <w:r>
-        <w:t>usa esa copia para generar una nueva receta, y</w:t>
+        <w:t xml:space="preserve"> usa esa copia para generar una nueva receta, y</w:t>
       </w:r>
       <w:r>
         <w:t xml:space="preserve"> </w:t>
@@ -32470,10 +32469,7 @@
         <w:t xml:space="preserve"> </w:t>
       </w:r>
       <w:r>
-        <w:t>S</w:t>
-      </w:r>
-      <w:r>
-        <w:t>irve para convertir un objeto de un formato a otro que el sistema sí pueda entender.</w:t>
+        <w:t>Sirve para convertir un objeto de un formato a otro que el sistema sí pueda entender.</w:t>
       </w:r>
     </w:p>
     <w:p>
@@ -32683,13 +32679,7 @@
       </w:pPr>
       <w:bookmarkStart w:id="38" w:name="_Toc226395170"/>
       <w:r>
-        <w:t>Aplicación</w:t>
-      </w:r>
-      <w:r>
-        <w:t xml:space="preserve"> del </w:t>
-      </w:r>
-      <w:r>
-        <w:t xml:space="preserve">patrón </w:t>
+        <w:t xml:space="preserve">Aplicación del patrón </w:t>
       </w:r>
       <w:proofErr w:type="spellStart"/>
       <w:r>
@@ -32745,6 +32735,7 @@
       <w:r>
         <w:rPr>
           <w:rFonts w:cs="Arial"/>
+          <w:noProof/>
         </w:rPr>
         <w:drawing>
           <wp:inline distT="0" distB="0" distL="0" distR="0" wp14:anchorId="77CCA90A" wp14:editId="1D0CC43E">
@@ -32853,6 +32844,7 @@
       <w:r>
         <w:rPr>
           <w:rFonts w:cs="Arial"/>
+          <w:noProof/>
         </w:rPr>
         <w:drawing>
           <wp:inline distT="0" distB="0" distL="0" distR="0" wp14:anchorId="73C8260C" wp14:editId="23A9DC84">
@@ -32964,6 +32956,7 @@
           <w:rFonts w:cs="Arial"/>
           <w:b/>
           <w:bCs/>
+          <w:noProof/>
         </w:rPr>
         <w:drawing>
           <wp:inline distT="0" distB="0" distL="0" distR="0" wp14:anchorId="47FF8FC4" wp14:editId="25A7B60E">
@@ -33088,10 +33081,7 @@
       </w:r>
       <w:r>
         <w:br/>
-        <w:t xml:space="preserve">Cada dispositivo puede enviar datos con nombres distintos, por </w:t>
-      </w:r>
-      <w:r>
-        <w:t xml:space="preserve">ejemplo, </w:t>
+        <w:t xml:space="preserve">Cada dispositivo puede enviar datos con nombres distintos, por ejemplo, </w:t>
       </w:r>
       <w:proofErr w:type="spellStart"/>
       <w:r>
@@ -33099,10 +33089,7 @@
       </w:r>
       <w:proofErr w:type="spellEnd"/>
       <w:r>
-        <w:t>,</w:t>
-      </w:r>
-      <w:r>
-        <w:t xml:space="preserve"> </w:t>
+        <w:t xml:space="preserve">, </w:t>
       </w:r>
       <w:proofErr w:type="spellStart"/>
       <w:r>
@@ -33118,10 +33105,7 @@
       </w:r>
       <w:proofErr w:type="spellEnd"/>
       <w:r>
-        <w:t>, pero el sistema trabaja con una sola clase llamad</w:t>
-      </w:r>
-      <w:r>
-        <w:t xml:space="preserve">a </w:t>
+        <w:t xml:space="preserve">, pero el sistema trabaja con una sola clase llamada </w:t>
       </w:r>
       <w:proofErr w:type="spellStart"/>
       <w:r>
@@ -33131,10 +33115,10 @@
         </w:rPr>
         <w:t>Observation</w:t>
       </w:r>
+      <w:proofErr w:type="spellEnd"/>
       <w:r>
         <w:t>.</w:t>
       </w:r>
-      <w:proofErr w:type="spellEnd"/>
     </w:p>
     <w:p>
       <w:pPr>
@@ -33258,6 +33242,9 @@
         <w:spacing w:line="480" w:lineRule="auto"/>
       </w:pPr>
       <w:r>
+        <w:rPr>
+          <w:noProof/>
+        </w:rPr>
         <w:drawing>
           <wp:inline distT="0" distB="0" distL="0" distR="0" wp14:anchorId="72F0707B" wp14:editId="028BA5BA">
             <wp:extent cx="2796540" cy="3827347"/>
@@ -33469,6 +33456,7 @@
     <w:p>
       <w:pPr>
         <w:spacing w:line="480" w:lineRule="auto"/>
+        <w:jc w:val="both"/>
       </w:pPr>
       <w:r>
         <w:t xml:space="preserve">El adaptador recibe el formato original del sensor y lo convierte en una </w:t>
@@ -33510,8 +33498,2052 @@
         <w:t>, y el sistema la procesa normalmente.</w:t>
       </w:r>
     </w:p>
+    <w:p>
+      <w:pPr>
+        <w:spacing w:line="480" w:lineRule="auto"/>
+        <w:jc w:val="both"/>
+      </w:pPr>
+    </w:p>
+    <w:p>
+      <w:pPr>
+        <w:spacing w:line="480" w:lineRule="auto"/>
+        <w:jc w:val="both"/>
+      </w:pPr>
+    </w:p>
+    <w:p>
+      <w:pPr>
+        <w:spacing w:line="480" w:lineRule="auto"/>
+        <w:jc w:val="both"/>
+      </w:pPr>
+    </w:p>
+    <w:p>
+      <w:pPr>
+        <w:spacing w:line="480" w:lineRule="auto"/>
+        <w:jc w:val="both"/>
+      </w:pPr>
+    </w:p>
+    <w:p>
+      <w:pPr>
+        <w:pStyle w:val="Ttulo1"/>
+        <w:numPr>
+          <w:ilvl w:val="0"/>
+          <w:numId w:val="10"/>
+        </w:numPr>
+        <w:spacing w:line="480" w:lineRule="auto"/>
+      </w:pPr>
+      <w:r>
+        <w:lastRenderedPageBreak/>
+        <w:t xml:space="preserve">Patrón </w:t>
+      </w:r>
+      <w:r>
+        <w:t>Bridge</w:t>
+      </w:r>
+    </w:p>
+    <w:p>
+      <w:pPr>
+        <w:pStyle w:val="Ttulo1"/>
+        <w:numPr>
+          <w:ilvl w:val="1"/>
+          <w:numId w:val="10"/>
+        </w:numPr>
+      </w:pPr>
+      <w:r>
+        <w:t xml:space="preserve">Análisis para la aplicación del </w:t>
+      </w:r>
+      <w:r>
+        <w:t>Bridge</w:t>
+      </w:r>
+    </w:p>
+    <w:p>
+      <w:pPr>
+        <w:spacing w:line="480" w:lineRule="auto"/>
+        <w:jc w:val="both"/>
+        <w:rPr>
+          <w:rFonts w:cs="Arial"/>
+        </w:rPr>
+      </w:pPr>
+      <w:r>
+        <w:rPr>
+          <w:rFonts w:cs="Arial"/>
+          <w:b/>
+          <w:bCs/>
+        </w:rPr>
+        <w:t>Objetivo del patrón:</w:t>
+      </w:r>
+      <w:r>
+        <w:rPr>
+          <w:rFonts w:cs="Arial"/>
+          <w:b/>
+          <w:bCs/>
+        </w:rPr>
+        <w:t xml:space="preserve"> </w:t>
+      </w:r>
+      <w:r>
+        <w:t>Separar una cosa de otra para que ambas puedan cambiar por separado.</w:t>
+      </w:r>
+    </w:p>
+    <w:p>
+      <w:pPr>
+        <w:pStyle w:val="NormalWeb"/>
+        <w:spacing w:line="480" w:lineRule="auto"/>
+        <w:jc w:val="both"/>
+        <w:rPr>
+          <w:rFonts w:cs="Arial"/>
+        </w:rPr>
+      </w:pPr>
+      <w:r>
+        <w:rPr>
+          <w:rFonts w:cs="Arial"/>
+          <w:b/>
+          <w:bCs/>
+        </w:rPr>
+        <w:t>Motivación en el proyecto:</w:t>
+      </w:r>
+      <w:r>
+        <w:rPr>
+          <w:rFonts w:cs="Arial"/>
+        </w:rPr>
+        <w:t xml:space="preserve"> </w:t>
+      </w:r>
+      <w:r>
+        <w:t xml:space="preserve">En </w:t>
+      </w:r>
+      <w:r>
+        <w:rPr>
+          <w:rFonts w:cs="Arial"/>
+        </w:rPr>
+        <w:t>el</w:t>
+      </w:r>
+      <w:r>
+        <w:rPr>
+          <w:rFonts w:cs="Arial"/>
+        </w:rPr>
+        <w:t xml:space="preserve"> sistema, una alerta puede ser clínica o de </w:t>
+      </w:r>
+      <w:proofErr w:type="spellStart"/>
+      <w:r>
+        <w:rPr>
+          <w:rFonts w:cs="Arial"/>
+        </w:rPr>
+        <w:t>IoT</w:t>
+      </w:r>
+      <w:proofErr w:type="spellEnd"/>
+      <w:r>
+        <w:rPr>
+          <w:rFonts w:cs="Arial"/>
+        </w:rPr>
+        <w:t xml:space="preserve">, y además esa alerta puede enviarse por distintos canales, por </w:t>
+      </w:r>
+      <w:r>
+        <w:rPr>
+          <w:rFonts w:cs="Arial"/>
+        </w:rPr>
+        <w:t>ejemplo,</w:t>
+      </w:r>
+      <w:r>
+        <w:rPr>
+          <w:rFonts w:cs="Arial"/>
+        </w:rPr>
+        <w:t xml:space="preserve"> consola o correo.</w:t>
+      </w:r>
+      <w:r>
+        <w:rPr>
+          <w:rFonts w:cs="Arial"/>
+        </w:rPr>
+        <w:t xml:space="preserve"> </w:t>
+      </w:r>
+      <w:r>
+        <w:rPr>
+          <w:rFonts w:cs="Arial"/>
+        </w:rPr>
+        <w:t>Con Bridge, separ</w:t>
+      </w:r>
+      <w:r>
+        <w:rPr>
+          <w:rFonts w:cs="Arial"/>
+        </w:rPr>
+        <w:t>o</w:t>
+      </w:r>
+      <w:r>
+        <w:rPr>
+          <w:rFonts w:cs="Arial"/>
+        </w:rPr>
+        <w:t>:</w:t>
+      </w:r>
+    </w:p>
+    <w:p>
+      <w:pPr>
+        <w:numPr>
+          <w:ilvl w:val="0"/>
+          <w:numId w:val="13"/>
+        </w:numPr>
+        <w:spacing w:before="100" w:beforeAutospacing="1" w:after="100" w:afterAutospacing="1" w:line="480" w:lineRule="auto"/>
+        <w:jc w:val="both"/>
+        <w:rPr>
+          <w:rFonts w:cs="Arial"/>
+        </w:rPr>
+      </w:pPr>
+      <w:r>
+        <w:rPr>
+          <w:rFonts w:cs="Arial"/>
+        </w:rPr>
+        <w:t>E</w:t>
+      </w:r>
+      <w:r>
+        <w:rPr>
+          <w:rFonts w:cs="Arial"/>
+        </w:rPr>
+        <w:t xml:space="preserve">l contenido de la alerta </w:t>
+      </w:r>
+    </w:p>
+    <w:p>
+      <w:pPr>
+        <w:numPr>
+          <w:ilvl w:val="0"/>
+          <w:numId w:val="13"/>
+        </w:numPr>
+        <w:spacing w:before="100" w:beforeAutospacing="1" w:after="100" w:afterAutospacing="1" w:line="480" w:lineRule="auto"/>
+        <w:jc w:val="both"/>
+        <w:rPr>
+          <w:rFonts w:cs="Arial"/>
+        </w:rPr>
+      </w:pPr>
+      <w:r>
+        <w:rPr>
+          <w:rFonts w:cs="Arial"/>
+        </w:rPr>
+        <w:t>L</w:t>
+      </w:r>
+      <w:r>
+        <w:rPr>
+          <w:rFonts w:cs="Arial"/>
+        </w:rPr>
+        <w:t xml:space="preserve">a forma de enviarla </w:t>
+      </w:r>
+    </w:p>
+    <w:p>
+      <w:pPr>
+        <w:spacing w:before="100" w:beforeAutospacing="1" w:after="100" w:afterAutospacing="1" w:line="480" w:lineRule="auto"/>
+        <w:ind w:firstLine="0"/>
+        <w:jc w:val="both"/>
+        <w:rPr>
+          <w:rFonts w:cs="Arial"/>
+        </w:rPr>
+      </w:pPr>
+      <w:r>
+        <w:rPr>
+          <w:rFonts w:cs="Arial"/>
+        </w:rPr>
+        <w:t>Así, si mañana quier</w:t>
+      </w:r>
+      <w:r>
+        <w:rPr>
+          <w:rFonts w:cs="Arial"/>
+        </w:rPr>
+        <w:t>o</w:t>
+      </w:r>
+      <w:r>
+        <w:rPr>
+          <w:rFonts w:cs="Arial"/>
+        </w:rPr>
+        <w:t xml:space="preserve"> mandar alertas por correo en vez de consola, no </w:t>
+      </w:r>
+      <w:r>
+        <w:rPr>
+          <w:rFonts w:cs="Arial"/>
+        </w:rPr>
+        <w:t xml:space="preserve">se debe </w:t>
+      </w:r>
+      <w:r>
+        <w:rPr>
+          <w:rFonts w:cs="Arial"/>
+        </w:rPr>
+        <w:t>cambi</w:t>
+      </w:r>
+      <w:r>
+        <w:rPr>
+          <w:rFonts w:cs="Arial"/>
+        </w:rPr>
+        <w:t>ar</w:t>
+      </w:r>
+      <w:r>
+        <w:rPr>
+          <w:rFonts w:cs="Arial"/>
+        </w:rPr>
+        <w:t xml:space="preserve"> toda la lógica del sistema.</w:t>
+      </w:r>
+    </w:p>
+    <w:p>
+      <w:pPr>
+        <w:pStyle w:val="Ttulo1"/>
+        <w:numPr>
+          <w:ilvl w:val="1"/>
+          <w:numId w:val="10"/>
+        </w:numPr>
+      </w:pPr>
+      <w:r>
+        <w:t xml:space="preserve">Aplicación del patrón </w:t>
+      </w:r>
+      <w:r>
+        <w:t>Bridge</w:t>
+      </w:r>
+    </w:p>
+    <w:p>
+      <w:pPr>
+        <w:pStyle w:val="NormalWeb"/>
+        <w:spacing w:line="480" w:lineRule="auto"/>
+        <w:ind w:firstLine="360"/>
+        <w:rPr>
+          <w:rFonts w:cs="Arial"/>
+          <w:b/>
+          <w:bCs/>
+        </w:rPr>
+      </w:pPr>
+      <w:r>
+        <w:rPr>
+          <w:rFonts w:cs="Arial"/>
+          <w:b/>
+          <w:bCs/>
+        </w:rPr>
+        <w:t xml:space="preserve">Interfaz </w:t>
+      </w:r>
+      <w:proofErr w:type="spellStart"/>
+      <w:r>
+        <w:rPr>
+          <w:rFonts w:cs="Arial"/>
+          <w:b/>
+          <w:bCs/>
+        </w:rPr>
+        <w:t>AlertChannel</w:t>
+      </w:r>
+      <w:proofErr w:type="spellEnd"/>
+    </w:p>
+    <w:p>
+      <w:pPr>
+        <w:pStyle w:val="NormalWeb"/>
+        <w:spacing w:line="480" w:lineRule="auto"/>
+        <w:ind w:firstLine="360"/>
+        <w:rPr>
+          <w:rFonts w:cs="Arial"/>
+        </w:rPr>
+      </w:pPr>
+      <w:r>
+        <w:rPr>
+          <w:rFonts w:cs="Arial"/>
+        </w:rPr>
+        <w:drawing>
+          <wp:inline distT="0" distB="0" distL="0" distR="0" wp14:anchorId="02C6AD05" wp14:editId="5F1C6FE4">
+            <wp:extent cx="3909399" cy="1188823"/>
+            <wp:effectExtent l="0" t="0" r="0" b="0"/>
+            <wp:docPr id="2020031037" name="Imagen 1"/>
+            <wp:cNvGraphicFramePr>
+              <a:graphicFrameLocks xmlns:a="http://schemas.openxmlformats.org/drawingml/2006/main" noChangeAspect="1"/>
+            </wp:cNvGraphicFramePr>
+            <a:graphic xmlns:a="http://schemas.openxmlformats.org/drawingml/2006/main">
+              <a:graphicData uri="http://schemas.openxmlformats.org/drawingml/2006/picture">
+                <pic:pic xmlns:pic="http://schemas.openxmlformats.org/drawingml/2006/picture">
+                  <pic:nvPicPr>
+                    <pic:cNvPr id="2020031037" name=""/>
+                    <pic:cNvPicPr/>
+                  </pic:nvPicPr>
+                  <pic:blipFill>
+                    <a:blip r:embed="rId34"/>
+                    <a:stretch>
+                      <a:fillRect/>
+                    </a:stretch>
+                  </pic:blipFill>
+                  <pic:spPr>
+                    <a:xfrm>
+                      <a:off x="0" y="0"/>
+                      <a:ext cx="3909399" cy="1188823"/>
+                    </a:xfrm>
+                    <a:prstGeom prst="rect">
+                      <a:avLst/>
+                    </a:prstGeom>
+                  </pic:spPr>
+                </pic:pic>
+              </a:graphicData>
+            </a:graphic>
+          </wp:inline>
+        </w:drawing>
+      </w:r>
+    </w:p>
+    <w:p>
+      <w:pPr>
+        <w:pStyle w:val="NormalWeb"/>
+        <w:spacing w:line="480" w:lineRule="auto"/>
+        <w:ind w:firstLine="360"/>
+        <w:rPr>
+          <w:rFonts w:cs="Arial"/>
+          <w:b/>
+          <w:bCs/>
+        </w:rPr>
+      </w:pPr>
+    </w:p>
+    <w:p>
+      <w:pPr>
+        <w:pStyle w:val="NormalWeb"/>
+        <w:spacing w:line="480" w:lineRule="auto"/>
+        <w:ind w:firstLine="360"/>
+        <w:rPr>
+          <w:rFonts w:cs="Arial"/>
+          <w:b/>
+          <w:bCs/>
+        </w:rPr>
+      </w:pPr>
+    </w:p>
+    <w:p>
+      <w:pPr>
+        <w:pStyle w:val="NormalWeb"/>
+        <w:spacing w:line="480" w:lineRule="auto"/>
+        <w:ind w:firstLine="360"/>
+        <w:rPr>
+          <w:rFonts w:cs="Arial"/>
+          <w:b/>
+          <w:bCs/>
+        </w:rPr>
+      </w:pPr>
+    </w:p>
+    <w:p>
+      <w:pPr>
+        <w:shd w:val="clear" w:color="auto" w:fill="FFFFFF"/>
+        <w:spacing w:line="480" w:lineRule="auto"/>
+        <w:ind w:left="360" w:firstLine="360"/>
+        <w:rPr>
+          <w:rFonts w:ascii="Courier New" w:hAnsi="Courier New" w:cs="Courier New"/>
+          <w:color w:val="000000"/>
+          <w:sz w:val="18"/>
+          <w:szCs w:val="18"/>
+        </w:rPr>
+      </w:pPr>
+      <w:r>
+        <w:rPr>
+          <w:rFonts w:cs="Arial"/>
+          <w:b/>
+          <w:bCs/>
+        </w:rPr>
+        <w:lastRenderedPageBreak/>
+        <w:t xml:space="preserve">Clase </w:t>
+      </w:r>
+      <w:proofErr w:type="spellStart"/>
+      <w:r>
+        <w:rPr>
+          <w:rFonts w:cs="Arial"/>
+          <w:b/>
+          <w:bCs/>
+        </w:rPr>
+        <w:t>ConsoleAlertNotifier</w:t>
+      </w:r>
+      <w:proofErr w:type="spellEnd"/>
+      <w:r>
+        <w:rPr>
+          <w:rFonts w:cs="Arial"/>
+          <w:b/>
+          <w:bCs/>
+        </w:rPr>
+        <w:t xml:space="preserve"> </w:t>
+      </w:r>
+      <w:r>
+        <w:rPr>
+          <w:rFonts w:cs="Arial"/>
+        </w:rPr>
+        <w:t xml:space="preserve">Utiliza el Bridge para mandar el mensaje en consola cuando detecta una prescripción con </w:t>
+      </w:r>
+      <w:proofErr w:type="spellStart"/>
+      <w:r>
+        <w:rPr>
+          <w:rFonts w:cs="Arial"/>
+          <w:color w:val="A31515"/>
+        </w:rPr>
+        <w:t>medicationName</w:t>
+      </w:r>
+      <w:proofErr w:type="spellEnd"/>
+      <w:r>
+        <w:rPr>
+          <w:rFonts w:cs="Arial"/>
+          <w:color w:val="A31515"/>
+        </w:rPr>
+        <w:t>:</w:t>
+      </w:r>
+      <w:r>
+        <w:rPr>
+          <w:rFonts w:cs="Arial"/>
+          <w:color w:val="A31515"/>
+        </w:rPr>
+        <w:t xml:space="preserve"> “</w:t>
+      </w:r>
+      <w:proofErr w:type="spellStart"/>
+      <w:r>
+        <w:rPr>
+          <w:rFonts w:cs="Arial"/>
+          <w:color w:val="A31515"/>
+        </w:rPr>
+        <w:t>aspirin</w:t>
+      </w:r>
+      <w:proofErr w:type="spellEnd"/>
+      <w:r>
+        <w:rPr>
+          <w:rFonts w:cs="Arial"/>
+          <w:color w:val="A31515"/>
+        </w:rPr>
+        <w:t>”</w:t>
+      </w:r>
+    </w:p>
+    <w:p>
+      <w:pPr>
+        <w:pStyle w:val="NormalWeb"/>
+        <w:spacing w:line="480" w:lineRule="auto"/>
+        <w:ind w:firstLine="360"/>
+        <w:rPr>
+          <w:rFonts w:cs="Arial"/>
+        </w:rPr>
+      </w:pPr>
+      <w:r>
+        <w:rPr>
+          <w:rFonts w:cs="Arial"/>
+        </w:rPr>
+        <w:drawing>
+          <wp:inline distT="0" distB="0" distL="0" distR="0" wp14:anchorId="546C7835" wp14:editId="457C93B2">
+            <wp:extent cx="5612130" cy="2392680"/>
+            <wp:effectExtent l="0" t="0" r="7620" b="7620"/>
+            <wp:docPr id="1116251395" name="Imagen 2"/>
+            <wp:cNvGraphicFramePr>
+              <a:graphicFrameLocks xmlns:a="http://schemas.openxmlformats.org/drawingml/2006/main" noChangeAspect="1"/>
+            </wp:cNvGraphicFramePr>
+            <a:graphic xmlns:a="http://schemas.openxmlformats.org/drawingml/2006/main">
+              <a:graphicData uri="http://schemas.openxmlformats.org/drawingml/2006/picture">
+                <pic:pic xmlns:pic="http://schemas.openxmlformats.org/drawingml/2006/picture">
+                  <pic:nvPicPr>
+                    <pic:cNvPr id="1116251395" name=""/>
+                    <pic:cNvPicPr/>
+                  </pic:nvPicPr>
+                  <pic:blipFill>
+                    <a:blip r:embed="rId35"/>
+                    <a:stretch>
+                      <a:fillRect/>
+                    </a:stretch>
+                  </pic:blipFill>
+                  <pic:spPr>
+                    <a:xfrm>
+                      <a:off x="0" y="0"/>
+                      <a:ext cx="5612130" cy="2392680"/>
+                    </a:xfrm>
+                    <a:prstGeom prst="rect">
+                      <a:avLst/>
+                    </a:prstGeom>
+                  </pic:spPr>
+                </pic:pic>
+              </a:graphicData>
+            </a:graphic>
+          </wp:inline>
+        </w:drawing>
+      </w:r>
+    </w:p>
+    <w:p>
+      <w:pPr>
+        <w:pStyle w:val="NormalWeb"/>
+        <w:spacing w:line="480" w:lineRule="auto"/>
+        <w:ind w:firstLine="360"/>
+        <w:rPr>
+          <w:rFonts w:cs="Arial"/>
+          <w:b/>
+          <w:bCs/>
+        </w:rPr>
+      </w:pPr>
+      <w:r>
+        <w:rPr>
+          <w:rFonts w:cs="Arial"/>
+          <w:b/>
+          <w:bCs/>
+        </w:rPr>
+        <w:t xml:space="preserve">Clase </w:t>
+      </w:r>
+      <w:proofErr w:type="spellStart"/>
+      <w:r>
+        <w:rPr>
+          <w:rFonts w:cs="Arial"/>
+          <w:b/>
+          <w:bCs/>
+        </w:rPr>
+        <w:t>IoTAlertMessage</w:t>
+      </w:r>
+      <w:proofErr w:type="spellEnd"/>
+    </w:p>
+    <w:p>
+      <w:pPr>
+        <w:pStyle w:val="NormalWeb"/>
+        <w:spacing w:line="480" w:lineRule="auto"/>
+        <w:ind w:firstLine="360"/>
+        <w:rPr>
+          <w:rFonts w:cs="Arial"/>
+        </w:rPr>
+      </w:pPr>
+      <w:r>
+        <w:rPr>
+          <w:rFonts w:cs="Arial"/>
+        </w:rPr>
+        <w:drawing>
+          <wp:inline distT="0" distB="0" distL="0" distR="0" wp14:anchorId="6B0960FD" wp14:editId="56AD47B0">
+            <wp:extent cx="5612130" cy="1377950"/>
+            <wp:effectExtent l="0" t="0" r="7620" b="0"/>
+            <wp:docPr id="201482179" name="Imagen 3"/>
+            <wp:cNvGraphicFramePr>
+              <a:graphicFrameLocks xmlns:a="http://schemas.openxmlformats.org/drawingml/2006/main" noChangeAspect="1"/>
+            </wp:cNvGraphicFramePr>
+            <a:graphic xmlns:a="http://schemas.openxmlformats.org/drawingml/2006/main">
+              <a:graphicData uri="http://schemas.openxmlformats.org/drawingml/2006/picture">
+                <pic:pic xmlns:pic="http://schemas.openxmlformats.org/drawingml/2006/picture">
+                  <pic:nvPicPr>
+                    <pic:cNvPr id="201482179" name=""/>
+                    <pic:cNvPicPr/>
+                  </pic:nvPicPr>
+                  <pic:blipFill>
+                    <a:blip r:embed="rId36"/>
+                    <a:stretch>
+                      <a:fillRect/>
+                    </a:stretch>
+                  </pic:blipFill>
+                  <pic:spPr>
+                    <a:xfrm>
+                      <a:off x="0" y="0"/>
+                      <a:ext cx="5612130" cy="1377950"/>
+                    </a:xfrm>
+                    <a:prstGeom prst="rect">
+                      <a:avLst/>
+                    </a:prstGeom>
+                  </pic:spPr>
+                </pic:pic>
+              </a:graphicData>
+            </a:graphic>
+          </wp:inline>
+        </w:drawing>
+      </w:r>
+    </w:p>
+    <w:p>
+      <w:pPr>
+        <w:pStyle w:val="NormalWeb"/>
+        <w:spacing w:line="480" w:lineRule="auto"/>
+        <w:ind w:firstLine="360"/>
+        <w:jc w:val="both"/>
+        <w:rPr>
+          <w:rFonts w:cs="Arial"/>
+        </w:rPr>
+      </w:pPr>
+      <w:r>
+        <w:rPr>
+          <w:rFonts w:cs="Arial"/>
+          <w:b/>
+          <w:bCs/>
+        </w:rPr>
+        <w:t>Explicación:</w:t>
+      </w:r>
+      <w:r>
+        <w:rPr>
+          <w:rFonts w:cs="Arial"/>
+          <w:b/>
+          <w:bCs/>
+        </w:rPr>
+        <w:t xml:space="preserve"> </w:t>
+      </w:r>
+      <w:r>
+        <w:t>El patrón Bridge lo usé para separar el tipo de alerta del medio por donde se envía.</w:t>
+      </w:r>
+      <w:r>
+        <w:t xml:space="preserve"> </w:t>
+      </w:r>
+      <w:r>
+        <w:t xml:space="preserve">Así el sistema puede tener </w:t>
+      </w:r>
+      <w:r>
+        <w:rPr>
+          <w:b/>
+          <w:bCs/>
+        </w:rPr>
+        <w:t>alertas clínicas</w:t>
+      </w:r>
+      <w:r>
+        <w:t xml:space="preserve"> o de </w:t>
+      </w:r>
+      <w:proofErr w:type="spellStart"/>
+      <w:r>
+        <w:rPr>
+          <w:b/>
+          <w:bCs/>
+        </w:rPr>
+        <w:t>IoT</w:t>
+      </w:r>
+      <w:proofErr w:type="spellEnd"/>
+      <w:r>
+        <w:t>, y al mismo tiempo enviarlas por consola o correo sin cambiar la lógica principal.</w:t>
+      </w:r>
+      <w:r>
+        <w:br/>
+        <w:t>Eso hace que el sistema sea más flexible porque el mensaje y el canal pueden cambiar por separado.</w:t>
+      </w:r>
+    </w:p>
+    <w:p>
+      <w:pPr>
+        <w:spacing w:line="480" w:lineRule="auto"/>
+        <w:ind w:firstLine="0"/>
+        <w:jc w:val="both"/>
+      </w:pPr>
+    </w:p>
+    <w:p>
+      <w:pPr>
+        <w:pStyle w:val="Ttulo1"/>
+        <w:numPr>
+          <w:ilvl w:val="1"/>
+          <w:numId w:val="10"/>
+        </w:numPr>
+      </w:pPr>
+      <w:r>
+        <w:lastRenderedPageBreak/>
+        <w:t>Pruebas de funcionalidad</w:t>
+      </w:r>
+    </w:p>
+    <w:p>
+      <w:pPr>
+        <w:spacing w:line="480" w:lineRule="auto"/>
+      </w:pPr>
+      <w:r>
+        <w:t>Para hacer la prueba clínica, e</w:t>
+      </w:r>
+      <w:r>
+        <w:t>nvi</w:t>
+      </w:r>
+      <w:r>
+        <w:t>é</w:t>
+      </w:r>
+      <w:r>
+        <w:t xml:space="preserve"> una prescripción con </w:t>
+      </w:r>
+      <w:r>
+        <w:t>“</w:t>
+      </w:r>
+      <w:proofErr w:type="spellStart"/>
+      <w:r>
+        <w:t>aspirin</w:t>
+      </w:r>
+      <w:proofErr w:type="spellEnd"/>
+      <w:r>
+        <w:t>”</w:t>
+      </w:r>
+      <w:r>
+        <w:t>.</w:t>
+      </w:r>
+    </w:p>
+    <w:p>
+      <w:pPr>
+        <w:spacing w:line="480" w:lineRule="auto"/>
+      </w:pPr>
+      <w:r>
+        <w:drawing>
+          <wp:inline distT="0" distB="0" distL="0" distR="0" wp14:anchorId="4702D993" wp14:editId="395C1FF1">
+            <wp:extent cx="4000500" cy="2512088"/>
+            <wp:effectExtent l="0" t="0" r="0" b="2540"/>
+            <wp:docPr id="158797680" name="Imagen 4"/>
+            <wp:cNvGraphicFramePr>
+              <a:graphicFrameLocks xmlns:a="http://schemas.openxmlformats.org/drawingml/2006/main" noChangeAspect="1"/>
+            </wp:cNvGraphicFramePr>
+            <a:graphic xmlns:a="http://schemas.openxmlformats.org/drawingml/2006/main">
+              <a:graphicData uri="http://schemas.openxmlformats.org/drawingml/2006/picture">
+                <pic:pic xmlns:pic="http://schemas.openxmlformats.org/drawingml/2006/picture">
+                  <pic:nvPicPr>
+                    <pic:cNvPr id="158797680" name=""/>
+                    <pic:cNvPicPr/>
+                  </pic:nvPicPr>
+                  <pic:blipFill>
+                    <a:blip r:embed="rId37"/>
+                    <a:stretch>
+                      <a:fillRect/>
+                    </a:stretch>
+                  </pic:blipFill>
+                  <pic:spPr>
+                    <a:xfrm>
+                      <a:off x="0" y="0"/>
+                      <a:ext cx="4003738" cy="2514121"/>
+                    </a:xfrm>
+                    <a:prstGeom prst="rect">
+                      <a:avLst/>
+                    </a:prstGeom>
+                  </pic:spPr>
+                </pic:pic>
+              </a:graphicData>
+            </a:graphic>
+          </wp:inline>
+        </w:drawing>
+      </w:r>
+    </w:p>
+    <w:p>
+      <w:pPr>
+        <w:spacing w:line="480" w:lineRule="auto"/>
+      </w:pPr>
+      <w:r>
+        <w:t xml:space="preserve">Eso genera una alerta clínica y el </w:t>
+      </w:r>
+      <w:proofErr w:type="spellStart"/>
+      <w:r>
+        <w:rPr>
+          <w:rStyle w:val="CdigoHTML"/>
+          <w:rFonts w:ascii="Arial" w:hAnsi="Arial" w:cs="Arial"/>
+          <w:b/>
+          <w:bCs/>
+          <w:sz w:val="24"/>
+          <w:szCs w:val="24"/>
+        </w:rPr>
+        <w:t>ConsoleAlertNotifier</w:t>
+      </w:r>
+      <w:proofErr w:type="spellEnd"/>
+      <w:r>
+        <w:rPr>
+          <w:sz w:val="32"/>
+          <w:szCs w:val="32"/>
+        </w:rPr>
+        <w:t xml:space="preserve"> </w:t>
+      </w:r>
+      <w:r>
+        <w:t>usa el Bridge para enviar el mensaje por consola</w:t>
+      </w:r>
+      <w:r>
+        <w:t>:</w:t>
+      </w:r>
+    </w:p>
+    <w:p>
+      <w:pPr>
+        <w:spacing w:line="480" w:lineRule="auto"/>
+      </w:pPr>
+      <w:r>
+        <w:drawing>
+          <wp:inline distT="0" distB="0" distL="0" distR="0" wp14:anchorId="51B949B3" wp14:editId="0B515A78">
+            <wp:extent cx="5612130" cy="321945"/>
+            <wp:effectExtent l="0" t="0" r="7620" b="1905"/>
+            <wp:docPr id="338035806" name="Imagen 6"/>
+            <wp:cNvGraphicFramePr>
+              <a:graphicFrameLocks xmlns:a="http://schemas.openxmlformats.org/drawingml/2006/main" noChangeAspect="1"/>
+            </wp:cNvGraphicFramePr>
+            <a:graphic xmlns:a="http://schemas.openxmlformats.org/drawingml/2006/main">
+              <a:graphicData uri="http://schemas.openxmlformats.org/drawingml/2006/picture">
+                <pic:pic xmlns:pic="http://schemas.openxmlformats.org/drawingml/2006/picture">
+                  <pic:nvPicPr>
+                    <pic:cNvPr id="338035806" name=""/>
+                    <pic:cNvPicPr/>
+                  </pic:nvPicPr>
+                  <pic:blipFill>
+                    <a:blip r:embed="rId38"/>
+                    <a:stretch>
+                      <a:fillRect/>
+                    </a:stretch>
+                  </pic:blipFill>
+                  <pic:spPr>
+                    <a:xfrm>
+                      <a:off x="0" y="0"/>
+                      <a:ext cx="5612130" cy="321945"/>
+                    </a:xfrm>
+                    <a:prstGeom prst="rect">
+                      <a:avLst/>
+                    </a:prstGeom>
+                  </pic:spPr>
+                </pic:pic>
+              </a:graphicData>
+            </a:graphic>
+          </wp:inline>
+        </w:drawing>
+      </w:r>
+    </w:p>
+    <w:p>
+      <w:pPr>
+        <w:spacing w:line="480" w:lineRule="auto"/>
+      </w:pPr>
+      <w:r>
+        <w:t xml:space="preserve">Para hacer la prueba de </w:t>
+      </w:r>
+      <w:proofErr w:type="spellStart"/>
+      <w:r>
+        <w:t>IoT</w:t>
+      </w:r>
+      <w:proofErr w:type="spellEnd"/>
+      <w:r>
+        <w:t xml:space="preserve"> usaremos el siguiente </w:t>
+      </w:r>
+      <w:proofErr w:type="spellStart"/>
+      <w:r>
+        <w:t>endpoint</w:t>
+      </w:r>
+      <w:proofErr w:type="spellEnd"/>
+      <w:r>
+        <w:t xml:space="preserve">: </w:t>
+      </w:r>
+      <w:r>
+        <w:t xml:space="preserve">POST </w:t>
+      </w:r>
+      <w:proofErr w:type="spellStart"/>
+      <w:r>
+        <w:t>POST</w:t>
+      </w:r>
+      <w:proofErr w:type="spellEnd"/>
+      <w:r>
+        <w:t xml:space="preserve"> http://localhost:8080/api/iot/adapter/temperature</w:t>
+      </w:r>
+    </w:p>
+    <w:p>
+      <w:pPr>
+        <w:spacing w:line="480" w:lineRule="auto"/>
+      </w:pPr>
+      <w:r>
+        <w:drawing>
+          <wp:inline distT="0" distB="0" distL="0" distR="0" wp14:anchorId="6A532B04" wp14:editId="262273B4">
+            <wp:extent cx="4137660" cy="2396600"/>
+            <wp:effectExtent l="0" t="0" r="0" b="3810"/>
+            <wp:docPr id="1294981861" name="Imagen 5"/>
+            <wp:cNvGraphicFramePr>
+              <a:graphicFrameLocks xmlns:a="http://schemas.openxmlformats.org/drawingml/2006/main" noChangeAspect="1"/>
+            </wp:cNvGraphicFramePr>
+            <a:graphic xmlns:a="http://schemas.openxmlformats.org/drawingml/2006/main">
+              <a:graphicData uri="http://schemas.openxmlformats.org/drawingml/2006/picture">
+                <pic:pic xmlns:pic="http://schemas.openxmlformats.org/drawingml/2006/picture">
+                  <pic:nvPicPr>
+                    <pic:cNvPr id="1294981861" name=""/>
+                    <pic:cNvPicPr/>
+                  </pic:nvPicPr>
+                  <pic:blipFill>
+                    <a:blip r:embed="rId39"/>
+                    <a:stretch>
+                      <a:fillRect/>
+                    </a:stretch>
+                  </pic:blipFill>
+                  <pic:spPr>
+                    <a:xfrm>
+                      <a:off x="0" y="0"/>
+                      <a:ext cx="4140965" cy="2398514"/>
+                    </a:xfrm>
+                    <a:prstGeom prst="rect">
+                      <a:avLst/>
+                    </a:prstGeom>
+                  </pic:spPr>
+                </pic:pic>
+              </a:graphicData>
+            </a:graphic>
+          </wp:inline>
+        </w:drawing>
+      </w:r>
+    </w:p>
+    <w:p>
+      <w:pPr>
+        <w:spacing w:line="480" w:lineRule="auto"/>
+      </w:pPr>
+      <w:r>
+        <w:t>Nos arrojara una alerta en consola:</w:t>
+      </w:r>
+    </w:p>
+    <w:p>
+      <w:pPr>
+        <w:spacing w:line="480" w:lineRule="auto"/>
+      </w:pPr>
+      <w:r>
+        <w:lastRenderedPageBreak/>
+        <w:drawing>
+          <wp:inline distT="0" distB="0" distL="0" distR="0" wp14:anchorId="3B2C3141" wp14:editId="18EEE2EB">
+            <wp:extent cx="5612130" cy="419100"/>
+            <wp:effectExtent l="0" t="0" r="7620" b="0"/>
+            <wp:docPr id="127550139" name="Imagen 7"/>
+            <wp:cNvGraphicFramePr>
+              <a:graphicFrameLocks xmlns:a="http://schemas.openxmlformats.org/drawingml/2006/main" noChangeAspect="1"/>
+            </wp:cNvGraphicFramePr>
+            <a:graphic xmlns:a="http://schemas.openxmlformats.org/drawingml/2006/main">
+              <a:graphicData uri="http://schemas.openxmlformats.org/drawingml/2006/picture">
+                <pic:pic xmlns:pic="http://schemas.openxmlformats.org/drawingml/2006/picture">
+                  <pic:nvPicPr>
+                    <pic:cNvPr id="127550139" name=""/>
+                    <pic:cNvPicPr/>
+                  </pic:nvPicPr>
+                  <pic:blipFill>
+                    <a:blip r:embed="rId40"/>
+                    <a:stretch>
+                      <a:fillRect/>
+                    </a:stretch>
+                  </pic:blipFill>
+                  <pic:spPr>
+                    <a:xfrm>
+                      <a:off x="0" y="0"/>
+                      <a:ext cx="5612130" cy="419100"/>
+                    </a:xfrm>
+                    <a:prstGeom prst="rect">
+                      <a:avLst/>
+                    </a:prstGeom>
+                  </pic:spPr>
+                </pic:pic>
+              </a:graphicData>
+            </a:graphic>
+          </wp:inline>
+        </w:drawing>
+      </w:r>
+    </w:p>
+    <w:p>
+      <w:pPr>
+        <w:pStyle w:val="Ttulo1"/>
+        <w:numPr>
+          <w:ilvl w:val="1"/>
+          <w:numId w:val="10"/>
+        </w:numPr>
+      </w:pPr>
+      <w:r>
+        <w:t>Diagrama UML</w:t>
+      </w:r>
+    </w:p>
+    <w:p>
+      <w:pPr>
+        <w:spacing w:line="480" w:lineRule="auto"/>
+      </w:pPr>
+      <w:r>
+        <w:rPr>
+          <w:noProof/>
+        </w:rPr>
+        <w:drawing>
+          <wp:inline distT="0" distB="0" distL="0" distR="0">
+            <wp:extent cx="5612130" cy="2706370"/>
+            <wp:effectExtent l="0" t="0" r="7620" b="0"/>
+            <wp:docPr id="192432722" name="Imagen 8" descr="PlantUML Diagram"/>
+            <wp:cNvGraphicFramePr>
+              <a:graphicFrameLocks xmlns:a="http://schemas.openxmlformats.org/drawingml/2006/main" noChangeAspect="1"/>
+            </wp:cNvGraphicFramePr>
+            <a:graphic xmlns:a="http://schemas.openxmlformats.org/drawingml/2006/main">
+              <a:graphicData uri="http://schemas.openxmlformats.org/drawingml/2006/picture">
+                <pic:pic xmlns:pic="http://schemas.openxmlformats.org/drawingml/2006/picture">
+                  <pic:nvPicPr>
+                    <pic:cNvPr id="0" name="Picture 1" descr="PlantUML Diagram"/>
+                    <pic:cNvPicPr>
+                      <a:picLocks noChangeAspect="1" noChangeArrowheads="1"/>
+                    </pic:cNvPicPr>
+                  </pic:nvPicPr>
+                  <pic:blipFill>
+                    <a:blip r:embed="rId41">
+                      <a:extLst>
+                        <a:ext uri="{28A0092B-C50C-407E-A947-70E740481C1C}">
+                          <a14:useLocalDpi xmlns:a14="http://schemas.microsoft.com/office/drawing/2010/main" val="0"/>
+                        </a:ext>
+                      </a:extLst>
+                    </a:blip>
+                    <a:srcRect/>
+                    <a:stretch>
+                      <a:fillRect/>
+                    </a:stretch>
+                  </pic:blipFill>
+                  <pic:spPr bwMode="auto">
+                    <a:xfrm>
+                      <a:off x="0" y="0"/>
+                      <a:ext cx="5612130" cy="2706370"/>
+                    </a:xfrm>
+                    <a:prstGeom prst="rect">
+                      <a:avLst/>
+                    </a:prstGeom>
+                    <a:noFill/>
+                    <a:ln>
+                      <a:noFill/>
+                    </a:ln>
+                  </pic:spPr>
+                </pic:pic>
+              </a:graphicData>
+            </a:graphic>
+          </wp:inline>
+        </w:drawing>
+      </w:r>
+    </w:p>
+    <w:p>
+      <w:pPr>
+        <w:spacing w:line="480" w:lineRule="auto"/>
+        <w:ind w:left="708"/>
+        <w:jc w:val="both"/>
+      </w:pPr>
+      <w:r>
+        <w:t>E</w:t>
+      </w:r>
+      <w:r>
+        <w:t xml:space="preserve">l </w:t>
+      </w:r>
+      <w:r>
+        <w:t xml:space="preserve">diagrama </w:t>
+      </w:r>
+      <w:r>
+        <w:t xml:space="preserve">UML </w:t>
+      </w:r>
+      <w:r>
+        <w:t xml:space="preserve">muestra que </w:t>
+      </w:r>
+      <w:proofErr w:type="spellStart"/>
+      <w:r>
+        <w:rPr>
+          <w:b/>
+          <w:bCs/>
+        </w:rPr>
+        <w:t>AlertMessage</w:t>
+      </w:r>
+      <w:proofErr w:type="spellEnd"/>
+      <w:r>
+        <w:t xml:space="preserve"> es la parte que define qué alerta se va a enviar, mientras que </w:t>
+      </w:r>
+      <w:proofErr w:type="spellStart"/>
+      <w:r>
+        <w:rPr>
+          <w:b/>
+          <w:bCs/>
+        </w:rPr>
+        <w:t>AlertChannel</w:t>
+      </w:r>
+      <w:proofErr w:type="spellEnd"/>
+      <w:r>
+        <w:t xml:space="preserve"> define por dónde se envía.</w:t>
+      </w:r>
+      <w:r>
+        <w:br/>
+        <w:t xml:space="preserve">Las clases </w:t>
+      </w:r>
+      <w:proofErr w:type="spellStart"/>
+      <w:r>
+        <w:rPr>
+          <w:b/>
+          <w:bCs/>
+        </w:rPr>
+        <w:t>ClinicalAlertMessage</w:t>
+      </w:r>
+      <w:proofErr w:type="spellEnd"/>
+      <w:r>
+        <w:t xml:space="preserve"> e </w:t>
+      </w:r>
+      <w:proofErr w:type="spellStart"/>
+      <w:r>
+        <w:rPr>
+          <w:b/>
+          <w:bCs/>
+        </w:rPr>
+        <w:t>IoTAlertMessage</w:t>
+      </w:r>
+      <w:proofErr w:type="spellEnd"/>
+      <w:r>
+        <w:t xml:space="preserve"> representan tipos de alertas, y </w:t>
+      </w:r>
+      <w:proofErr w:type="spellStart"/>
+      <w:r>
+        <w:rPr>
+          <w:b/>
+          <w:bCs/>
+        </w:rPr>
+        <w:t>ConsoleAlertChannel</w:t>
+      </w:r>
+      <w:proofErr w:type="spellEnd"/>
+      <w:r>
+        <w:t xml:space="preserve"> y </w:t>
+      </w:r>
+      <w:proofErr w:type="spellStart"/>
+      <w:r>
+        <w:rPr>
+          <w:b/>
+          <w:bCs/>
+        </w:rPr>
+        <w:t>EmailAlertChannel</w:t>
+      </w:r>
+      <w:proofErr w:type="spellEnd"/>
+      <w:r>
+        <w:t xml:space="preserve"> representan los medios de envío.</w:t>
+      </w:r>
+    </w:p>
+    <w:p>
+      <w:pPr>
+        <w:spacing w:line="480" w:lineRule="auto"/>
+        <w:ind w:left="708"/>
+        <w:jc w:val="both"/>
+      </w:pPr>
+      <w:r>
+        <w:t xml:space="preserve">La idea del </w:t>
+      </w:r>
+      <w:r>
+        <w:rPr>
+          <w:b/>
+          <w:bCs/>
+        </w:rPr>
+        <w:t>Bridge</w:t>
+      </w:r>
+      <w:r>
+        <w:t xml:space="preserve"> es que ambos lados se pueden cambiar de forma independiente.</w:t>
+      </w:r>
+    </w:p>
+    <w:p>
+      <w:pPr>
+        <w:spacing w:line="480" w:lineRule="auto"/>
+        <w:ind w:left="708"/>
+        <w:jc w:val="both"/>
+      </w:pPr>
+    </w:p>
+    <w:p>
+      <w:pPr>
+        <w:spacing w:line="480" w:lineRule="auto"/>
+        <w:ind w:left="708"/>
+        <w:jc w:val="both"/>
+      </w:pPr>
+    </w:p>
+    <w:p>
+      <w:pPr>
+        <w:spacing w:line="480" w:lineRule="auto"/>
+        <w:ind w:left="708"/>
+        <w:jc w:val="both"/>
+      </w:pPr>
+    </w:p>
+    <w:p>
+      <w:pPr>
+        <w:spacing w:line="480" w:lineRule="auto"/>
+        <w:ind w:left="708"/>
+        <w:jc w:val="both"/>
+      </w:pPr>
+    </w:p>
+    <w:p>
+      <w:pPr>
+        <w:pStyle w:val="Ttulo1"/>
+        <w:numPr>
+          <w:ilvl w:val="0"/>
+          <w:numId w:val="10"/>
+        </w:numPr>
+        <w:spacing w:line="480" w:lineRule="auto"/>
+      </w:pPr>
+      <w:r>
+        <w:lastRenderedPageBreak/>
+        <w:t xml:space="preserve">Patrón </w:t>
+      </w:r>
+      <w:proofErr w:type="spellStart"/>
+      <w:r>
+        <w:t>Decorator</w:t>
+      </w:r>
+      <w:proofErr w:type="spellEnd"/>
+    </w:p>
+    <w:p>
+      <w:pPr>
+        <w:pStyle w:val="Ttulo1"/>
+        <w:numPr>
+          <w:ilvl w:val="1"/>
+          <w:numId w:val="10"/>
+        </w:numPr>
+        <w:spacing w:line="480" w:lineRule="auto"/>
+      </w:pPr>
+      <w:r>
+        <w:t xml:space="preserve">Análisis para la aplicación del </w:t>
+      </w:r>
+      <w:proofErr w:type="spellStart"/>
+      <w:r>
+        <w:t>Decorator</w:t>
+      </w:r>
+      <w:proofErr w:type="spellEnd"/>
+    </w:p>
+    <w:p>
+      <w:pPr>
+        <w:spacing w:line="480" w:lineRule="auto"/>
+      </w:pPr>
+      <w:r>
+        <w:rPr>
+          <w:rFonts w:cs="Arial"/>
+          <w:b/>
+          <w:bCs/>
+        </w:rPr>
+        <w:t xml:space="preserve">Objetivo del patrón: </w:t>
+      </w:r>
+      <w:r>
+        <w:t>Permitir agregar nuevas funciones a un objeto sin modificar su código original.</w:t>
+      </w:r>
+    </w:p>
+    <w:p>
+      <w:pPr>
+        <w:pStyle w:val="NormalWeb"/>
+        <w:spacing w:line="480" w:lineRule="auto"/>
+        <w:jc w:val="both"/>
+        <w:rPr>
+          <w:rFonts w:cs="Arial"/>
+        </w:rPr>
+      </w:pPr>
+      <w:r>
+        <w:rPr>
+          <w:rFonts w:cs="Arial"/>
+          <w:b/>
+          <w:bCs/>
+        </w:rPr>
+        <w:t>Motivación en el proyecto:</w:t>
+      </w:r>
+      <w:r>
+        <w:rPr>
+          <w:rFonts w:cs="Arial"/>
+        </w:rPr>
+        <w:t xml:space="preserve"> </w:t>
+      </w:r>
+      <w:r>
+        <w:rPr>
+          <w:rFonts w:cs="Arial"/>
+        </w:rPr>
+        <w:t>En tu sistema ya existe una forma de notificar alertas. Pero a veces quieres que esa notificación tenga información adicional, por ejemplo:</w:t>
+      </w:r>
+    </w:p>
+    <w:p>
+      <w:pPr>
+        <w:numPr>
+          <w:ilvl w:val="0"/>
+          <w:numId w:val="15"/>
+        </w:numPr>
+        <w:spacing w:before="100" w:beforeAutospacing="1" w:after="100" w:afterAutospacing="1" w:line="480" w:lineRule="auto"/>
+        <w:jc w:val="both"/>
+        <w:rPr>
+          <w:rFonts w:cs="Arial"/>
+        </w:rPr>
+      </w:pPr>
+      <w:r>
+        <w:rPr>
+          <w:rFonts w:cs="Arial"/>
+        </w:rPr>
+        <w:t>L</w:t>
+      </w:r>
+      <w:r>
+        <w:rPr>
+          <w:rFonts w:cs="Arial"/>
+        </w:rPr>
+        <w:t xml:space="preserve">a severidad </w:t>
+      </w:r>
+    </w:p>
+    <w:p>
+      <w:pPr>
+        <w:numPr>
+          <w:ilvl w:val="0"/>
+          <w:numId w:val="15"/>
+        </w:numPr>
+        <w:spacing w:before="100" w:beforeAutospacing="1" w:after="100" w:afterAutospacing="1" w:line="480" w:lineRule="auto"/>
+        <w:jc w:val="both"/>
+        <w:rPr>
+          <w:rFonts w:cs="Arial"/>
+        </w:rPr>
+      </w:pPr>
+      <w:r>
+        <w:rPr>
+          <w:rFonts w:cs="Arial"/>
+        </w:rPr>
+        <w:t>L</w:t>
+      </w:r>
+      <w:r>
+        <w:rPr>
+          <w:rFonts w:cs="Arial"/>
+        </w:rPr>
+        <w:t xml:space="preserve">a hora en que se generó </w:t>
+      </w:r>
+    </w:p>
+    <w:p>
+      <w:pPr>
+        <w:numPr>
+          <w:ilvl w:val="0"/>
+          <w:numId w:val="15"/>
+        </w:numPr>
+        <w:spacing w:before="100" w:beforeAutospacing="1" w:after="100" w:afterAutospacing="1" w:line="480" w:lineRule="auto"/>
+        <w:jc w:val="both"/>
+        <w:rPr>
+          <w:rFonts w:cs="Arial"/>
+        </w:rPr>
+      </w:pPr>
+      <w:r>
+        <w:rPr>
+          <w:rFonts w:cs="Arial"/>
+        </w:rPr>
+        <w:t>D</w:t>
+      </w:r>
+      <w:r>
+        <w:rPr>
+          <w:rFonts w:cs="Arial"/>
+        </w:rPr>
+        <w:t xml:space="preserve">atos extra del contexto </w:t>
+      </w:r>
+    </w:p>
+    <w:p>
+      <w:pPr>
+        <w:spacing w:before="100" w:beforeAutospacing="1" w:after="100" w:afterAutospacing="1" w:line="480" w:lineRule="auto"/>
+        <w:ind w:firstLine="708"/>
+        <w:jc w:val="both"/>
+        <w:rPr>
+          <w:rFonts w:cs="Arial"/>
+        </w:rPr>
+      </w:pPr>
+      <w:r>
+        <w:rPr>
+          <w:rFonts w:cs="Arial"/>
+        </w:rPr>
+        <w:t xml:space="preserve">Con </w:t>
+      </w:r>
+      <w:proofErr w:type="spellStart"/>
+      <w:r>
+        <w:rPr>
+          <w:rFonts w:cs="Arial"/>
+          <w:b/>
+          <w:bCs/>
+        </w:rPr>
+        <w:t>Decorator</w:t>
+      </w:r>
+      <w:proofErr w:type="spellEnd"/>
+      <w:r>
+        <w:rPr>
+          <w:rFonts w:cs="Arial"/>
+        </w:rPr>
+        <w:t>, en lugar de cambiar la clase base, le agregas esas funciones por encima.</w:t>
+      </w:r>
+      <w:r>
+        <w:rPr>
+          <w:rFonts w:cs="Arial"/>
+        </w:rPr>
+        <w:t xml:space="preserve"> </w:t>
+      </w:r>
+      <w:r>
+        <w:rPr>
+          <w:rFonts w:cs="Arial"/>
+        </w:rPr>
+        <w:t>Eso hace que el sistema sea más flexible y fácil de mantener.</w:t>
+      </w:r>
+    </w:p>
+    <w:p>
+      <w:pPr>
+        <w:pStyle w:val="Ttulo1"/>
+        <w:numPr>
+          <w:ilvl w:val="1"/>
+          <w:numId w:val="10"/>
+        </w:numPr>
+      </w:pPr>
+      <w:r>
+        <w:t xml:space="preserve">Aplicación del patrón </w:t>
+      </w:r>
+      <w:proofErr w:type="spellStart"/>
+      <w:r>
+        <w:t>Decorator</w:t>
+      </w:r>
+      <w:proofErr w:type="spellEnd"/>
+    </w:p>
+    <w:p>
+      <w:pPr>
+        <w:pStyle w:val="Ttulo1"/>
+        <w:numPr>
+          <w:ilvl w:val="0"/>
+          <w:numId w:val="0"/>
+        </w:numPr>
+        <w:ind w:left="360"/>
+        <w:rPr>
+          <w:b w:val="0"/>
+          <w:bCs w:val="0"/>
+        </w:rPr>
+      </w:pPr>
+      <w:r>
+        <w:rPr>
+          <w:rFonts w:cs="Arial"/>
+        </w:rPr>
+        <w:t xml:space="preserve">Clase </w:t>
+      </w:r>
+      <w:proofErr w:type="spellStart"/>
+      <w:r>
+        <w:rPr>
+          <w:rFonts w:cs="Arial"/>
+        </w:rPr>
+        <w:t>ConsoleAlertNotifier</w:t>
+      </w:r>
+      <w:proofErr w:type="spellEnd"/>
+      <w:r>
+        <w:rPr>
+          <w:rFonts w:cs="Arial"/>
+        </w:rPr>
+        <w:t xml:space="preserve"> </w:t>
+      </w:r>
+      <w:r>
+        <w:rPr>
+          <w:b w:val="0"/>
+          <w:bCs w:val="0"/>
+        </w:rPr>
+        <w:t>muestra la alerta en consola.</w:t>
+      </w:r>
+    </w:p>
+    <w:p>
+      <w:pPr>
+        <w:pStyle w:val="Ttulo1"/>
+        <w:numPr>
+          <w:ilvl w:val="0"/>
+          <w:numId w:val="0"/>
+        </w:numPr>
+        <w:ind w:left="360"/>
+      </w:pPr>
+      <w:r>
+        <w:rPr>
+          <w:rFonts w:cs="Arial"/>
+        </w:rPr>
+        <w:drawing>
+          <wp:inline distT="0" distB="0" distL="0" distR="0" wp14:anchorId="118DF10F" wp14:editId="0D658B2B">
+            <wp:extent cx="5612130" cy="2392680"/>
+            <wp:effectExtent l="0" t="0" r="7620" b="7620"/>
+            <wp:docPr id="238244691" name="Imagen 9"/>
+            <wp:cNvGraphicFramePr>
+              <a:graphicFrameLocks xmlns:a="http://schemas.openxmlformats.org/drawingml/2006/main" noChangeAspect="1"/>
+            </wp:cNvGraphicFramePr>
+            <a:graphic xmlns:a="http://schemas.openxmlformats.org/drawingml/2006/main">
+              <a:graphicData uri="http://schemas.openxmlformats.org/drawingml/2006/picture">
+                <pic:pic xmlns:pic="http://schemas.openxmlformats.org/drawingml/2006/picture">
+                  <pic:nvPicPr>
+                    <pic:cNvPr id="1116251395" name=""/>
+                    <pic:cNvPicPr/>
+                  </pic:nvPicPr>
+                  <pic:blipFill>
+                    <a:blip r:embed="rId35"/>
+                    <a:stretch>
+                      <a:fillRect/>
+                    </a:stretch>
+                  </pic:blipFill>
+                  <pic:spPr>
+                    <a:xfrm>
+                      <a:off x="0" y="0"/>
+                      <a:ext cx="5612130" cy="2392680"/>
+                    </a:xfrm>
+                    <a:prstGeom prst="rect">
+                      <a:avLst/>
+                    </a:prstGeom>
+                  </pic:spPr>
+                </pic:pic>
+              </a:graphicData>
+            </a:graphic>
+          </wp:inline>
+        </w:drawing>
+      </w:r>
+    </w:p>
+    <w:p>
+      <w:pPr>
+        <w:pStyle w:val="Ttulo1"/>
+        <w:numPr>
+          <w:ilvl w:val="0"/>
+          <w:numId w:val="0"/>
+        </w:numPr>
+        <w:ind w:left="360"/>
+      </w:pPr>
+      <w:r>
+        <w:lastRenderedPageBreak/>
+        <w:t xml:space="preserve">Clase </w:t>
+      </w:r>
+      <w:proofErr w:type="spellStart"/>
+      <w:r>
+        <w:t>TimestampAlertNotifierDecorator</w:t>
+      </w:r>
+      <w:proofErr w:type="spellEnd"/>
+    </w:p>
+    <w:p>
+      <w:pPr>
+        <w:pStyle w:val="Ttulo1"/>
+        <w:numPr>
+          <w:ilvl w:val="0"/>
+          <w:numId w:val="0"/>
+        </w:numPr>
+        <w:ind w:left="360"/>
+      </w:pPr>
+      <w:r>
+        <w:drawing>
+          <wp:inline distT="0" distB="0" distL="0" distR="0" wp14:anchorId="371734A4" wp14:editId="6E9098CA">
+            <wp:extent cx="5612130" cy="3219450"/>
+            <wp:effectExtent l="0" t="0" r="7620" b="0"/>
+            <wp:docPr id="800817956" name="Imagen 10"/>
+            <wp:cNvGraphicFramePr>
+              <a:graphicFrameLocks xmlns:a="http://schemas.openxmlformats.org/drawingml/2006/main" noChangeAspect="1"/>
+            </wp:cNvGraphicFramePr>
+            <a:graphic xmlns:a="http://schemas.openxmlformats.org/drawingml/2006/main">
+              <a:graphicData uri="http://schemas.openxmlformats.org/drawingml/2006/picture">
+                <pic:pic xmlns:pic="http://schemas.openxmlformats.org/drawingml/2006/picture">
+                  <pic:nvPicPr>
+                    <pic:cNvPr id="800817956" name=""/>
+                    <pic:cNvPicPr/>
+                  </pic:nvPicPr>
+                  <pic:blipFill>
+                    <a:blip r:embed="rId42"/>
+                    <a:stretch>
+                      <a:fillRect/>
+                    </a:stretch>
+                  </pic:blipFill>
+                  <pic:spPr>
+                    <a:xfrm>
+                      <a:off x="0" y="0"/>
+                      <a:ext cx="5612130" cy="3219450"/>
+                    </a:xfrm>
+                    <a:prstGeom prst="rect">
+                      <a:avLst/>
+                    </a:prstGeom>
+                  </pic:spPr>
+                </pic:pic>
+              </a:graphicData>
+            </a:graphic>
+          </wp:inline>
+        </w:drawing>
+      </w:r>
+    </w:p>
+    <w:p>
+      <w:pPr>
+        <w:pStyle w:val="Ttulo1"/>
+        <w:numPr>
+          <w:ilvl w:val="0"/>
+          <w:numId w:val="0"/>
+        </w:numPr>
+        <w:ind w:left="360"/>
+      </w:pPr>
+      <w:r>
+        <w:t xml:space="preserve">Clase </w:t>
+      </w:r>
+      <w:proofErr w:type="spellStart"/>
+      <w:r>
+        <w:t>SeverityAlertNotifierDecorator</w:t>
+      </w:r>
+      <w:proofErr w:type="spellEnd"/>
+    </w:p>
+    <w:p>
+      <w:pPr>
+        <w:pStyle w:val="Ttulo1"/>
+        <w:numPr>
+          <w:ilvl w:val="0"/>
+          <w:numId w:val="0"/>
+        </w:numPr>
+        <w:ind w:left="360"/>
+      </w:pPr>
+      <w:r>
+        <w:drawing>
+          <wp:inline distT="0" distB="0" distL="0" distR="0" wp14:anchorId="5A231CC7" wp14:editId="52533B57">
+            <wp:extent cx="5612130" cy="2943225"/>
+            <wp:effectExtent l="0" t="0" r="7620" b="9525"/>
+            <wp:docPr id="265480732" name="Imagen 11"/>
+            <wp:cNvGraphicFramePr>
+              <a:graphicFrameLocks xmlns:a="http://schemas.openxmlformats.org/drawingml/2006/main" noChangeAspect="1"/>
+            </wp:cNvGraphicFramePr>
+            <a:graphic xmlns:a="http://schemas.openxmlformats.org/drawingml/2006/main">
+              <a:graphicData uri="http://schemas.openxmlformats.org/drawingml/2006/picture">
+                <pic:pic xmlns:pic="http://schemas.openxmlformats.org/drawingml/2006/picture">
+                  <pic:nvPicPr>
+                    <pic:cNvPr id="265480732" name=""/>
+                    <pic:cNvPicPr/>
+                  </pic:nvPicPr>
+                  <pic:blipFill>
+                    <a:blip r:embed="rId43"/>
+                    <a:stretch>
+                      <a:fillRect/>
+                    </a:stretch>
+                  </pic:blipFill>
+                  <pic:spPr>
+                    <a:xfrm>
+                      <a:off x="0" y="0"/>
+                      <a:ext cx="5612130" cy="2943225"/>
+                    </a:xfrm>
+                    <a:prstGeom prst="rect">
+                      <a:avLst/>
+                    </a:prstGeom>
+                  </pic:spPr>
+                </pic:pic>
+              </a:graphicData>
+            </a:graphic>
+          </wp:inline>
+        </w:drawing>
+      </w:r>
+    </w:p>
+    <w:p>
+      <w:pPr>
+        <w:pStyle w:val="NormalWeb"/>
+        <w:spacing w:line="480" w:lineRule="auto"/>
+        <w:jc w:val="both"/>
+        <w:rPr>
+          <w:rFonts w:cs="Arial"/>
+        </w:rPr>
+      </w:pPr>
+      <w:r>
+        <w:rPr>
+          <w:rFonts w:cs="Arial"/>
+        </w:rPr>
+        <w:t>L</w:t>
+      </w:r>
+      <w:r>
+        <w:rPr>
+          <w:rFonts w:cs="Arial"/>
+        </w:rPr>
+        <w:t xml:space="preserve">os cuales </w:t>
+      </w:r>
+      <w:r>
+        <w:rPr>
+          <w:rFonts w:cs="Arial"/>
+        </w:rPr>
+        <w:t xml:space="preserve">son decoradores que </w:t>
+      </w:r>
+      <w:r>
+        <w:rPr>
+          <w:rFonts w:cs="Arial"/>
+        </w:rPr>
+        <w:t>envuelven al notificador original y agregan datos extra como la hora de notificación y la severidad de la alerta.</w:t>
+      </w:r>
+      <w:r>
+        <w:rPr>
+          <w:rFonts w:cs="Arial"/>
+        </w:rPr>
+        <w:t xml:space="preserve"> </w:t>
+      </w:r>
+      <w:r>
+        <w:rPr>
+          <w:rFonts w:cs="Arial"/>
+        </w:rPr>
+        <w:t xml:space="preserve">De esta forma, </w:t>
+      </w:r>
+      <w:r>
+        <w:rPr>
+          <w:rFonts w:cs="Arial"/>
+        </w:rPr>
+        <w:lastRenderedPageBreak/>
+        <w:t xml:space="preserve">el sistema puede extender el comportamiento de las alertas sin modificar el código existente, cumpliendo el objetivo del patrón </w:t>
+      </w:r>
+      <w:proofErr w:type="spellStart"/>
+      <w:r>
+        <w:rPr>
+          <w:rFonts w:cs="Arial"/>
+          <w:b/>
+          <w:bCs/>
+        </w:rPr>
+        <w:t>Decorator</w:t>
+      </w:r>
+      <w:proofErr w:type="spellEnd"/>
+      <w:r>
+        <w:rPr>
+          <w:rFonts w:cs="Arial"/>
+        </w:rPr>
+        <w:t>.</w:t>
+      </w:r>
+    </w:p>
+    <w:p>
+      <w:pPr>
+        <w:pStyle w:val="NormalWeb"/>
+        <w:spacing w:line="480" w:lineRule="auto"/>
+        <w:jc w:val="both"/>
+        <w:rPr>
+          <w:rFonts w:cs="Arial"/>
+        </w:rPr>
+      </w:pPr>
+      <w:r>
+        <w:t xml:space="preserve">El </w:t>
+      </w:r>
+      <w:proofErr w:type="spellStart"/>
+      <w:r>
+        <w:rPr>
+          <w:b/>
+          <w:bCs/>
+        </w:rPr>
+        <w:t>Decorator</w:t>
+      </w:r>
+      <w:proofErr w:type="spellEnd"/>
+      <w:r>
+        <w:t xml:space="preserve"> lo usé para agregar información extra a la notificación sin modificar la clase base. Primero se envía la alerta normal y luego los decoradores le agregan cosas como la hora y la severidad. Así puedo extender el comportamiento sin cambiar el código original.</w:t>
+      </w:r>
+    </w:p>
+    <w:p>
+      <w:pPr>
+        <w:pStyle w:val="Ttulo1"/>
+        <w:numPr>
+          <w:ilvl w:val="1"/>
+          <w:numId w:val="10"/>
+        </w:numPr>
+      </w:pPr>
+      <w:r>
+        <w:t>Pruebas de funcionalidad</w:t>
+      </w:r>
+    </w:p>
+    <w:p>
+      <w:pPr>
+        <w:spacing w:line="480" w:lineRule="auto"/>
+      </w:pPr>
+      <w:r>
+        <w:t>Creamos una prescripción para que se genere la alerta</w:t>
+      </w:r>
+    </w:p>
+    <w:p>
+      <w:pPr>
+        <w:spacing w:line="480" w:lineRule="auto"/>
+      </w:pPr>
+      <w:r>
+        <w:drawing>
+          <wp:inline distT="0" distB="0" distL="0" distR="0" wp14:anchorId="600A8966" wp14:editId="66B4AD29">
+            <wp:extent cx="3906047" cy="2446020"/>
+            <wp:effectExtent l="0" t="0" r="0" b="0"/>
+            <wp:docPr id="1774811520" name="Imagen 12"/>
+            <wp:cNvGraphicFramePr>
+              <a:graphicFrameLocks xmlns:a="http://schemas.openxmlformats.org/drawingml/2006/main" noChangeAspect="1"/>
+            </wp:cNvGraphicFramePr>
+            <a:graphic xmlns:a="http://schemas.openxmlformats.org/drawingml/2006/main">
+              <a:graphicData uri="http://schemas.openxmlformats.org/drawingml/2006/picture">
+                <pic:pic xmlns:pic="http://schemas.openxmlformats.org/drawingml/2006/picture">
+                  <pic:nvPicPr>
+                    <pic:cNvPr id="1774811520" name=""/>
+                    <pic:cNvPicPr/>
+                  </pic:nvPicPr>
+                  <pic:blipFill>
+                    <a:blip r:embed="rId44"/>
+                    <a:stretch>
+                      <a:fillRect/>
+                    </a:stretch>
+                  </pic:blipFill>
+                  <pic:spPr>
+                    <a:xfrm>
+                      <a:off x="0" y="0"/>
+                      <a:ext cx="3909225" cy="2448010"/>
+                    </a:xfrm>
+                    <a:prstGeom prst="rect">
+                      <a:avLst/>
+                    </a:prstGeom>
+                  </pic:spPr>
+                </pic:pic>
+              </a:graphicData>
+            </a:graphic>
+          </wp:inline>
+        </w:drawing>
+      </w:r>
+    </w:p>
+    <w:p>
+      <w:pPr>
+        <w:spacing w:line="480" w:lineRule="auto"/>
+      </w:pPr>
+      <w:r>
+        <w:t xml:space="preserve">En consola </w:t>
+      </w:r>
+      <w:r>
+        <w:t>aparecerá lo siguiente en consola:</w:t>
+      </w:r>
+    </w:p>
+    <w:p>
+      <w:pPr>
+        <w:spacing w:line="480" w:lineRule="auto"/>
+      </w:pPr>
+      <w:r>
+        <w:drawing>
+          <wp:inline distT="0" distB="0" distL="0" distR="0" wp14:anchorId="74B2C2D8" wp14:editId="542FB53A">
+            <wp:extent cx="5612130" cy="648335"/>
+            <wp:effectExtent l="0" t="0" r="7620" b="0"/>
+            <wp:docPr id="326094242" name="Imagen 13"/>
+            <wp:cNvGraphicFramePr>
+              <a:graphicFrameLocks xmlns:a="http://schemas.openxmlformats.org/drawingml/2006/main" noChangeAspect="1"/>
+            </wp:cNvGraphicFramePr>
+            <a:graphic xmlns:a="http://schemas.openxmlformats.org/drawingml/2006/main">
+              <a:graphicData uri="http://schemas.openxmlformats.org/drawingml/2006/picture">
+                <pic:pic xmlns:pic="http://schemas.openxmlformats.org/drawingml/2006/picture">
+                  <pic:nvPicPr>
+                    <pic:cNvPr id="326094242" name=""/>
+                    <pic:cNvPicPr/>
+                  </pic:nvPicPr>
+                  <pic:blipFill>
+                    <a:blip r:embed="rId45"/>
+                    <a:stretch>
+                      <a:fillRect/>
+                    </a:stretch>
+                  </pic:blipFill>
+                  <pic:spPr>
+                    <a:xfrm>
+                      <a:off x="0" y="0"/>
+                      <a:ext cx="5612130" cy="648335"/>
+                    </a:xfrm>
+                    <a:prstGeom prst="rect">
+                      <a:avLst/>
+                    </a:prstGeom>
+                  </pic:spPr>
+                </pic:pic>
+              </a:graphicData>
+            </a:graphic>
+          </wp:inline>
+        </w:drawing>
+      </w:r>
+    </w:p>
+    <w:p>
+      <w:pPr>
+        <w:spacing w:line="480" w:lineRule="auto"/>
+        <w:ind w:left="708"/>
+        <w:jc w:val="both"/>
+      </w:pPr>
+      <w:r>
+        <w:t xml:space="preserve">Eso demuestra que el </w:t>
+      </w:r>
+      <w:proofErr w:type="spellStart"/>
+      <w:r>
+        <w:t>Decorator</w:t>
+      </w:r>
+      <w:proofErr w:type="spellEnd"/>
+      <w:r>
+        <w:t xml:space="preserve"> está funcionando porque la notificación base ahora tiene comportamiento adicional.</w:t>
+      </w:r>
+    </w:p>
+    <w:p>
+      <w:pPr>
+        <w:pStyle w:val="NormalWeb"/>
+        <w:spacing w:line="480" w:lineRule="auto"/>
+        <w:jc w:val="both"/>
+        <w:rPr>
+          <w:rFonts w:cs="Arial"/>
+        </w:rPr>
+      </w:pPr>
+    </w:p>
+    <w:p>
+      <w:pPr>
+        <w:pStyle w:val="Ttulo1"/>
+        <w:numPr>
+          <w:ilvl w:val="1"/>
+          <w:numId w:val="10"/>
+        </w:numPr>
+      </w:pPr>
+      <w:r>
+        <w:lastRenderedPageBreak/>
+        <w:t>Diagrama UML</w:t>
+      </w:r>
+    </w:p>
+    <w:p>
+      <w:pPr>
+        <w:pStyle w:val="Ttulo1"/>
+        <w:numPr>
+          <w:ilvl w:val="0"/>
+          <w:numId w:val="0"/>
+        </w:numPr>
+        <w:spacing w:line="480" w:lineRule="auto"/>
+      </w:pPr>
+      <w:r>
+        <w:rPr>
+          <w:noProof/>
+        </w:rPr>
+        <w:drawing>
+          <wp:inline distT="0" distB="0" distL="0" distR="0">
+            <wp:extent cx="4906379" cy="2628900"/>
+            <wp:effectExtent l="0" t="0" r="8890" b="0"/>
+            <wp:docPr id="1444722700" name="Imagen 14" descr="PlantUML Diagram"/>
+            <wp:cNvGraphicFramePr>
+              <a:graphicFrameLocks xmlns:a="http://schemas.openxmlformats.org/drawingml/2006/main" noChangeAspect="1"/>
+            </wp:cNvGraphicFramePr>
+            <a:graphic xmlns:a="http://schemas.openxmlformats.org/drawingml/2006/main">
+              <a:graphicData uri="http://schemas.openxmlformats.org/drawingml/2006/picture">
+                <pic:pic xmlns:pic="http://schemas.openxmlformats.org/drawingml/2006/picture">
+                  <pic:nvPicPr>
+                    <pic:cNvPr id="0" name="Picture 3" descr="PlantUML Diagram"/>
+                    <pic:cNvPicPr>
+                      <a:picLocks noChangeAspect="1" noChangeArrowheads="1"/>
+                    </pic:cNvPicPr>
+                  </pic:nvPicPr>
+                  <pic:blipFill>
+                    <a:blip r:embed="rId46">
+                      <a:extLst>
+                        <a:ext uri="{28A0092B-C50C-407E-A947-70E740481C1C}">
+                          <a14:useLocalDpi xmlns:a14="http://schemas.microsoft.com/office/drawing/2010/main" val="0"/>
+                        </a:ext>
+                      </a:extLst>
+                    </a:blip>
+                    <a:srcRect/>
+                    <a:stretch>
+                      <a:fillRect/>
+                    </a:stretch>
+                  </pic:blipFill>
+                  <pic:spPr bwMode="auto">
+                    <a:xfrm>
+                      <a:off x="0" y="0"/>
+                      <a:ext cx="4909806" cy="2630736"/>
+                    </a:xfrm>
+                    <a:prstGeom prst="rect">
+                      <a:avLst/>
+                    </a:prstGeom>
+                    <a:noFill/>
+                    <a:ln>
+                      <a:noFill/>
+                    </a:ln>
+                  </pic:spPr>
+                </pic:pic>
+              </a:graphicData>
+            </a:graphic>
+          </wp:inline>
+        </w:drawing>
+      </w:r>
+    </w:p>
+    <w:p>
+      <w:pPr>
+        <w:spacing w:line="480" w:lineRule="auto"/>
+        <w:jc w:val="both"/>
+      </w:pPr>
+      <w:r>
+        <w:t xml:space="preserve">Este diagrama muestra que </w:t>
+      </w:r>
+      <w:proofErr w:type="spellStart"/>
+      <w:r>
+        <w:rPr>
+          <w:b/>
+          <w:bCs/>
+        </w:rPr>
+        <w:t>AlertNotifier</w:t>
+      </w:r>
+      <w:proofErr w:type="spellEnd"/>
+      <w:r>
+        <w:t xml:space="preserve"> es la interfaz principal.</w:t>
+      </w:r>
+      <w:r>
+        <w:br/>
+      </w:r>
+      <w:proofErr w:type="spellStart"/>
+      <w:r>
+        <w:rPr>
+          <w:b/>
+          <w:bCs/>
+        </w:rPr>
+        <w:t>ConsoleAlertNotifier</w:t>
+      </w:r>
+      <w:proofErr w:type="spellEnd"/>
+      <w:r>
+        <w:t xml:space="preserve"> es la notificación base.</w:t>
+      </w:r>
+    </w:p>
+    <w:p>
+      <w:pPr>
+        <w:spacing w:line="480" w:lineRule="auto"/>
+        <w:jc w:val="both"/>
+      </w:pPr>
+      <w:proofErr w:type="spellStart"/>
+      <w:r>
+        <w:rPr>
+          <w:b/>
+          <w:bCs/>
+        </w:rPr>
+        <w:t>AlertNotifierDecorator</w:t>
+      </w:r>
+      <w:proofErr w:type="spellEnd"/>
+      <w:r>
+        <w:t xml:space="preserve"> actúa como envoltorio y permite agregar comportamiento extra.</w:t>
+      </w:r>
+    </w:p>
+    <w:p>
+      <w:pPr>
+        <w:spacing w:line="480" w:lineRule="auto"/>
+        <w:jc w:val="both"/>
+      </w:pPr>
+      <w:proofErr w:type="spellStart"/>
+      <w:r>
+        <w:rPr>
+          <w:b/>
+          <w:bCs/>
+        </w:rPr>
+        <w:t>TimestampAlertNotifierDecorator</w:t>
+      </w:r>
+      <w:proofErr w:type="spellEnd"/>
+      <w:r>
+        <w:t xml:space="preserve"> y </w:t>
+      </w:r>
+      <w:proofErr w:type="spellStart"/>
+      <w:r>
+        <w:rPr>
+          <w:b/>
+          <w:bCs/>
+        </w:rPr>
+        <w:t>SeverityAlertNotifierDecorator</w:t>
+      </w:r>
+      <w:proofErr w:type="spellEnd"/>
+      <w:r>
+        <w:t xml:space="preserve"> son decoradores concretos que amplían la notificación sin cambiar la clase original.</w:t>
+      </w:r>
+    </w:p>
+    <w:p>
+      <w:pPr>
+        <w:spacing w:line="480" w:lineRule="auto"/>
+      </w:pPr>
+    </w:p>
+    <w:p>
+      <w:pPr>
+        <w:spacing w:line="480" w:lineRule="auto"/>
+      </w:pPr>
+    </w:p>
     <w:sectPr>
-      <w:footerReference w:type="default" r:id="rId34"/>
+      <w:footerReference w:type="default" r:id="rId47"/>
       <w:pgSz w:w="12240" w:h="15840"/>
       <w:pgMar w:top="1418" w:right="1701" w:bottom="1418" w:left="1701" w:header="709" w:footer="709" w:gutter="0"/>
       <w:pgNumType w:start="0"/>
@@ -33722,6 +35754,155 @@
     </w:lvl>
   </w:abstractNum>
   <w:abstractNum w:abstractNumId="1" w15:restartNumberingAfterBreak="0">
+    <w:nsid w:val="0DAC36C2"/>
+    <w:multiLevelType w:val="multilevel"/>
+    <w:tmpl w:val="DDD4D078"/>
+    <w:lvl w:ilvl="0">
+      <w:start w:val="1"/>
+      <w:numFmt w:val="bullet"/>
+      <w:lvlText w:val=""/>
+      <w:lvlJc w:val="left"/>
+      <w:pPr>
+        <w:tabs>
+          <w:tab w:val="num" w:pos="720"/>
+        </w:tabs>
+        <w:ind w:left="720" w:hanging="360"/>
+      </w:pPr>
+      <w:rPr>
+        <w:rFonts w:ascii="Symbol" w:hAnsi="Symbol" w:hint="default"/>
+        <w:sz w:val="20"/>
+      </w:rPr>
+    </w:lvl>
+    <w:lvl w:ilvl="1" w:tentative="1">
+      <w:start w:val="1"/>
+      <w:numFmt w:val="bullet"/>
+      <w:lvlText w:val="o"/>
+      <w:lvlJc w:val="left"/>
+      <w:pPr>
+        <w:tabs>
+          <w:tab w:val="num" w:pos="1440"/>
+        </w:tabs>
+        <w:ind w:left="1440" w:hanging="360"/>
+      </w:pPr>
+      <w:rPr>
+        <w:rFonts w:ascii="Courier New" w:hAnsi="Courier New" w:hint="default"/>
+        <w:sz w:val="20"/>
+      </w:rPr>
+    </w:lvl>
+    <w:lvl w:ilvl="2" w:tentative="1">
+      <w:start w:val="1"/>
+      <w:numFmt w:val="bullet"/>
+      <w:lvlText w:val=""/>
+      <w:lvlJc w:val="left"/>
+      <w:pPr>
+        <w:tabs>
+          <w:tab w:val="num" w:pos="2160"/>
+        </w:tabs>
+        <w:ind w:left="2160" w:hanging="360"/>
+      </w:pPr>
+      <w:rPr>
+        <w:rFonts w:ascii="Wingdings" w:hAnsi="Wingdings" w:hint="default"/>
+        <w:sz w:val="20"/>
+      </w:rPr>
+    </w:lvl>
+    <w:lvl w:ilvl="3" w:tentative="1">
+      <w:start w:val="1"/>
+      <w:numFmt w:val="bullet"/>
+      <w:lvlText w:val=""/>
+      <w:lvlJc w:val="left"/>
+      <w:pPr>
+        <w:tabs>
+          <w:tab w:val="num" w:pos="2880"/>
+        </w:tabs>
+        <w:ind w:left="2880" w:hanging="360"/>
+      </w:pPr>
+      <w:rPr>
+        <w:rFonts w:ascii="Wingdings" w:hAnsi="Wingdings" w:hint="default"/>
+        <w:sz w:val="20"/>
+      </w:rPr>
+    </w:lvl>
+    <w:lvl w:ilvl="4" w:tentative="1">
+      <w:start w:val="1"/>
+      <w:numFmt w:val="bullet"/>
+      <w:lvlText w:val=""/>
+      <w:lvlJc w:val="left"/>
+      <w:pPr>
+        <w:tabs>
+          <w:tab w:val="num" w:pos="3600"/>
+        </w:tabs>
+        <w:ind w:left="3600" w:hanging="360"/>
+      </w:pPr>
+      <w:rPr>
+        <w:rFonts w:ascii="Wingdings" w:hAnsi="Wingdings" w:hint="default"/>
+        <w:sz w:val="20"/>
+      </w:rPr>
+    </w:lvl>
+    <w:lvl w:ilvl="5" w:tentative="1">
+      <w:start w:val="1"/>
+      <w:numFmt w:val="bullet"/>
+      <w:lvlText w:val=""/>
+      <w:lvlJc w:val="left"/>
+      <w:pPr>
+        <w:tabs>
+          <w:tab w:val="num" w:pos="4320"/>
+        </w:tabs>
+        <w:ind w:left="4320" w:hanging="360"/>
+      </w:pPr>
+      <w:rPr>
+        <w:rFonts w:ascii="Wingdings" w:hAnsi="Wingdings" w:hint="default"/>
+        <w:sz w:val="20"/>
+      </w:rPr>
+    </w:lvl>
+    <w:lvl w:ilvl="6" w:tentative="1">
+      <w:start w:val="1"/>
+      <w:numFmt w:val="bullet"/>
+      <w:lvlText w:val=""/>
+      <w:lvlJc w:val="left"/>
+      <w:pPr>
+        <w:tabs>
+          <w:tab w:val="num" w:pos="5040"/>
+        </w:tabs>
+        <w:ind w:left="5040" w:hanging="360"/>
+      </w:pPr>
+      <w:rPr>
+        <w:rFonts w:ascii="Wingdings" w:hAnsi="Wingdings" w:hint="default"/>
+        <w:sz w:val="20"/>
+      </w:rPr>
+    </w:lvl>
+    <w:lvl w:ilvl="7" w:tentative="1">
+      <w:start w:val="1"/>
+      <w:numFmt w:val="bullet"/>
+      <w:lvlText w:val=""/>
+      <w:lvlJc w:val="left"/>
+      <w:pPr>
+        <w:tabs>
+          <w:tab w:val="num" w:pos="5760"/>
+        </w:tabs>
+        <w:ind w:left="5760" w:hanging="360"/>
+      </w:pPr>
+      <w:rPr>
+        <w:rFonts w:ascii="Wingdings" w:hAnsi="Wingdings" w:hint="default"/>
+        <w:sz w:val="20"/>
+      </w:rPr>
+    </w:lvl>
+    <w:lvl w:ilvl="8" w:tentative="1">
+      <w:start w:val="1"/>
+      <w:numFmt w:val="bullet"/>
+      <w:lvlText w:val=""/>
+      <w:lvlJc w:val="left"/>
+      <w:pPr>
+        <w:tabs>
+          <w:tab w:val="num" w:pos="6480"/>
+        </w:tabs>
+        <w:ind w:left="6480" w:hanging="360"/>
+      </w:pPr>
+      <w:rPr>
+        <w:rFonts w:ascii="Wingdings" w:hAnsi="Wingdings" w:hint="default"/>
+        <w:sz w:val="20"/>
+      </w:rPr>
+    </w:lvl>
+  </w:abstractNum>
+  <w:abstractNum w:abstractNumId="2" w15:restartNumberingAfterBreak="0">
     <w:nsid w:val="11E3640E"/>
     <w:multiLevelType w:val="multilevel"/>
     <w:tmpl w:val="8230FDC8"/>
@@ -33834,7 +36015,7 @@
       </w:rPr>
     </w:lvl>
   </w:abstractNum>
-  <w:abstractNum w:abstractNumId="2" w15:restartNumberingAfterBreak="0">
+  <w:abstractNum w:abstractNumId="3" w15:restartNumberingAfterBreak="0">
     <w:nsid w:val="136C4E80"/>
     <w:multiLevelType w:val="hybridMultilevel"/>
     <w:tmpl w:val="47A84992"/>
@@ -33947,7 +36128,7 @@
       </w:rPr>
     </w:lvl>
   </w:abstractNum>
-  <w:abstractNum w:abstractNumId="3" w15:restartNumberingAfterBreak="0">
+  <w:abstractNum w:abstractNumId="4" w15:restartNumberingAfterBreak="0">
     <w:nsid w:val="193417B5"/>
     <w:multiLevelType w:val="hybridMultilevel"/>
     <w:tmpl w:val="813ECD64"/>
@@ -34060,7 +36241,7 @@
       </w:rPr>
     </w:lvl>
   </w:abstractNum>
-  <w:abstractNum w:abstractNumId="4" w15:restartNumberingAfterBreak="0">
+  <w:abstractNum w:abstractNumId="5" w15:restartNumberingAfterBreak="0">
     <w:nsid w:val="25A307B8"/>
     <w:multiLevelType w:val="multilevel"/>
     <w:tmpl w:val="9B3E375E"/>
@@ -34205,7 +36386,7 @@
       </w:rPr>
     </w:lvl>
   </w:abstractNum>
-  <w:abstractNum w:abstractNumId="5" w15:restartNumberingAfterBreak="0">
+  <w:abstractNum w:abstractNumId="6" w15:restartNumberingAfterBreak="0">
     <w:nsid w:val="2CCF35AC"/>
     <w:multiLevelType w:val="multilevel"/>
     <w:tmpl w:val="C88C3362"/>
@@ -34346,7 +36527,7 @@
       </w:rPr>
     </w:lvl>
   </w:abstractNum>
-  <w:abstractNum w:abstractNumId="6" w15:restartNumberingAfterBreak="0">
+  <w:abstractNum w:abstractNumId="7" w15:restartNumberingAfterBreak="0">
     <w:nsid w:val="2E7328D1"/>
     <w:multiLevelType w:val="multilevel"/>
     <w:tmpl w:val="472CC028"/>
@@ -34459,7 +36640,7 @@
       </w:pPr>
     </w:lvl>
   </w:abstractNum>
-  <w:abstractNum w:abstractNumId="7" w15:restartNumberingAfterBreak="0">
+  <w:abstractNum w:abstractNumId="8" w15:restartNumberingAfterBreak="0">
     <w:nsid w:val="3E2C676B"/>
     <w:multiLevelType w:val="multilevel"/>
     <w:tmpl w:val="2E061FB0"/>
@@ -34608,7 +36789,7 @@
       </w:rPr>
     </w:lvl>
   </w:abstractNum>
-  <w:abstractNum w:abstractNumId="8" w15:restartNumberingAfterBreak="0">
+  <w:abstractNum w:abstractNumId="9" w15:restartNumberingAfterBreak="0">
     <w:nsid w:val="46C11766"/>
     <w:multiLevelType w:val="multilevel"/>
     <w:tmpl w:val="240A0025"/>
@@ -34703,7 +36884,156 @@
       </w:pPr>
     </w:lvl>
   </w:abstractNum>
-  <w:abstractNum w:abstractNumId="9" w15:restartNumberingAfterBreak="0">
+  <w:abstractNum w:abstractNumId="10" w15:restartNumberingAfterBreak="0">
+    <w:nsid w:val="497553CD"/>
+    <w:multiLevelType w:val="multilevel"/>
+    <w:tmpl w:val="BF98BD40"/>
+    <w:lvl w:ilvl="0">
+      <w:start w:val="1"/>
+      <w:numFmt w:val="bullet"/>
+      <w:lvlText w:val=""/>
+      <w:lvlJc w:val="left"/>
+      <w:pPr>
+        <w:tabs>
+          <w:tab w:val="num" w:pos="1429"/>
+        </w:tabs>
+        <w:ind w:left="1429" w:hanging="360"/>
+      </w:pPr>
+      <w:rPr>
+        <w:rFonts w:ascii="Wingdings" w:hAnsi="Wingdings" w:hint="default"/>
+        <w:sz w:val="20"/>
+      </w:rPr>
+    </w:lvl>
+    <w:lvl w:ilvl="1" w:tentative="1">
+      <w:start w:val="1"/>
+      <w:numFmt w:val="bullet"/>
+      <w:lvlText w:val="o"/>
+      <w:lvlJc w:val="left"/>
+      <w:pPr>
+        <w:tabs>
+          <w:tab w:val="num" w:pos="2149"/>
+        </w:tabs>
+        <w:ind w:left="2149" w:hanging="360"/>
+      </w:pPr>
+      <w:rPr>
+        <w:rFonts w:ascii="Courier New" w:hAnsi="Courier New" w:hint="default"/>
+        <w:sz w:val="20"/>
+      </w:rPr>
+    </w:lvl>
+    <w:lvl w:ilvl="2" w:tentative="1">
+      <w:start w:val="1"/>
+      <w:numFmt w:val="bullet"/>
+      <w:lvlText w:val=""/>
+      <w:lvlJc w:val="left"/>
+      <w:pPr>
+        <w:tabs>
+          <w:tab w:val="num" w:pos="2869"/>
+        </w:tabs>
+        <w:ind w:left="2869" w:hanging="360"/>
+      </w:pPr>
+      <w:rPr>
+        <w:rFonts w:ascii="Wingdings" w:hAnsi="Wingdings" w:hint="default"/>
+        <w:sz w:val="20"/>
+      </w:rPr>
+    </w:lvl>
+    <w:lvl w:ilvl="3" w:tentative="1">
+      <w:start w:val="1"/>
+      <w:numFmt w:val="bullet"/>
+      <w:lvlText w:val=""/>
+      <w:lvlJc w:val="left"/>
+      <w:pPr>
+        <w:tabs>
+          <w:tab w:val="num" w:pos="3589"/>
+        </w:tabs>
+        <w:ind w:left="3589" w:hanging="360"/>
+      </w:pPr>
+      <w:rPr>
+        <w:rFonts w:ascii="Wingdings" w:hAnsi="Wingdings" w:hint="default"/>
+        <w:sz w:val="20"/>
+      </w:rPr>
+    </w:lvl>
+    <w:lvl w:ilvl="4" w:tentative="1">
+      <w:start w:val="1"/>
+      <w:numFmt w:val="bullet"/>
+      <w:lvlText w:val=""/>
+      <w:lvlJc w:val="left"/>
+      <w:pPr>
+        <w:tabs>
+          <w:tab w:val="num" w:pos="4309"/>
+        </w:tabs>
+        <w:ind w:left="4309" w:hanging="360"/>
+      </w:pPr>
+      <w:rPr>
+        <w:rFonts w:ascii="Wingdings" w:hAnsi="Wingdings" w:hint="default"/>
+        <w:sz w:val="20"/>
+      </w:rPr>
+    </w:lvl>
+    <w:lvl w:ilvl="5" w:tentative="1">
+      <w:start w:val="1"/>
+      <w:numFmt w:val="bullet"/>
+      <w:lvlText w:val=""/>
+      <w:lvlJc w:val="left"/>
+      <w:pPr>
+        <w:tabs>
+          <w:tab w:val="num" w:pos="5029"/>
+        </w:tabs>
+        <w:ind w:left="5029" w:hanging="360"/>
+      </w:pPr>
+      <w:rPr>
+        <w:rFonts w:ascii="Wingdings" w:hAnsi="Wingdings" w:hint="default"/>
+        <w:sz w:val="20"/>
+      </w:rPr>
+    </w:lvl>
+    <w:lvl w:ilvl="6" w:tentative="1">
+      <w:start w:val="1"/>
+      <w:numFmt w:val="bullet"/>
+      <w:lvlText w:val=""/>
+      <w:lvlJc w:val="left"/>
+      <w:pPr>
+        <w:tabs>
+          <w:tab w:val="num" w:pos="5749"/>
+        </w:tabs>
+        <w:ind w:left="5749" w:hanging="360"/>
+      </w:pPr>
+      <w:rPr>
+        <w:rFonts w:ascii="Wingdings" w:hAnsi="Wingdings" w:hint="default"/>
+        <w:sz w:val="20"/>
+      </w:rPr>
+    </w:lvl>
+    <w:lvl w:ilvl="7" w:tentative="1">
+      <w:start w:val="1"/>
+      <w:numFmt w:val="bullet"/>
+      <w:lvlText w:val=""/>
+      <w:lvlJc w:val="left"/>
+      <w:pPr>
+        <w:tabs>
+          <w:tab w:val="num" w:pos="6469"/>
+        </w:tabs>
+        <w:ind w:left="6469" w:hanging="360"/>
+      </w:pPr>
+      <w:rPr>
+        <w:rFonts w:ascii="Wingdings" w:hAnsi="Wingdings" w:hint="default"/>
+        <w:sz w:val="20"/>
+      </w:rPr>
+    </w:lvl>
+    <w:lvl w:ilvl="8" w:tentative="1">
+      <w:start w:val="1"/>
+      <w:numFmt w:val="bullet"/>
+      <w:lvlText w:val=""/>
+      <w:lvlJc w:val="left"/>
+      <w:pPr>
+        <w:tabs>
+          <w:tab w:val="num" w:pos="7189"/>
+        </w:tabs>
+        <w:ind w:left="7189" w:hanging="360"/>
+      </w:pPr>
+      <w:rPr>
+        <w:rFonts w:ascii="Wingdings" w:hAnsi="Wingdings" w:hint="default"/>
+        <w:sz w:val="20"/>
+      </w:rPr>
+    </w:lvl>
+  </w:abstractNum>
+  <w:abstractNum w:abstractNumId="11" w15:restartNumberingAfterBreak="0">
     <w:nsid w:val="53D55FDE"/>
     <w:multiLevelType w:val="multilevel"/>
     <w:tmpl w:val="240A0025"/>
@@ -34793,7 +37123,156 @@
       </w:pPr>
     </w:lvl>
   </w:abstractNum>
-  <w:abstractNum w:abstractNumId="10" w15:restartNumberingAfterBreak="0">
+  <w:abstractNum w:abstractNumId="12" w15:restartNumberingAfterBreak="0">
+    <w:nsid w:val="6241168C"/>
+    <w:multiLevelType w:val="multilevel"/>
+    <w:tmpl w:val="109C9DD8"/>
+    <w:lvl w:ilvl="0">
+      <w:start w:val="1"/>
+      <w:numFmt w:val="bullet"/>
+      <w:lvlText w:val=""/>
+      <w:lvlJc w:val="left"/>
+      <w:pPr>
+        <w:tabs>
+          <w:tab w:val="num" w:pos="1429"/>
+        </w:tabs>
+        <w:ind w:left="1429" w:hanging="360"/>
+      </w:pPr>
+      <w:rPr>
+        <w:rFonts w:ascii="Wingdings" w:hAnsi="Wingdings" w:hint="default"/>
+        <w:sz w:val="20"/>
+      </w:rPr>
+    </w:lvl>
+    <w:lvl w:ilvl="1" w:tentative="1">
+      <w:start w:val="1"/>
+      <w:numFmt w:val="bullet"/>
+      <w:lvlText w:val="o"/>
+      <w:lvlJc w:val="left"/>
+      <w:pPr>
+        <w:tabs>
+          <w:tab w:val="num" w:pos="2149"/>
+        </w:tabs>
+        <w:ind w:left="2149" w:hanging="360"/>
+      </w:pPr>
+      <w:rPr>
+        <w:rFonts w:ascii="Courier New" w:hAnsi="Courier New" w:hint="default"/>
+        <w:sz w:val="20"/>
+      </w:rPr>
+    </w:lvl>
+    <w:lvl w:ilvl="2" w:tentative="1">
+      <w:start w:val="1"/>
+      <w:numFmt w:val="bullet"/>
+      <w:lvlText w:val=""/>
+      <w:lvlJc w:val="left"/>
+      <w:pPr>
+        <w:tabs>
+          <w:tab w:val="num" w:pos="2869"/>
+        </w:tabs>
+        <w:ind w:left="2869" w:hanging="360"/>
+      </w:pPr>
+      <w:rPr>
+        <w:rFonts w:ascii="Wingdings" w:hAnsi="Wingdings" w:hint="default"/>
+        <w:sz w:val="20"/>
+      </w:rPr>
+    </w:lvl>
+    <w:lvl w:ilvl="3" w:tentative="1">
+      <w:start w:val="1"/>
+      <w:numFmt w:val="bullet"/>
+      <w:lvlText w:val=""/>
+      <w:lvlJc w:val="left"/>
+      <w:pPr>
+        <w:tabs>
+          <w:tab w:val="num" w:pos="3589"/>
+        </w:tabs>
+        <w:ind w:left="3589" w:hanging="360"/>
+      </w:pPr>
+      <w:rPr>
+        <w:rFonts w:ascii="Wingdings" w:hAnsi="Wingdings" w:hint="default"/>
+        <w:sz w:val="20"/>
+      </w:rPr>
+    </w:lvl>
+    <w:lvl w:ilvl="4" w:tentative="1">
+      <w:start w:val="1"/>
+      <w:numFmt w:val="bullet"/>
+      <w:lvlText w:val=""/>
+      <w:lvlJc w:val="left"/>
+      <w:pPr>
+        <w:tabs>
+          <w:tab w:val="num" w:pos="4309"/>
+        </w:tabs>
+        <w:ind w:left="4309" w:hanging="360"/>
+      </w:pPr>
+      <w:rPr>
+        <w:rFonts w:ascii="Wingdings" w:hAnsi="Wingdings" w:hint="default"/>
+        <w:sz w:val="20"/>
+      </w:rPr>
+    </w:lvl>
+    <w:lvl w:ilvl="5" w:tentative="1">
+      <w:start w:val="1"/>
+      <w:numFmt w:val="bullet"/>
+      <w:lvlText w:val=""/>
+      <w:lvlJc w:val="left"/>
+      <w:pPr>
+        <w:tabs>
+          <w:tab w:val="num" w:pos="5029"/>
+        </w:tabs>
+        <w:ind w:left="5029" w:hanging="360"/>
+      </w:pPr>
+      <w:rPr>
+        <w:rFonts w:ascii="Wingdings" w:hAnsi="Wingdings" w:hint="default"/>
+        <w:sz w:val="20"/>
+      </w:rPr>
+    </w:lvl>
+    <w:lvl w:ilvl="6" w:tentative="1">
+      <w:start w:val="1"/>
+      <w:numFmt w:val="bullet"/>
+      <w:lvlText w:val=""/>
+      <w:lvlJc w:val="left"/>
+      <w:pPr>
+        <w:tabs>
+          <w:tab w:val="num" w:pos="5749"/>
+        </w:tabs>
+        <w:ind w:left="5749" w:hanging="360"/>
+      </w:pPr>
+      <w:rPr>
+        <w:rFonts w:ascii="Wingdings" w:hAnsi="Wingdings" w:hint="default"/>
+        <w:sz w:val="20"/>
+      </w:rPr>
+    </w:lvl>
+    <w:lvl w:ilvl="7" w:tentative="1">
+      <w:start w:val="1"/>
+      <w:numFmt w:val="bullet"/>
+      <w:lvlText w:val=""/>
+      <w:lvlJc w:val="left"/>
+      <w:pPr>
+        <w:tabs>
+          <w:tab w:val="num" w:pos="6469"/>
+        </w:tabs>
+        <w:ind w:left="6469" w:hanging="360"/>
+      </w:pPr>
+      <w:rPr>
+        <w:rFonts w:ascii="Wingdings" w:hAnsi="Wingdings" w:hint="default"/>
+        <w:sz w:val="20"/>
+      </w:rPr>
+    </w:lvl>
+    <w:lvl w:ilvl="8" w:tentative="1">
+      <w:start w:val="1"/>
+      <w:numFmt w:val="bullet"/>
+      <w:lvlText w:val=""/>
+      <w:lvlJc w:val="left"/>
+      <w:pPr>
+        <w:tabs>
+          <w:tab w:val="num" w:pos="7189"/>
+        </w:tabs>
+        <w:ind w:left="7189" w:hanging="360"/>
+      </w:pPr>
+      <w:rPr>
+        <w:rFonts w:ascii="Wingdings" w:hAnsi="Wingdings" w:hint="default"/>
+        <w:sz w:val="20"/>
+      </w:rPr>
+    </w:lvl>
+  </w:abstractNum>
+  <w:abstractNum w:abstractNumId="13" w15:restartNumberingAfterBreak="0">
     <w:nsid w:val="76F15302"/>
     <w:multiLevelType w:val="hybridMultilevel"/>
     <w:tmpl w:val="55668B86"/>
@@ -34906,38 +37385,199 @@
       </w:rPr>
     </w:lvl>
   </w:abstractNum>
+  <w:abstractNum w:abstractNumId="14" w15:restartNumberingAfterBreak="0">
+    <w:nsid w:val="794C3D7E"/>
+    <w:multiLevelType w:val="multilevel"/>
+    <w:tmpl w:val="92EE3EC0"/>
+    <w:lvl w:ilvl="0">
+      <w:start w:val="1"/>
+      <w:numFmt w:val="bullet"/>
+      <w:lvlText w:val=""/>
+      <w:lvlJc w:val="left"/>
+      <w:pPr>
+        <w:tabs>
+          <w:tab w:val="num" w:pos="1068"/>
+        </w:tabs>
+        <w:ind w:left="1068" w:hanging="360"/>
+      </w:pPr>
+      <w:rPr>
+        <w:rFonts w:ascii="Symbol" w:hAnsi="Symbol" w:hint="default"/>
+        <w:sz w:val="20"/>
+      </w:rPr>
+    </w:lvl>
+    <w:lvl w:ilvl="1" w:tentative="1">
+      <w:start w:val="1"/>
+      <w:numFmt w:val="bullet"/>
+      <w:lvlText w:val="o"/>
+      <w:lvlJc w:val="left"/>
+      <w:pPr>
+        <w:tabs>
+          <w:tab w:val="num" w:pos="1788"/>
+        </w:tabs>
+        <w:ind w:left="1788" w:hanging="360"/>
+      </w:pPr>
+      <w:rPr>
+        <w:rFonts w:ascii="Courier New" w:hAnsi="Courier New" w:hint="default"/>
+        <w:sz w:val="20"/>
+      </w:rPr>
+    </w:lvl>
+    <w:lvl w:ilvl="2" w:tentative="1">
+      <w:start w:val="1"/>
+      <w:numFmt w:val="bullet"/>
+      <w:lvlText w:val=""/>
+      <w:lvlJc w:val="left"/>
+      <w:pPr>
+        <w:tabs>
+          <w:tab w:val="num" w:pos="2508"/>
+        </w:tabs>
+        <w:ind w:left="2508" w:hanging="360"/>
+      </w:pPr>
+      <w:rPr>
+        <w:rFonts w:ascii="Wingdings" w:hAnsi="Wingdings" w:hint="default"/>
+        <w:sz w:val="20"/>
+      </w:rPr>
+    </w:lvl>
+    <w:lvl w:ilvl="3" w:tentative="1">
+      <w:start w:val="1"/>
+      <w:numFmt w:val="bullet"/>
+      <w:lvlText w:val=""/>
+      <w:lvlJc w:val="left"/>
+      <w:pPr>
+        <w:tabs>
+          <w:tab w:val="num" w:pos="3228"/>
+        </w:tabs>
+        <w:ind w:left="3228" w:hanging="360"/>
+      </w:pPr>
+      <w:rPr>
+        <w:rFonts w:ascii="Wingdings" w:hAnsi="Wingdings" w:hint="default"/>
+        <w:sz w:val="20"/>
+      </w:rPr>
+    </w:lvl>
+    <w:lvl w:ilvl="4" w:tentative="1">
+      <w:start w:val="1"/>
+      <w:numFmt w:val="bullet"/>
+      <w:lvlText w:val=""/>
+      <w:lvlJc w:val="left"/>
+      <w:pPr>
+        <w:tabs>
+          <w:tab w:val="num" w:pos="3948"/>
+        </w:tabs>
+        <w:ind w:left="3948" w:hanging="360"/>
+      </w:pPr>
+      <w:rPr>
+        <w:rFonts w:ascii="Wingdings" w:hAnsi="Wingdings" w:hint="default"/>
+        <w:sz w:val="20"/>
+      </w:rPr>
+    </w:lvl>
+    <w:lvl w:ilvl="5" w:tentative="1">
+      <w:start w:val="1"/>
+      <w:numFmt w:val="bullet"/>
+      <w:lvlText w:val=""/>
+      <w:lvlJc w:val="left"/>
+      <w:pPr>
+        <w:tabs>
+          <w:tab w:val="num" w:pos="4668"/>
+        </w:tabs>
+        <w:ind w:left="4668" w:hanging="360"/>
+      </w:pPr>
+      <w:rPr>
+        <w:rFonts w:ascii="Wingdings" w:hAnsi="Wingdings" w:hint="default"/>
+        <w:sz w:val="20"/>
+      </w:rPr>
+    </w:lvl>
+    <w:lvl w:ilvl="6" w:tentative="1">
+      <w:start w:val="1"/>
+      <w:numFmt w:val="bullet"/>
+      <w:lvlText w:val=""/>
+      <w:lvlJc w:val="left"/>
+      <w:pPr>
+        <w:tabs>
+          <w:tab w:val="num" w:pos="5388"/>
+        </w:tabs>
+        <w:ind w:left="5388" w:hanging="360"/>
+      </w:pPr>
+      <w:rPr>
+        <w:rFonts w:ascii="Wingdings" w:hAnsi="Wingdings" w:hint="default"/>
+        <w:sz w:val="20"/>
+      </w:rPr>
+    </w:lvl>
+    <w:lvl w:ilvl="7" w:tentative="1">
+      <w:start w:val="1"/>
+      <w:numFmt w:val="bullet"/>
+      <w:lvlText w:val=""/>
+      <w:lvlJc w:val="left"/>
+      <w:pPr>
+        <w:tabs>
+          <w:tab w:val="num" w:pos="6108"/>
+        </w:tabs>
+        <w:ind w:left="6108" w:hanging="360"/>
+      </w:pPr>
+      <w:rPr>
+        <w:rFonts w:ascii="Wingdings" w:hAnsi="Wingdings" w:hint="default"/>
+        <w:sz w:val="20"/>
+      </w:rPr>
+    </w:lvl>
+    <w:lvl w:ilvl="8" w:tentative="1">
+      <w:start w:val="1"/>
+      <w:numFmt w:val="bullet"/>
+      <w:lvlText w:val=""/>
+      <w:lvlJc w:val="left"/>
+      <w:pPr>
+        <w:tabs>
+          <w:tab w:val="num" w:pos="6828"/>
+        </w:tabs>
+        <w:ind w:left="6828" w:hanging="360"/>
+      </w:pPr>
+      <w:rPr>
+        <w:rFonts w:ascii="Wingdings" w:hAnsi="Wingdings" w:hint="default"/>
+        <w:sz w:val="20"/>
+      </w:rPr>
+    </w:lvl>
+  </w:abstractNum>
   <w:num w:numId="1" w16cid:durableId="860045234">
-    <w:abstractNumId w:val="4"/>
+    <w:abstractNumId w:val="5"/>
   </w:num>
   <w:num w:numId="2" w16cid:durableId="831064010">
     <w:abstractNumId w:val="0"/>
   </w:num>
   <w:num w:numId="3" w16cid:durableId="450322985">
+    <w:abstractNumId w:val="3"/>
+  </w:num>
+  <w:num w:numId="4" w16cid:durableId="184177234">
+    <w:abstractNumId w:val="11"/>
+  </w:num>
+  <w:num w:numId="5" w16cid:durableId="293877059">
+    <w:abstractNumId w:val="13"/>
+  </w:num>
+  <w:num w:numId="6" w16cid:durableId="363017381">
+    <w:abstractNumId w:val="8"/>
+  </w:num>
+  <w:num w:numId="7" w16cid:durableId="629361301">
+    <w:abstractNumId w:val="7"/>
+  </w:num>
+  <w:num w:numId="8" w16cid:durableId="1776510257">
+    <w:abstractNumId w:val="6"/>
+  </w:num>
+  <w:num w:numId="9" w16cid:durableId="1407921062">
+    <w:abstractNumId w:val="9"/>
+  </w:num>
+  <w:num w:numId="10" w16cid:durableId="1116367997">
     <w:abstractNumId w:val="2"/>
   </w:num>
-  <w:num w:numId="4" w16cid:durableId="184177234">
-    <w:abstractNumId w:val="9"/>
+  <w:num w:numId="11" w16cid:durableId="421872758">
+    <w:abstractNumId w:val="4"/>
   </w:num>
-  <w:num w:numId="5" w16cid:durableId="293877059">
-    <w:abstractNumId w:val="10"/>
-  </w:num>
-  <w:num w:numId="6" w16cid:durableId="363017381">
-    <w:abstractNumId w:val="7"/>
-  </w:num>
-  <w:num w:numId="7" w16cid:durableId="629361301">
-    <w:abstractNumId w:val="6"/>
-  </w:num>
-  <w:num w:numId="8" w16cid:durableId="1776510257">
-    <w:abstractNumId w:val="5"/>
-  </w:num>
-  <w:num w:numId="9" w16cid:durableId="1407921062">
-    <w:abstractNumId w:val="8"/>
-  </w:num>
-  <w:num w:numId="10" w16cid:durableId="1116367997">
+  <w:num w:numId="12" w16cid:durableId="2116247500">
     <w:abstractNumId w:val="1"/>
   </w:num>
-  <w:num w:numId="11" w16cid:durableId="421872758">
-    <w:abstractNumId w:val="3"/>
+  <w:num w:numId="13" w16cid:durableId="499197270">
+    <w:abstractNumId w:val="12"/>
+  </w:num>
+  <w:num w:numId="14" w16cid:durableId="276302548">
+    <w:abstractNumId w:val="14"/>
+  </w:num>
+  <w:num w:numId="15" w16cid:durableId="425809230">
+    <w:abstractNumId w:val="10"/>
   </w:num>
   <w:numIdMacAtCleanup w:val="11"/>
 </w:numbering>
@@ -36038,6 +38678,18 @@
       <w14:ligatures w14:val="none"/>
     </w:rPr>
   </w:style>
+  <w:style w:type="character" w:styleId="Mencinsinresolver">
+    <w:name w:val="Unresolved Mention"/>
+    <w:basedOn w:val="Fuentedeprrafopredeter"/>
+    <w:uiPriority w:val="99"/>
+    <w:semiHidden/>
+    <w:unhideWhenUsed/>
+    <w:rsid w:val="00A71B56"/>
+    <w:rPr>
+      <w:color w:val="605E5C"/>
+      <w:shd w:val="clear" w:color="auto" w:fill="E1DFDD"/>
+    </w:rPr>
+  </w:style>
 </w:styles>
 </file>
 
@@ -36338,7 +38990,7 @@
 
 <file path=customXml/item1.xml><?xml version="1.0" encoding="utf-8"?>
 <CoverPageProperties xmlns="http://schemas.microsoft.com/office/2006/coverPageProps">
-  <PublishDate>06 de abril de 2026</PublishDate>
+  <PublishDate>13 de abril de 2026</PublishDate>
   <Abstract/>
   <CompanyAddress/>
   <CompanyPhone/>

--- a/Parcial Practico - Johan Calderon.docx
+++ b/Parcial Practico - Johan Calderon.docx
@@ -925,7 +925,7 @@
                                         <w:szCs w:val="40"/>
                                         <w:lang w:val="es-ES"/>
                                       </w:rPr>
-                                      <w:t>13</w:t>
+                                      <w:t>20</w:t>
                                     </w:r>
                                     <w:r>
                                       <w:rPr>
@@ -1024,7 +1024,7 @@
                                   <w:szCs w:val="40"/>
                                   <w:lang w:val="es-ES"/>
                                 </w:rPr>
-                                <w:t>13</w:t>
+                                <w:t>20</w:t>
                               </w:r>
                               <w:r>
                                 <w:rPr>
@@ -1229,7 +1229,7 @@
         </w:p>
       </w:sdtContent>
     </w:sdt>
-    <w:bookmarkStart w:id="0" w:name="_Toc226395133" w:displacedByCustomXml="next"/>
+    <w:bookmarkStart w:id="0" w:name="_Toc227602332" w:displacedByCustomXml="next"/>
     <w:sdt>
       <w:sdtPr>
         <w:rPr>
@@ -1287,7 +1287,7 @@
           <w:r>
             <w:fldChar w:fldCharType="separate"/>
           </w:r>
-          <w:hyperlink w:anchor="_Toc226395133" w:history="1">
+          <w:hyperlink w:anchor="_Toc227602332" w:history="1">
             <w:r>
               <w:rPr>
                 <w:rStyle w:val="Hipervnculo"/>
@@ -1332,7 +1332,7 @@
                 <w:noProof/>
                 <w:webHidden/>
               </w:rPr>
-              <w:instrText xml:space="preserve"> PAGEREF _Toc226395133 \h </w:instrText>
+              <w:instrText xml:space="preserve"> PAGEREF _Toc227602332 \h </w:instrText>
             </w:r>
             <w:r>
               <w:rPr>
@@ -1373,7 +1373,7 @@
               <w:szCs w:val="22"/>
             </w:rPr>
           </w:pPr>
-          <w:hyperlink w:anchor="_Toc226395134" w:history="1">
+          <w:hyperlink w:anchor="_Toc227602333" w:history="1">
             <w:r>
               <w:rPr>
                 <w:rStyle w:val="Hipervnculo"/>
@@ -1416,7 +1416,7 @@
                 <w:noProof/>
                 <w:webHidden/>
               </w:rPr>
-              <w:instrText xml:space="preserve"> PAGEREF _Toc226395134 \h </w:instrText>
+              <w:instrText xml:space="preserve"> PAGEREF _Toc227602333 \h </w:instrText>
             </w:r>
             <w:r>
               <w:rPr>
@@ -1457,7 +1457,7 @@
               <w:szCs w:val="22"/>
             </w:rPr>
           </w:pPr>
-          <w:hyperlink w:anchor="_Toc226395135" w:history="1">
+          <w:hyperlink w:anchor="_Toc227602334" w:history="1">
             <w:r>
               <w:rPr>
                 <w:rStyle w:val="Hipervnculo"/>
@@ -1500,7 +1500,7 @@
                 <w:noProof/>
                 <w:webHidden/>
               </w:rPr>
-              <w:instrText xml:space="preserve"> PAGEREF _Toc226395135 \h </w:instrText>
+              <w:instrText xml:space="preserve"> PAGEREF _Toc227602334 \h </w:instrText>
             </w:r>
             <w:r>
               <w:rPr>
@@ -1545,7 +1545,7 @@
               <w:szCs w:val="22"/>
             </w:rPr>
           </w:pPr>
-          <w:hyperlink w:anchor="_Toc226395136" w:history="1">
+          <w:hyperlink w:anchor="_Toc227602335" w:history="1">
             <w:r>
               <w:rPr>
                 <w:rStyle w:val="Hipervnculo"/>
@@ -1589,7 +1589,7 @@
                 <w:noProof/>
                 <w:webHidden/>
               </w:rPr>
-              <w:instrText xml:space="preserve"> PAGEREF _Toc226395136 \h </w:instrText>
+              <w:instrText xml:space="preserve"> PAGEREF _Toc227602335 \h </w:instrText>
             </w:r>
             <w:r>
               <w:rPr>
@@ -1634,7 +1634,7 @@
               <w:szCs w:val="22"/>
             </w:rPr>
           </w:pPr>
-          <w:hyperlink w:anchor="_Toc226395137" w:history="1">
+          <w:hyperlink w:anchor="_Toc227602336" w:history="1">
             <w:r>
               <w:rPr>
                 <w:rStyle w:val="Hipervnculo"/>
@@ -1677,7 +1677,7 @@
                 <w:noProof/>
                 <w:webHidden/>
               </w:rPr>
-              <w:instrText xml:space="preserve"> PAGEREF _Toc226395137 \h </w:instrText>
+              <w:instrText xml:space="preserve"> PAGEREF _Toc227602336 \h </w:instrText>
             </w:r>
             <w:r>
               <w:rPr>
@@ -1722,7 +1722,7 @@
               <w:szCs w:val="22"/>
             </w:rPr>
           </w:pPr>
-          <w:hyperlink w:anchor="_Toc226395138" w:history="1">
+          <w:hyperlink w:anchor="_Toc227602337" w:history="1">
             <w:r>
               <w:rPr>
                 <w:rStyle w:val="Hipervnculo"/>
@@ -1765,7 +1765,7 @@
                 <w:noProof/>
                 <w:webHidden/>
               </w:rPr>
-              <w:instrText xml:space="preserve"> PAGEREF _Toc226395138 \h </w:instrText>
+              <w:instrText xml:space="preserve"> PAGEREF _Toc227602337 \h </w:instrText>
             </w:r>
             <w:r>
               <w:rPr>
@@ -1810,7 +1810,7 @@
               <w:szCs w:val="22"/>
             </w:rPr>
           </w:pPr>
-          <w:hyperlink w:anchor="_Toc226395139" w:history="1">
+          <w:hyperlink w:anchor="_Toc227602338" w:history="1">
             <w:r>
               <w:rPr>
                 <w:rStyle w:val="Hipervnculo"/>
@@ -1858,7 +1858,7 @@
                 <w:noProof/>
                 <w:webHidden/>
               </w:rPr>
-              <w:instrText xml:space="preserve"> PAGEREF _Toc226395139 \h </w:instrText>
+              <w:instrText xml:space="preserve"> PAGEREF _Toc227602338 \h </w:instrText>
             </w:r>
             <w:r>
               <w:rPr>
@@ -1903,7 +1903,7 @@
               <w:szCs w:val="22"/>
             </w:rPr>
           </w:pPr>
-          <w:hyperlink w:anchor="_Toc226395140" w:history="1">
+          <w:hyperlink w:anchor="_Toc227602339" w:history="1">
             <w:r>
               <w:rPr>
                 <w:rStyle w:val="Hipervnculo"/>
@@ -1951,7 +1951,7 @@
                 <w:noProof/>
                 <w:webHidden/>
               </w:rPr>
-              <w:instrText xml:space="preserve"> PAGEREF _Toc226395140 \h </w:instrText>
+              <w:instrText xml:space="preserve"> PAGEREF _Toc227602339 \h </w:instrText>
             </w:r>
             <w:r>
               <w:rPr>
@@ -1992,7 +1992,7 @@
               <w:szCs w:val="22"/>
             </w:rPr>
           </w:pPr>
-          <w:hyperlink w:anchor="_Toc226395141" w:history="1">
+          <w:hyperlink w:anchor="_Toc227602340" w:history="1">
             <w:r>
               <w:rPr>
                 <w:rStyle w:val="Hipervnculo"/>
@@ -2035,7 +2035,7 @@
                 <w:noProof/>
                 <w:webHidden/>
               </w:rPr>
-              <w:instrText xml:space="preserve"> PAGEREF _Toc226395141 \h </w:instrText>
+              <w:instrText xml:space="preserve"> PAGEREF _Toc227602340 \h </w:instrText>
             </w:r>
             <w:r>
               <w:rPr>
@@ -2076,7 +2076,7 @@
               <w:szCs w:val="22"/>
             </w:rPr>
           </w:pPr>
-          <w:hyperlink w:anchor="_Toc226395142" w:history="1">
+          <w:hyperlink w:anchor="_Toc227602341" w:history="1">
             <w:r>
               <w:rPr>
                 <w:rStyle w:val="Hipervnculo"/>
@@ -2119,7 +2119,7 @@
                 <w:noProof/>
                 <w:webHidden/>
               </w:rPr>
-              <w:instrText xml:space="preserve"> PAGEREF _Toc226395142 \h </w:instrText>
+              <w:instrText xml:space="preserve"> PAGEREF _Toc227602341 \h </w:instrText>
             </w:r>
             <w:r>
               <w:rPr>
@@ -2160,7 +2160,7 @@
               <w:szCs w:val="22"/>
             </w:rPr>
           </w:pPr>
-          <w:hyperlink w:anchor="_Toc226395143" w:history="1">
+          <w:hyperlink w:anchor="_Toc227602342" w:history="1">
             <w:r>
               <w:rPr>
                 <w:rStyle w:val="Hipervnculo"/>
@@ -2203,7 +2203,7 @@
                 <w:noProof/>
                 <w:webHidden/>
               </w:rPr>
-              <w:instrText xml:space="preserve"> PAGEREF _Toc226395143 \h </w:instrText>
+              <w:instrText xml:space="preserve"> PAGEREF _Toc227602342 \h </w:instrText>
             </w:r>
             <w:r>
               <w:rPr>
@@ -2248,7 +2248,7 @@
               <w:szCs w:val="22"/>
             </w:rPr>
           </w:pPr>
-          <w:hyperlink w:anchor="_Toc226395144" w:history="1">
+          <w:hyperlink w:anchor="_Toc227602343" w:history="1">
             <w:r>
               <w:rPr>
                 <w:rStyle w:val="Hipervnculo"/>
@@ -2296,7 +2296,7 @@
                 <w:noProof/>
                 <w:webHidden/>
               </w:rPr>
-              <w:instrText xml:space="preserve"> PAGEREF _Toc226395144 \h </w:instrText>
+              <w:instrText xml:space="preserve"> PAGEREF _Toc227602343 \h </w:instrText>
             </w:r>
             <w:r>
               <w:rPr>
@@ -2337,7 +2337,7 @@
               <w:szCs w:val="22"/>
             </w:rPr>
           </w:pPr>
-          <w:hyperlink w:anchor="_Toc226395145" w:history="1">
+          <w:hyperlink w:anchor="_Toc227602344" w:history="1">
             <w:r>
               <w:rPr>
                 <w:rStyle w:val="Hipervnculo"/>
@@ -2381,7 +2381,7 @@
                 <w:noProof/>
                 <w:webHidden/>
               </w:rPr>
-              <w:instrText xml:space="preserve"> PAGEREF _Toc226395145 \h </w:instrText>
+              <w:instrText xml:space="preserve"> PAGEREF _Toc227602344 \h </w:instrText>
             </w:r>
             <w:r>
               <w:rPr>
@@ -2422,7 +2422,7 @@
               <w:szCs w:val="22"/>
             </w:rPr>
           </w:pPr>
-          <w:hyperlink w:anchor="_Toc226395146" w:history="1">
+          <w:hyperlink w:anchor="_Toc227602345" w:history="1">
             <w:r>
               <w:rPr>
                 <w:rStyle w:val="Hipervnculo"/>
@@ -2466,7 +2466,7 @@
                 <w:noProof/>
                 <w:webHidden/>
               </w:rPr>
-              <w:instrText xml:space="preserve"> PAGEREF _Toc226395146 \h </w:instrText>
+              <w:instrText xml:space="preserve"> PAGEREF _Toc227602345 \h </w:instrText>
             </w:r>
             <w:r>
               <w:rPr>
@@ -2507,7 +2507,7 @@
               <w:szCs w:val="22"/>
             </w:rPr>
           </w:pPr>
-          <w:hyperlink w:anchor="_Toc226395147" w:history="1">
+          <w:hyperlink w:anchor="_Toc227602346" w:history="1">
             <w:r>
               <w:rPr>
                 <w:rStyle w:val="Hipervnculo"/>
@@ -2551,7 +2551,7 @@
                 <w:noProof/>
                 <w:webHidden/>
               </w:rPr>
-              <w:instrText xml:space="preserve"> PAGEREF _Toc226395147 \h </w:instrText>
+              <w:instrText xml:space="preserve"> PAGEREF _Toc227602346 \h </w:instrText>
             </w:r>
             <w:r>
               <w:rPr>
@@ -2592,7 +2592,7 @@
               <w:szCs w:val="22"/>
             </w:rPr>
           </w:pPr>
-          <w:hyperlink w:anchor="_Toc226395148" w:history="1">
+          <w:hyperlink w:anchor="_Toc227602347" w:history="1">
             <w:r>
               <w:rPr>
                 <w:rStyle w:val="Hipervnculo"/>
@@ -2635,7 +2635,7 @@
                 <w:noProof/>
                 <w:webHidden/>
               </w:rPr>
-              <w:instrText xml:space="preserve"> PAGEREF _Toc226395148 \h </w:instrText>
+              <w:instrText xml:space="preserve"> PAGEREF _Toc227602347 \h </w:instrText>
             </w:r>
             <w:r>
               <w:rPr>
@@ -2676,7 +2676,7 @@
               <w:szCs w:val="22"/>
             </w:rPr>
           </w:pPr>
-          <w:hyperlink w:anchor="_Toc226395149" w:history="1">
+          <w:hyperlink w:anchor="_Toc227602348" w:history="1">
             <w:r>
               <w:rPr>
                 <w:rStyle w:val="Hipervnculo"/>
@@ -2719,7 +2719,7 @@
                 <w:noProof/>
                 <w:webHidden/>
               </w:rPr>
-              <w:instrText xml:space="preserve"> PAGEREF _Toc226395149 \h </w:instrText>
+              <w:instrText xml:space="preserve"> PAGEREF _Toc227602348 \h </w:instrText>
             </w:r>
             <w:r>
               <w:rPr>
@@ -2760,7 +2760,7 @@
               <w:szCs w:val="22"/>
             </w:rPr>
           </w:pPr>
-          <w:hyperlink w:anchor="_Toc226395150" w:history="1">
+          <w:hyperlink w:anchor="_Toc227602349" w:history="1">
             <w:r>
               <w:rPr>
                 <w:rStyle w:val="Hipervnculo"/>
@@ -2804,7 +2804,7 @@
                 <w:noProof/>
                 <w:webHidden/>
               </w:rPr>
-              <w:instrText xml:space="preserve"> PAGEREF _Toc226395150 \h </w:instrText>
+              <w:instrText xml:space="preserve"> PAGEREF _Toc227602349 \h </w:instrText>
             </w:r>
             <w:r>
               <w:rPr>
@@ -2845,7 +2845,7 @@
               <w:szCs w:val="22"/>
             </w:rPr>
           </w:pPr>
-          <w:hyperlink w:anchor="_Toc226395151" w:history="1">
+          <w:hyperlink w:anchor="_Toc227602350" w:history="1">
             <w:r>
               <w:rPr>
                 <w:rStyle w:val="Hipervnculo"/>
@@ -2889,7 +2889,7 @@
                 <w:noProof/>
                 <w:webHidden/>
               </w:rPr>
-              <w:instrText xml:space="preserve"> PAGEREF _Toc226395151 \h </w:instrText>
+              <w:instrText xml:space="preserve"> PAGEREF _Toc227602350 \h </w:instrText>
             </w:r>
             <w:r>
               <w:rPr>
@@ -2930,7 +2930,7 @@
               <w:szCs w:val="22"/>
             </w:rPr>
           </w:pPr>
-          <w:hyperlink w:anchor="_Toc226395152" w:history="1">
+          <w:hyperlink w:anchor="_Toc227602351" w:history="1">
             <w:r>
               <w:rPr>
                 <w:rStyle w:val="Hipervnculo"/>
@@ -2974,7 +2974,7 @@
                 <w:noProof/>
                 <w:webHidden/>
               </w:rPr>
-              <w:instrText xml:space="preserve"> PAGEREF _Toc226395152 \h </w:instrText>
+              <w:instrText xml:space="preserve"> PAGEREF _Toc227602351 \h </w:instrText>
             </w:r>
             <w:r>
               <w:rPr>
@@ -3015,7 +3015,7 @@
               <w:szCs w:val="22"/>
             </w:rPr>
           </w:pPr>
-          <w:hyperlink w:anchor="_Toc226395153" w:history="1">
+          <w:hyperlink w:anchor="_Toc227602352" w:history="1">
             <w:r>
               <w:rPr>
                 <w:rStyle w:val="Hipervnculo"/>
@@ -3058,7 +3058,7 @@
                 <w:noProof/>
                 <w:webHidden/>
               </w:rPr>
-              <w:instrText xml:space="preserve"> PAGEREF _Toc226395153 \h </w:instrText>
+              <w:instrText xml:space="preserve"> PAGEREF _Toc227602352 \h </w:instrText>
             </w:r>
             <w:r>
               <w:rPr>
@@ -3099,7 +3099,7 @@
               <w:szCs w:val="22"/>
             </w:rPr>
           </w:pPr>
-          <w:hyperlink w:anchor="_Toc226395154" w:history="1">
+          <w:hyperlink w:anchor="_Toc227602353" w:history="1">
             <w:r>
               <w:rPr>
                 <w:rStyle w:val="Hipervnculo"/>
@@ -3142,7 +3142,7 @@
                 <w:noProof/>
                 <w:webHidden/>
               </w:rPr>
-              <w:instrText xml:space="preserve"> PAGEREF _Toc226395154 \h </w:instrText>
+              <w:instrText xml:space="preserve"> PAGEREF _Toc227602353 \h </w:instrText>
             </w:r>
             <w:r>
               <w:rPr>
@@ -3183,7 +3183,7 @@
               <w:szCs w:val="22"/>
             </w:rPr>
           </w:pPr>
-          <w:hyperlink w:anchor="_Toc226395155" w:history="1">
+          <w:hyperlink w:anchor="_Toc227602354" w:history="1">
             <w:r>
               <w:rPr>
                 <w:rStyle w:val="Hipervnculo"/>
@@ -3227,7 +3227,7 @@
                 <w:noProof/>
                 <w:webHidden/>
               </w:rPr>
-              <w:instrText xml:space="preserve"> PAGEREF _Toc226395155 \h </w:instrText>
+              <w:instrText xml:space="preserve"> PAGEREF _Toc227602354 \h </w:instrText>
             </w:r>
             <w:r>
               <w:rPr>
@@ -3268,7 +3268,7 @@
               <w:szCs w:val="22"/>
             </w:rPr>
           </w:pPr>
-          <w:hyperlink w:anchor="_Toc226395156" w:history="1">
+          <w:hyperlink w:anchor="_Toc227602355" w:history="1">
             <w:r>
               <w:rPr>
                 <w:rStyle w:val="Hipervnculo"/>
@@ -3312,7 +3312,7 @@
                 <w:noProof/>
                 <w:webHidden/>
               </w:rPr>
-              <w:instrText xml:space="preserve"> PAGEREF _Toc226395156 \h </w:instrText>
+              <w:instrText xml:space="preserve"> PAGEREF _Toc227602355 \h </w:instrText>
             </w:r>
             <w:r>
               <w:rPr>
@@ -3353,7 +3353,7 @@
               <w:szCs w:val="22"/>
             </w:rPr>
           </w:pPr>
-          <w:hyperlink w:anchor="_Toc226395157" w:history="1">
+          <w:hyperlink w:anchor="_Toc227602356" w:history="1">
             <w:r>
               <w:rPr>
                 <w:rStyle w:val="Hipervnculo"/>
@@ -3397,7 +3397,7 @@
                 <w:noProof/>
                 <w:webHidden/>
               </w:rPr>
-              <w:instrText xml:space="preserve"> PAGEREF _Toc226395157 \h </w:instrText>
+              <w:instrText xml:space="preserve"> PAGEREF _Toc227602356 \h </w:instrText>
             </w:r>
             <w:r>
               <w:rPr>
@@ -3438,7 +3438,7 @@
               <w:szCs w:val="22"/>
             </w:rPr>
           </w:pPr>
-          <w:hyperlink w:anchor="_Toc226395158" w:history="1">
+          <w:hyperlink w:anchor="_Toc227602357" w:history="1">
             <w:r>
               <w:rPr>
                 <w:rStyle w:val="Hipervnculo"/>
@@ -3481,7 +3481,7 @@
                 <w:noProof/>
                 <w:webHidden/>
               </w:rPr>
-              <w:instrText xml:space="preserve"> PAGEREF _Toc226395158 \h </w:instrText>
+              <w:instrText xml:space="preserve"> PAGEREF _Toc227602357 \h </w:instrText>
             </w:r>
             <w:r>
               <w:rPr>
@@ -3522,7 +3522,7 @@
               <w:szCs w:val="22"/>
             </w:rPr>
           </w:pPr>
-          <w:hyperlink w:anchor="_Toc226395159" w:history="1">
+          <w:hyperlink w:anchor="_Toc227602358" w:history="1">
             <w:r>
               <w:rPr>
                 <w:rStyle w:val="Hipervnculo"/>
@@ -3565,7 +3565,7 @@
                 <w:noProof/>
                 <w:webHidden/>
               </w:rPr>
-              <w:instrText xml:space="preserve"> PAGEREF _Toc226395159 \h </w:instrText>
+              <w:instrText xml:space="preserve"> PAGEREF _Toc227602358 \h </w:instrText>
             </w:r>
             <w:r>
               <w:rPr>
@@ -3606,7 +3606,7 @@
               <w:szCs w:val="22"/>
             </w:rPr>
           </w:pPr>
-          <w:hyperlink w:anchor="_Toc226395160" w:history="1">
+          <w:hyperlink w:anchor="_Toc227602359" w:history="1">
             <w:r>
               <w:rPr>
                 <w:rStyle w:val="Hipervnculo"/>
@@ -3650,7 +3650,7 @@
                 <w:noProof/>
                 <w:webHidden/>
               </w:rPr>
-              <w:instrText xml:space="preserve"> PAGEREF _Toc226395160 \h </w:instrText>
+              <w:instrText xml:space="preserve"> PAGEREF _Toc227602359 \h </w:instrText>
             </w:r>
             <w:r>
               <w:rPr>
@@ -3694,7 +3694,7 @@
               <w:szCs w:val="22"/>
             </w:rPr>
           </w:pPr>
-          <w:hyperlink w:anchor="_Toc226395161" w:history="1">
+          <w:hyperlink w:anchor="_Toc227602360" w:history="1">
             <w:r>
               <w:rPr>
                 <w:rStyle w:val="Hipervnculo"/>
@@ -3721,7 +3721,7 @@
                 <w:noProof/>
                 <w:webHidden/>
               </w:rPr>
-              <w:instrText xml:space="preserve"> PAGEREF _Toc226395161 \h </w:instrText>
+              <w:instrText xml:space="preserve"> PAGEREF _Toc227602360 \h </w:instrText>
             </w:r>
             <w:r>
               <w:rPr>
@@ -3762,7 +3762,7 @@
               <w:szCs w:val="22"/>
             </w:rPr>
           </w:pPr>
-          <w:hyperlink w:anchor="_Toc226395162" w:history="1">
+          <w:hyperlink w:anchor="_Toc227602361" w:history="1">
             <w:r>
               <w:rPr>
                 <w:rStyle w:val="Hipervnculo"/>
@@ -3789,7 +3789,7 @@
                 <w:noProof/>
                 <w:webHidden/>
               </w:rPr>
-              <w:instrText xml:space="preserve"> PAGEREF _Toc226395162 \h </w:instrText>
+              <w:instrText xml:space="preserve"> PAGEREF _Toc227602361 \h </w:instrText>
             </w:r>
             <w:r>
               <w:rPr>
@@ -3830,7 +3830,7 @@
               <w:szCs w:val="22"/>
             </w:rPr>
           </w:pPr>
-          <w:hyperlink w:anchor="_Toc226395163" w:history="1">
+          <w:hyperlink w:anchor="_Toc227602362" w:history="1">
             <w:r>
               <w:rPr>
                 <w:rStyle w:val="Hipervnculo"/>
@@ -3873,7 +3873,7 @@
                 <w:noProof/>
                 <w:webHidden/>
               </w:rPr>
-              <w:instrText xml:space="preserve"> PAGEREF _Toc226395163 \h </w:instrText>
+              <w:instrText xml:space="preserve"> PAGEREF _Toc227602362 \h </w:instrText>
             </w:r>
             <w:r>
               <w:rPr>
@@ -3914,7 +3914,7 @@
               <w:szCs w:val="22"/>
             </w:rPr>
           </w:pPr>
-          <w:hyperlink w:anchor="_Toc226395164" w:history="1">
+          <w:hyperlink w:anchor="_Toc227602363" w:history="1">
             <w:r>
               <w:rPr>
                 <w:rStyle w:val="Hipervnculo"/>
@@ -3957,7 +3957,7 @@
                 <w:noProof/>
                 <w:webHidden/>
               </w:rPr>
-              <w:instrText xml:space="preserve"> PAGEREF _Toc226395164 \h </w:instrText>
+              <w:instrText xml:space="preserve"> PAGEREF _Toc227602363 \h </w:instrText>
             </w:r>
             <w:r>
               <w:rPr>
@@ -3998,7 +3998,7 @@
               <w:szCs w:val="22"/>
             </w:rPr>
           </w:pPr>
-          <w:hyperlink w:anchor="_Toc226395165" w:history="1">
+          <w:hyperlink w:anchor="_Toc227602364" w:history="1">
             <w:r>
               <w:rPr>
                 <w:rStyle w:val="Hipervnculo"/>
@@ -4041,7 +4041,7 @@
                 <w:noProof/>
                 <w:webHidden/>
               </w:rPr>
-              <w:instrText xml:space="preserve"> PAGEREF _Toc226395165 \h </w:instrText>
+              <w:instrText xml:space="preserve"> PAGEREF _Toc227602364 \h </w:instrText>
             </w:r>
             <w:r>
               <w:rPr>
@@ -4082,7 +4082,7 @@
               <w:szCs w:val="22"/>
             </w:rPr>
           </w:pPr>
-          <w:hyperlink w:anchor="_Toc226395166" w:history="1">
+          <w:hyperlink w:anchor="_Toc227602365" w:history="1">
             <w:r>
               <w:rPr>
                 <w:rStyle w:val="Hipervnculo"/>
@@ -4125,7 +4125,7 @@
                 <w:noProof/>
                 <w:webHidden/>
               </w:rPr>
-              <w:instrText xml:space="preserve"> PAGEREF _Toc226395166 \h </w:instrText>
+              <w:instrText xml:space="preserve"> PAGEREF _Toc227602365 \h </w:instrText>
             </w:r>
             <w:r>
               <w:rPr>
@@ -4166,7 +4166,7 @@
               <w:szCs w:val="22"/>
             </w:rPr>
           </w:pPr>
-          <w:hyperlink w:anchor="_Toc226395167" w:history="1">
+          <w:hyperlink w:anchor="_Toc227602366" w:history="1">
             <w:r>
               <w:rPr>
                 <w:rStyle w:val="Hipervnculo"/>
@@ -4209,7 +4209,7 @@
                 <w:noProof/>
                 <w:webHidden/>
               </w:rPr>
-              <w:instrText xml:space="preserve"> PAGEREF _Toc226395167 \h </w:instrText>
+              <w:instrText xml:space="preserve"> PAGEREF _Toc227602366 \h </w:instrText>
             </w:r>
             <w:r>
               <w:rPr>
@@ -4250,7 +4250,7 @@
               <w:szCs w:val="22"/>
             </w:rPr>
           </w:pPr>
-          <w:hyperlink w:anchor="_Toc226395168" w:history="1">
+          <w:hyperlink w:anchor="_Toc227602367" w:history="1">
             <w:r>
               <w:rPr>
                 <w:rStyle w:val="Hipervnculo"/>
@@ -4293,7 +4293,7 @@
                 <w:noProof/>
                 <w:webHidden/>
               </w:rPr>
-              <w:instrText xml:space="preserve"> PAGEREF _Toc226395168 \h </w:instrText>
+              <w:instrText xml:space="preserve"> PAGEREF _Toc227602367 \h </w:instrText>
             </w:r>
             <w:r>
               <w:rPr>
@@ -4334,7 +4334,7 @@
               <w:szCs w:val="22"/>
             </w:rPr>
           </w:pPr>
-          <w:hyperlink w:anchor="_Toc226395169" w:history="1">
+          <w:hyperlink w:anchor="_Toc227602368" w:history="1">
             <w:r>
               <w:rPr>
                 <w:rStyle w:val="Hipervnculo"/>
@@ -4377,7 +4377,7 @@
                 <w:noProof/>
                 <w:webHidden/>
               </w:rPr>
-              <w:instrText xml:space="preserve"> PAGEREF _Toc226395169 \h </w:instrText>
+              <w:instrText xml:space="preserve"> PAGEREF _Toc227602368 \h </w:instrText>
             </w:r>
             <w:r>
               <w:rPr>
@@ -4418,7 +4418,7 @@
               <w:szCs w:val="22"/>
             </w:rPr>
           </w:pPr>
-          <w:hyperlink w:anchor="_Toc226395170" w:history="1">
+          <w:hyperlink w:anchor="_Toc227602369" w:history="1">
             <w:r>
               <w:rPr>
                 <w:rStyle w:val="Hipervnculo"/>
@@ -4461,7 +4461,7 @@
                 <w:noProof/>
                 <w:webHidden/>
               </w:rPr>
-              <w:instrText xml:space="preserve"> PAGEREF _Toc226395170 \h </w:instrText>
+              <w:instrText xml:space="preserve"> PAGEREF _Toc227602369 \h </w:instrText>
             </w:r>
             <w:r>
               <w:rPr>
@@ -4502,7 +4502,7 @@
               <w:szCs w:val="22"/>
             </w:rPr>
           </w:pPr>
-          <w:hyperlink w:anchor="_Toc226395171" w:history="1">
+          <w:hyperlink w:anchor="_Toc227602370" w:history="1">
             <w:r>
               <w:rPr>
                 <w:rStyle w:val="Hipervnculo"/>
@@ -4545,7 +4545,7 @@
                 <w:noProof/>
                 <w:webHidden/>
               </w:rPr>
-              <w:instrText xml:space="preserve"> PAGEREF _Toc226395171 \h </w:instrText>
+              <w:instrText xml:space="preserve"> PAGEREF _Toc227602370 \h </w:instrText>
             </w:r>
             <w:r>
               <w:rPr>
@@ -4586,7 +4586,7 @@
               <w:szCs w:val="22"/>
             </w:rPr>
           </w:pPr>
-          <w:hyperlink w:anchor="_Toc226395172" w:history="1">
+          <w:hyperlink w:anchor="_Toc227602371" w:history="1">
             <w:r>
               <w:rPr>
                 <w:rStyle w:val="Hipervnculo"/>
@@ -4629,7 +4629,7 @@
                 <w:noProof/>
                 <w:webHidden/>
               </w:rPr>
-              <w:instrText xml:space="preserve"> PAGEREF _Toc226395172 \h </w:instrText>
+              <w:instrText xml:space="preserve"> PAGEREF _Toc227602371 \h </w:instrText>
             </w:r>
             <w:r>
               <w:rPr>
@@ -4650,6 +4650,1686 @@
                 <w:webHidden/>
               </w:rPr>
               <w:t>33</w:t>
+            </w:r>
+            <w:r>
+              <w:rPr>
+                <w:noProof/>
+                <w:webHidden/>
+              </w:rPr>
+              <w:fldChar w:fldCharType="end"/>
+            </w:r>
+          </w:hyperlink>
+        </w:p>
+        <w:p>
+          <w:pPr>
+            <w:pStyle w:val="TDC1"/>
+            <w:rPr>
+              <w:rFonts w:asciiTheme="minorHAnsi" w:eastAsiaTheme="minorEastAsia" w:hAnsiTheme="minorHAnsi" w:cstheme="minorBidi"/>
+              <w:noProof/>
+              <w:sz w:val="22"/>
+              <w:szCs w:val="22"/>
+            </w:rPr>
+          </w:pPr>
+          <w:hyperlink w:anchor="_Toc227602372" w:history="1">
+            <w:r>
+              <w:rPr>
+                <w:rStyle w:val="Hipervnculo"/>
+                <w:noProof/>
+              </w:rPr>
+              <w:t>11</w:t>
+            </w:r>
+            <w:r>
+              <w:rPr>
+                <w:rFonts w:asciiTheme="minorHAnsi" w:eastAsiaTheme="minorEastAsia" w:hAnsiTheme="minorHAnsi" w:cstheme="minorBidi"/>
+                <w:noProof/>
+                <w:sz w:val="22"/>
+                <w:szCs w:val="22"/>
+              </w:rPr>
+              <w:tab/>
+            </w:r>
+            <w:r>
+              <w:rPr>
+                <w:rStyle w:val="Hipervnculo"/>
+                <w:noProof/>
+              </w:rPr>
+              <w:t>Patrón Bridge</w:t>
+            </w:r>
+            <w:r>
+              <w:rPr>
+                <w:noProof/>
+                <w:webHidden/>
+              </w:rPr>
+              <w:tab/>
+            </w:r>
+            <w:r>
+              <w:rPr>
+                <w:noProof/>
+                <w:webHidden/>
+              </w:rPr>
+              <w:fldChar w:fldCharType="begin"/>
+            </w:r>
+            <w:r>
+              <w:rPr>
+                <w:noProof/>
+                <w:webHidden/>
+              </w:rPr>
+              <w:instrText xml:space="preserve"> PAGEREF _Toc227602372 \h </w:instrText>
+            </w:r>
+            <w:r>
+              <w:rPr>
+                <w:noProof/>
+                <w:webHidden/>
+              </w:rPr>
+            </w:r>
+            <w:r>
+              <w:rPr>
+                <w:noProof/>
+                <w:webHidden/>
+              </w:rPr>
+              <w:fldChar w:fldCharType="separate"/>
+            </w:r>
+            <w:r>
+              <w:rPr>
+                <w:noProof/>
+                <w:webHidden/>
+              </w:rPr>
+              <w:t>34</w:t>
+            </w:r>
+            <w:r>
+              <w:rPr>
+                <w:noProof/>
+                <w:webHidden/>
+              </w:rPr>
+              <w:fldChar w:fldCharType="end"/>
+            </w:r>
+          </w:hyperlink>
+        </w:p>
+        <w:p>
+          <w:pPr>
+            <w:pStyle w:val="TDC1"/>
+            <w:rPr>
+              <w:rFonts w:asciiTheme="minorHAnsi" w:eastAsiaTheme="minorEastAsia" w:hAnsiTheme="minorHAnsi" w:cstheme="minorBidi"/>
+              <w:noProof/>
+              <w:sz w:val="22"/>
+              <w:szCs w:val="22"/>
+            </w:rPr>
+          </w:pPr>
+          <w:hyperlink w:anchor="_Toc227602373" w:history="1">
+            <w:r>
+              <w:rPr>
+                <w:rStyle w:val="Hipervnculo"/>
+                <w:noProof/>
+              </w:rPr>
+              <w:t>11.1</w:t>
+            </w:r>
+            <w:r>
+              <w:rPr>
+                <w:rFonts w:asciiTheme="minorHAnsi" w:eastAsiaTheme="minorEastAsia" w:hAnsiTheme="minorHAnsi" w:cstheme="minorBidi"/>
+                <w:noProof/>
+                <w:sz w:val="22"/>
+                <w:szCs w:val="22"/>
+              </w:rPr>
+              <w:tab/>
+            </w:r>
+            <w:r>
+              <w:rPr>
+                <w:rStyle w:val="Hipervnculo"/>
+                <w:noProof/>
+              </w:rPr>
+              <w:t>Análisis para la aplicación del Bridge</w:t>
+            </w:r>
+            <w:r>
+              <w:rPr>
+                <w:noProof/>
+                <w:webHidden/>
+              </w:rPr>
+              <w:tab/>
+            </w:r>
+            <w:r>
+              <w:rPr>
+                <w:noProof/>
+                <w:webHidden/>
+              </w:rPr>
+              <w:fldChar w:fldCharType="begin"/>
+            </w:r>
+            <w:r>
+              <w:rPr>
+                <w:noProof/>
+                <w:webHidden/>
+              </w:rPr>
+              <w:instrText xml:space="preserve"> PAGEREF _Toc227602373 \h </w:instrText>
+            </w:r>
+            <w:r>
+              <w:rPr>
+                <w:noProof/>
+                <w:webHidden/>
+              </w:rPr>
+            </w:r>
+            <w:r>
+              <w:rPr>
+                <w:noProof/>
+                <w:webHidden/>
+              </w:rPr>
+              <w:fldChar w:fldCharType="separate"/>
+            </w:r>
+            <w:r>
+              <w:rPr>
+                <w:noProof/>
+                <w:webHidden/>
+              </w:rPr>
+              <w:t>34</w:t>
+            </w:r>
+            <w:r>
+              <w:rPr>
+                <w:noProof/>
+                <w:webHidden/>
+              </w:rPr>
+              <w:fldChar w:fldCharType="end"/>
+            </w:r>
+          </w:hyperlink>
+        </w:p>
+        <w:p>
+          <w:pPr>
+            <w:pStyle w:val="TDC1"/>
+            <w:rPr>
+              <w:rFonts w:asciiTheme="minorHAnsi" w:eastAsiaTheme="minorEastAsia" w:hAnsiTheme="minorHAnsi" w:cstheme="minorBidi"/>
+              <w:noProof/>
+              <w:sz w:val="22"/>
+              <w:szCs w:val="22"/>
+            </w:rPr>
+          </w:pPr>
+          <w:hyperlink w:anchor="_Toc227602374" w:history="1">
+            <w:r>
+              <w:rPr>
+                <w:rStyle w:val="Hipervnculo"/>
+                <w:noProof/>
+              </w:rPr>
+              <w:t>11.2</w:t>
+            </w:r>
+            <w:r>
+              <w:rPr>
+                <w:rFonts w:asciiTheme="minorHAnsi" w:eastAsiaTheme="minorEastAsia" w:hAnsiTheme="minorHAnsi" w:cstheme="minorBidi"/>
+                <w:noProof/>
+                <w:sz w:val="22"/>
+                <w:szCs w:val="22"/>
+              </w:rPr>
+              <w:tab/>
+            </w:r>
+            <w:r>
+              <w:rPr>
+                <w:rStyle w:val="Hipervnculo"/>
+                <w:noProof/>
+              </w:rPr>
+              <w:t>Aplicación del patrón Bridge</w:t>
+            </w:r>
+            <w:r>
+              <w:rPr>
+                <w:noProof/>
+                <w:webHidden/>
+              </w:rPr>
+              <w:tab/>
+            </w:r>
+            <w:r>
+              <w:rPr>
+                <w:noProof/>
+                <w:webHidden/>
+              </w:rPr>
+              <w:fldChar w:fldCharType="begin"/>
+            </w:r>
+            <w:r>
+              <w:rPr>
+                <w:noProof/>
+                <w:webHidden/>
+              </w:rPr>
+              <w:instrText xml:space="preserve"> PAGEREF _Toc227602374 \h </w:instrText>
+            </w:r>
+            <w:r>
+              <w:rPr>
+                <w:noProof/>
+                <w:webHidden/>
+              </w:rPr>
+            </w:r>
+            <w:r>
+              <w:rPr>
+                <w:noProof/>
+                <w:webHidden/>
+              </w:rPr>
+              <w:fldChar w:fldCharType="separate"/>
+            </w:r>
+            <w:r>
+              <w:rPr>
+                <w:noProof/>
+                <w:webHidden/>
+              </w:rPr>
+              <w:t>34</w:t>
+            </w:r>
+            <w:r>
+              <w:rPr>
+                <w:noProof/>
+                <w:webHidden/>
+              </w:rPr>
+              <w:fldChar w:fldCharType="end"/>
+            </w:r>
+          </w:hyperlink>
+        </w:p>
+        <w:p>
+          <w:pPr>
+            <w:pStyle w:val="TDC1"/>
+            <w:rPr>
+              <w:rFonts w:asciiTheme="minorHAnsi" w:eastAsiaTheme="minorEastAsia" w:hAnsiTheme="minorHAnsi" w:cstheme="minorBidi"/>
+              <w:noProof/>
+              <w:sz w:val="22"/>
+              <w:szCs w:val="22"/>
+            </w:rPr>
+          </w:pPr>
+          <w:hyperlink w:anchor="_Toc227602375" w:history="1">
+            <w:r>
+              <w:rPr>
+                <w:rStyle w:val="Hipervnculo"/>
+                <w:noProof/>
+              </w:rPr>
+              <w:t>11.3</w:t>
+            </w:r>
+            <w:r>
+              <w:rPr>
+                <w:rFonts w:asciiTheme="minorHAnsi" w:eastAsiaTheme="minorEastAsia" w:hAnsiTheme="minorHAnsi" w:cstheme="minorBidi"/>
+                <w:noProof/>
+                <w:sz w:val="22"/>
+                <w:szCs w:val="22"/>
+              </w:rPr>
+              <w:tab/>
+            </w:r>
+            <w:r>
+              <w:rPr>
+                <w:rStyle w:val="Hipervnculo"/>
+                <w:noProof/>
+              </w:rPr>
+              <w:t>Pruebas de funcionalidad</w:t>
+            </w:r>
+            <w:r>
+              <w:rPr>
+                <w:noProof/>
+                <w:webHidden/>
+              </w:rPr>
+              <w:tab/>
+            </w:r>
+            <w:r>
+              <w:rPr>
+                <w:noProof/>
+                <w:webHidden/>
+              </w:rPr>
+              <w:fldChar w:fldCharType="begin"/>
+            </w:r>
+            <w:r>
+              <w:rPr>
+                <w:noProof/>
+                <w:webHidden/>
+              </w:rPr>
+              <w:instrText xml:space="preserve"> PAGEREF _Toc227602375 \h </w:instrText>
+            </w:r>
+            <w:r>
+              <w:rPr>
+                <w:noProof/>
+                <w:webHidden/>
+              </w:rPr>
+            </w:r>
+            <w:r>
+              <w:rPr>
+                <w:noProof/>
+                <w:webHidden/>
+              </w:rPr>
+              <w:fldChar w:fldCharType="separate"/>
+            </w:r>
+            <w:r>
+              <w:rPr>
+                <w:noProof/>
+                <w:webHidden/>
+              </w:rPr>
+              <w:t>36</w:t>
+            </w:r>
+            <w:r>
+              <w:rPr>
+                <w:noProof/>
+                <w:webHidden/>
+              </w:rPr>
+              <w:fldChar w:fldCharType="end"/>
+            </w:r>
+          </w:hyperlink>
+        </w:p>
+        <w:p>
+          <w:pPr>
+            <w:pStyle w:val="TDC1"/>
+            <w:rPr>
+              <w:rFonts w:asciiTheme="minorHAnsi" w:eastAsiaTheme="minorEastAsia" w:hAnsiTheme="minorHAnsi" w:cstheme="minorBidi"/>
+              <w:noProof/>
+              <w:sz w:val="22"/>
+              <w:szCs w:val="22"/>
+            </w:rPr>
+          </w:pPr>
+          <w:hyperlink w:anchor="_Toc227602376" w:history="1">
+            <w:r>
+              <w:rPr>
+                <w:rStyle w:val="Hipervnculo"/>
+                <w:noProof/>
+              </w:rPr>
+              <w:t>11.4</w:t>
+            </w:r>
+            <w:r>
+              <w:rPr>
+                <w:rFonts w:asciiTheme="minorHAnsi" w:eastAsiaTheme="minorEastAsia" w:hAnsiTheme="minorHAnsi" w:cstheme="minorBidi"/>
+                <w:noProof/>
+                <w:sz w:val="22"/>
+                <w:szCs w:val="22"/>
+              </w:rPr>
+              <w:tab/>
+            </w:r>
+            <w:r>
+              <w:rPr>
+                <w:rStyle w:val="Hipervnculo"/>
+                <w:noProof/>
+              </w:rPr>
+              <w:t>Diagrama UML</w:t>
+            </w:r>
+            <w:r>
+              <w:rPr>
+                <w:noProof/>
+                <w:webHidden/>
+              </w:rPr>
+              <w:tab/>
+            </w:r>
+            <w:r>
+              <w:rPr>
+                <w:noProof/>
+                <w:webHidden/>
+              </w:rPr>
+              <w:fldChar w:fldCharType="begin"/>
+            </w:r>
+            <w:r>
+              <w:rPr>
+                <w:noProof/>
+                <w:webHidden/>
+              </w:rPr>
+              <w:instrText xml:space="preserve"> PAGEREF _Toc227602376 \h </w:instrText>
+            </w:r>
+            <w:r>
+              <w:rPr>
+                <w:noProof/>
+                <w:webHidden/>
+              </w:rPr>
+            </w:r>
+            <w:r>
+              <w:rPr>
+                <w:noProof/>
+                <w:webHidden/>
+              </w:rPr>
+              <w:fldChar w:fldCharType="separate"/>
+            </w:r>
+            <w:r>
+              <w:rPr>
+                <w:noProof/>
+                <w:webHidden/>
+              </w:rPr>
+              <w:t>37</w:t>
+            </w:r>
+            <w:r>
+              <w:rPr>
+                <w:noProof/>
+                <w:webHidden/>
+              </w:rPr>
+              <w:fldChar w:fldCharType="end"/>
+            </w:r>
+          </w:hyperlink>
+        </w:p>
+        <w:p>
+          <w:pPr>
+            <w:pStyle w:val="TDC1"/>
+            <w:rPr>
+              <w:rFonts w:asciiTheme="minorHAnsi" w:eastAsiaTheme="minorEastAsia" w:hAnsiTheme="minorHAnsi" w:cstheme="minorBidi"/>
+              <w:noProof/>
+              <w:sz w:val="22"/>
+              <w:szCs w:val="22"/>
+            </w:rPr>
+          </w:pPr>
+          <w:hyperlink w:anchor="_Toc227602377" w:history="1">
+            <w:r>
+              <w:rPr>
+                <w:rStyle w:val="Hipervnculo"/>
+                <w:noProof/>
+              </w:rPr>
+              <w:t>12</w:t>
+            </w:r>
+            <w:r>
+              <w:rPr>
+                <w:rFonts w:asciiTheme="minorHAnsi" w:eastAsiaTheme="minorEastAsia" w:hAnsiTheme="minorHAnsi" w:cstheme="minorBidi"/>
+                <w:noProof/>
+                <w:sz w:val="22"/>
+                <w:szCs w:val="22"/>
+              </w:rPr>
+              <w:tab/>
+            </w:r>
+            <w:r>
+              <w:rPr>
+                <w:rStyle w:val="Hipervnculo"/>
+                <w:noProof/>
+              </w:rPr>
+              <w:t>Patrón Decorator</w:t>
+            </w:r>
+            <w:r>
+              <w:rPr>
+                <w:noProof/>
+                <w:webHidden/>
+              </w:rPr>
+              <w:tab/>
+            </w:r>
+            <w:r>
+              <w:rPr>
+                <w:noProof/>
+                <w:webHidden/>
+              </w:rPr>
+              <w:fldChar w:fldCharType="begin"/>
+            </w:r>
+            <w:r>
+              <w:rPr>
+                <w:noProof/>
+                <w:webHidden/>
+              </w:rPr>
+              <w:instrText xml:space="preserve"> PAGEREF _Toc227602377 \h </w:instrText>
+            </w:r>
+            <w:r>
+              <w:rPr>
+                <w:noProof/>
+                <w:webHidden/>
+              </w:rPr>
+            </w:r>
+            <w:r>
+              <w:rPr>
+                <w:noProof/>
+                <w:webHidden/>
+              </w:rPr>
+              <w:fldChar w:fldCharType="separate"/>
+            </w:r>
+            <w:r>
+              <w:rPr>
+                <w:noProof/>
+                <w:webHidden/>
+              </w:rPr>
+              <w:t>38</w:t>
+            </w:r>
+            <w:r>
+              <w:rPr>
+                <w:noProof/>
+                <w:webHidden/>
+              </w:rPr>
+              <w:fldChar w:fldCharType="end"/>
+            </w:r>
+          </w:hyperlink>
+        </w:p>
+        <w:p>
+          <w:pPr>
+            <w:pStyle w:val="TDC1"/>
+            <w:rPr>
+              <w:rFonts w:asciiTheme="minorHAnsi" w:eastAsiaTheme="minorEastAsia" w:hAnsiTheme="minorHAnsi" w:cstheme="minorBidi"/>
+              <w:noProof/>
+              <w:sz w:val="22"/>
+              <w:szCs w:val="22"/>
+            </w:rPr>
+          </w:pPr>
+          <w:hyperlink w:anchor="_Toc227602378" w:history="1">
+            <w:r>
+              <w:rPr>
+                <w:rStyle w:val="Hipervnculo"/>
+                <w:noProof/>
+              </w:rPr>
+              <w:t>12.1</w:t>
+            </w:r>
+            <w:r>
+              <w:rPr>
+                <w:rFonts w:asciiTheme="minorHAnsi" w:eastAsiaTheme="minorEastAsia" w:hAnsiTheme="minorHAnsi" w:cstheme="minorBidi"/>
+                <w:noProof/>
+                <w:sz w:val="22"/>
+                <w:szCs w:val="22"/>
+              </w:rPr>
+              <w:tab/>
+            </w:r>
+            <w:r>
+              <w:rPr>
+                <w:rStyle w:val="Hipervnculo"/>
+                <w:noProof/>
+              </w:rPr>
+              <w:t>Análisis para la aplicación del Decorator</w:t>
+            </w:r>
+            <w:r>
+              <w:rPr>
+                <w:noProof/>
+                <w:webHidden/>
+              </w:rPr>
+              <w:tab/>
+            </w:r>
+            <w:r>
+              <w:rPr>
+                <w:noProof/>
+                <w:webHidden/>
+              </w:rPr>
+              <w:fldChar w:fldCharType="begin"/>
+            </w:r>
+            <w:r>
+              <w:rPr>
+                <w:noProof/>
+                <w:webHidden/>
+              </w:rPr>
+              <w:instrText xml:space="preserve"> PAGEREF _Toc227602378 \h </w:instrText>
+            </w:r>
+            <w:r>
+              <w:rPr>
+                <w:noProof/>
+                <w:webHidden/>
+              </w:rPr>
+            </w:r>
+            <w:r>
+              <w:rPr>
+                <w:noProof/>
+                <w:webHidden/>
+              </w:rPr>
+              <w:fldChar w:fldCharType="separate"/>
+            </w:r>
+            <w:r>
+              <w:rPr>
+                <w:noProof/>
+                <w:webHidden/>
+              </w:rPr>
+              <w:t>38</w:t>
+            </w:r>
+            <w:r>
+              <w:rPr>
+                <w:noProof/>
+                <w:webHidden/>
+              </w:rPr>
+              <w:fldChar w:fldCharType="end"/>
+            </w:r>
+          </w:hyperlink>
+        </w:p>
+        <w:p>
+          <w:pPr>
+            <w:pStyle w:val="TDC1"/>
+            <w:rPr>
+              <w:rFonts w:asciiTheme="minorHAnsi" w:eastAsiaTheme="minorEastAsia" w:hAnsiTheme="minorHAnsi" w:cstheme="minorBidi"/>
+              <w:noProof/>
+              <w:sz w:val="22"/>
+              <w:szCs w:val="22"/>
+            </w:rPr>
+          </w:pPr>
+          <w:hyperlink w:anchor="_Toc227602379" w:history="1">
+            <w:r>
+              <w:rPr>
+                <w:rStyle w:val="Hipervnculo"/>
+                <w:noProof/>
+              </w:rPr>
+              <w:t>12.2</w:t>
+            </w:r>
+            <w:r>
+              <w:rPr>
+                <w:rFonts w:asciiTheme="minorHAnsi" w:eastAsiaTheme="minorEastAsia" w:hAnsiTheme="minorHAnsi" w:cstheme="minorBidi"/>
+                <w:noProof/>
+                <w:sz w:val="22"/>
+                <w:szCs w:val="22"/>
+              </w:rPr>
+              <w:tab/>
+            </w:r>
+            <w:r>
+              <w:rPr>
+                <w:rStyle w:val="Hipervnculo"/>
+                <w:noProof/>
+              </w:rPr>
+              <w:t>Aplicación del patrón Decorator</w:t>
+            </w:r>
+            <w:r>
+              <w:rPr>
+                <w:noProof/>
+                <w:webHidden/>
+              </w:rPr>
+              <w:tab/>
+            </w:r>
+            <w:r>
+              <w:rPr>
+                <w:noProof/>
+                <w:webHidden/>
+              </w:rPr>
+              <w:fldChar w:fldCharType="begin"/>
+            </w:r>
+            <w:r>
+              <w:rPr>
+                <w:noProof/>
+                <w:webHidden/>
+              </w:rPr>
+              <w:instrText xml:space="preserve"> PAGEREF _Toc227602379 \h </w:instrText>
+            </w:r>
+            <w:r>
+              <w:rPr>
+                <w:noProof/>
+                <w:webHidden/>
+              </w:rPr>
+            </w:r>
+            <w:r>
+              <w:rPr>
+                <w:noProof/>
+                <w:webHidden/>
+              </w:rPr>
+              <w:fldChar w:fldCharType="separate"/>
+            </w:r>
+            <w:r>
+              <w:rPr>
+                <w:noProof/>
+                <w:webHidden/>
+              </w:rPr>
+              <w:t>38</w:t>
+            </w:r>
+            <w:r>
+              <w:rPr>
+                <w:noProof/>
+                <w:webHidden/>
+              </w:rPr>
+              <w:fldChar w:fldCharType="end"/>
+            </w:r>
+          </w:hyperlink>
+        </w:p>
+        <w:p>
+          <w:pPr>
+            <w:pStyle w:val="TDC1"/>
+            <w:rPr>
+              <w:rFonts w:asciiTheme="minorHAnsi" w:eastAsiaTheme="minorEastAsia" w:hAnsiTheme="minorHAnsi" w:cstheme="minorBidi"/>
+              <w:noProof/>
+              <w:sz w:val="22"/>
+              <w:szCs w:val="22"/>
+            </w:rPr>
+          </w:pPr>
+          <w:hyperlink w:anchor="_Toc227602380" w:history="1">
+            <w:r>
+              <w:rPr>
+                <w:rStyle w:val="Hipervnculo"/>
+                <w:noProof/>
+              </w:rPr>
+              <w:t>12.3</w:t>
+            </w:r>
+            <w:r>
+              <w:rPr>
+                <w:rFonts w:asciiTheme="minorHAnsi" w:eastAsiaTheme="minorEastAsia" w:hAnsiTheme="minorHAnsi" w:cstheme="minorBidi"/>
+                <w:noProof/>
+                <w:sz w:val="22"/>
+                <w:szCs w:val="22"/>
+              </w:rPr>
+              <w:tab/>
+            </w:r>
+            <w:r>
+              <w:rPr>
+                <w:rStyle w:val="Hipervnculo"/>
+                <w:noProof/>
+              </w:rPr>
+              <w:t>Pruebas de funcionalidad</w:t>
+            </w:r>
+            <w:r>
+              <w:rPr>
+                <w:noProof/>
+                <w:webHidden/>
+              </w:rPr>
+              <w:tab/>
+            </w:r>
+            <w:r>
+              <w:rPr>
+                <w:noProof/>
+                <w:webHidden/>
+              </w:rPr>
+              <w:fldChar w:fldCharType="begin"/>
+            </w:r>
+            <w:r>
+              <w:rPr>
+                <w:noProof/>
+                <w:webHidden/>
+              </w:rPr>
+              <w:instrText xml:space="preserve"> PAGEREF _Toc227602380 \h </w:instrText>
+            </w:r>
+            <w:r>
+              <w:rPr>
+                <w:noProof/>
+                <w:webHidden/>
+              </w:rPr>
+            </w:r>
+            <w:r>
+              <w:rPr>
+                <w:noProof/>
+                <w:webHidden/>
+              </w:rPr>
+              <w:fldChar w:fldCharType="separate"/>
+            </w:r>
+            <w:r>
+              <w:rPr>
+                <w:noProof/>
+                <w:webHidden/>
+              </w:rPr>
+              <w:t>40</w:t>
+            </w:r>
+            <w:r>
+              <w:rPr>
+                <w:noProof/>
+                <w:webHidden/>
+              </w:rPr>
+              <w:fldChar w:fldCharType="end"/>
+            </w:r>
+          </w:hyperlink>
+        </w:p>
+        <w:p>
+          <w:pPr>
+            <w:pStyle w:val="TDC1"/>
+            <w:rPr>
+              <w:rFonts w:asciiTheme="minorHAnsi" w:eastAsiaTheme="minorEastAsia" w:hAnsiTheme="minorHAnsi" w:cstheme="minorBidi"/>
+              <w:noProof/>
+              <w:sz w:val="22"/>
+              <w:szCs w:val="22"/>
+            </w:rPr>
+          </w:pPr>
+          <w:hyperlink w:anchor="_Toc227602381" w:history="1">
+            <w:r>
+              <w:rPr>
+                <w:rStyle w:val="Hipervnculo"/>
+                <w:noProof/>
+              </w:rPr>
+              <w:t>12.4</w:t>
+            </w:r>
+            <w:r>
+              <w:rPr>
+                <w:rFonts w:asciiTheme="minorHAnsi" w:eastAsiaTheme="minorEastAsia" w:hAnsiTheme="minorHAnsi" w:cstheme="minorBidi"/>
+                <w:noProof/>
+                <w:sz w:val="22"/>
+                <w:szCs w:val="22"/>
+              </w:rPr>
+              <w:tab/>
+            </w:r>
+            <w:r>
+              <w:rPr>
+                <w:rStyle w:val="Hipervnculo"/>
+                <w:noProof/>
+              </w:rPr>
+              <w:t>Diagrama UML</w:t>
+            </w:r>
+            <w:r>
+              <w:rPr>
+                <w:noProof/>
+                <w:webHidden/>
+              </w:rPr>
+              <w:tab/>
+            </w:r>
+            <w:r>
+              <w:rPr>
+                <w:noProof/>
+                <w:webHidden/>
+              </w:rPr>
+              <w:fldChar w:fldCharType="begin"/>
+            </w:r>
+            <w:r>
+              <w:rPr>
+                <w:noProof/>
+                <w:webHidden/>
+              </w:rPr>
+              <w:instrText xml:space="preserve"> PAGEREF _Toc227602381 \h </w:instrText>
+            </w:r>
+            <w:r>
+              <w:rPr>
+                <w:noProof/>
+                <w:webHidden/>
+              </w:rPr>
+            </w:r>
+            <w:r>
+              <w:rPr>
+                <w:noProof/>
+                <w:webHidden/>
+              </w:rPr>
+              <w:fldChar w:fldCharType="separate"/>
+            </w:r>
+            <w:r>
+              <w:rPr>
+                <w:noProof/>
+                <w:webHidden/>
+              </w:rPr>
+              <w:t>41</w:t>
+            </w:r>
+            <w:r>
+              <w:rPr>
+                <w:noProof/>
+                <w:webHidden/>
+              </w:rPr>
+              <w:fldChar w:fldCharType="end"/>
+            </w:r>
+          </w:hyperlink>
+        </w:p>
+        <w:p>
+          <w:pPr>
+            <w:pStyle w:val="TDC1"/>
+            <w:rPr>
+              <w:rFonts w:asciiTheme="minorHAnsi" w:eastAsiaTheme="minorEastAsia" w:hAnsiTheme="minorHAnsi" w:cstheme="minorBidi"/>
+              <w:noProof/>
+              <w:sz w:val="22"/>
+              <w:szCs w:val="22"/>
+            </w:rPr>
+          </w:pPr>
+          <w:hyperlink w:anchor="_Toc227602382" w:history="1">
+            <w:r>
+              <w:rPr>
+                <w:rStyle w:val="Hipervnculo"/>
+                <w:noProof/>
+              </w:rPr>
+              <w:t>13</w:t>
+            </w:r>
+            <w:r>
+              <w:rPr>
+                <w:rFonts w:asciiTheme="minorHAnsi" w:eastAsiaTheme="minorEastAsia" w:hAnsiTheme="minorHAnsi" w:cstheme="minorBidi"/>
+                <w:noProof/>
+                <w:sz w:val="22"/>
+                <w:szCs w:val="22"/>
+              </w:rPr>
+              <w:tab/>
+            </w:r>
+            <w:r>
+              <w:rPr>
+                <w:rStyle w:val="Hipervnculo"/>
+                <w:noProof/>
+              </w:rPr>
+              <w:t>Patrón Composite</w:t>
+            </w:r>
+            <w:r>
+              <w:rPr>
+                <w:noProof/>
+                <w:webHidden/>
+              </w:rPr>
+              <w:tab/>
+            </w:r>
+            <w:r>
+              <w:rPr>
+                <w:noProof/>
+                <w:webHidden/>
+              </w:rPr>
+              <w:fldChar w:fldCharType="begin"/>
+            </w:r>
+            <w:r>
+              <w:rPr>
+                <w:noProof/>
+                <w:webHidden/>
+              </w:rPr>
+              <w:instrText xml:space="preserve"> PAGEREF _Toc227602382 \h </w:instrText>
+            </w:r>
+            <w:r>
+              <w:rPr>
+                <w:noProof/>
+                <w:webHidden/>
+              </w:rPr>
+            </w:r>
+            <w:r>
+              <w:rPr>
+                <w:noProof/>
+                <w:webHidden/>
+              </w:rPr>
+              <w:fldChar w:fldCharType="separate"/>
+            </w:r>
+            <w:r>
+              <w:rPr>
+                <w:noProof/>
+                <w:webHidden/>
+              </w:rPr>
+              <w:t>41</w:t>
+            </w:r>
+            <w:r>
+              <w:rPr>
+                <w:noProof/>
+                <w:webHidden/>
+              </w:rPr>
+              <w:fldChar w:fldCharType="end"/>
+            </w:r>
+          </w:hyperlink>
+        </w:p>
+        <w:p>
+          <w:pPr>
+            <w:pStyle w:val="TDC1"/>
+            <w:rPr>
+              <w:rFonts w:asciiTheme="minorHAnsi" w:eastAsiaTheme="minorEastAsia" w:hAnsiTheme="minorHAnsi" w:cstheme="minorBidi"/>
+              <w:noProof/>
+              <w:sz w:val="22"/>
+              <w:szCs w:val="22"/>
+            </w:rPr>
+          </w:pPr>
+          <w:hyperlink w:anchor="_Toc227602383" w:history="1">
+            <w:r>
+              <w:rPr>
+                <w:rStyle w:val="Hipervnculo"/>
+                <w:noProof/>
+              </w:rPr>
+              <w:t>13.1</w:t>
+            </w:r>
+            <w:r>
+              <w:rPr>
+                <w:rFonts w:asciiTheme="minorHAnsi" w:eastAsiaTheme="minorEastAsia" w:hAnsiTheme="minorHAnsi" w:cstheme="minorBidi"/>
+                <w:noProof/>
+                <w:sz w:val="22"/>
+                <w:szCs w:val="22"/>
+              </w:rPr>
+              <w:tab/>
+            </w:r>
+            <w:r>
+              <w:rPr>
+                <w:rStyle w:val="Hipervnculo"/>
+                <w:noProof/>
+              </w:rPr>
+              <w:t>Análisis para la aplicación del Composite</w:t>
+            </w:r>
+            <w:r>
+              <w:rPr>
+                <w:noProof/>
+                <w:webHidden/>
+              </w:rPr>
+              <w:tab/>
+            </w:r>
+            <w:r>
+              <w:rPr>
+                <w:noProof/>
+                <w:webHidden/>
+              </w:rPr>
+              <w:fldChar w:fldCharType="begin"/>
+            </w:r>
+            <w:r>
+              <w:rPr>
+                <w:noProof/>
+                <w:webHidden/>
+              </w:rPr>
+              <w:instrText xml:space="preserve"> PAGEREF _Toc227602383 \h </w:instrText>
+            </w:r>
+            <w:r>
+              <w:rPr>
+                <w:noProof/>
+                <w:webHidden/>
+              </w:rPr>
+            </w:r>
+            <w:r>
+              <w:rPr>
+                <w:noProof/>
+                <w:webHidden/>
+              </w:rPr>
+              <w:fldChar w:fldCharType="separate"/>
+            </w:r>
+            <w:r>
+              <w:rPr>
+                <w:noProof/>
+                <w:webHidden/>
+              </w:rPr>
+              <w:t>41</w:t>
+            </w:r>
+            <w:r>
+              <w:rPr>
+                <w:noProof/>
+                <w:webHidden/>
+              </w:rPr>
+              <w:fldChar w:fldCharType="end"/>
+            </w:r>
+          </w:hyperlink>
+        </w:p>
+        <w:p>
+          <w:pPr>
+            <w:pStyle w:val="TDC1"/>
+            <w:rPr>
+              <w:rFonts w:asciiTheme="minorHAnsi" w:eastAsiaTheme="minorEastAsia" w:hAnsiTheme="minorHAnsi" w:cstheme="minorBidi"/>
+              <w:noProof/>
+              <w:sz w:val="22"/>
+              <w:szCs w:val="22"/>
+            </w:rPr>
+          </w:pPr>
+          <w:hyperlink w:anchor="_Toc227602384" w:history="1">
+            <w:r>
+              <w:rPr>
+                <w:rStyle w:val="Hipervnculo"/>
+                <w:noProof/>
+              </w:rPr>
+              <w:t>13.2</w:t>
+            </w:r>
+            <w:r>
+              <w:rPr>
+                <w:rFonts w:asciiTheme="minorHAnsi" w:eastAsiaTheme="minorEastAsia" w:hAnsiTheme="minorHAnsi" w:cstheme="minorBidi"/>
+                <w:noProof/>
+                <w:sz w:val="22"/>
+                <w:szCs w:val="22"/>
+              </w:rPr>
+              <w:tab/>
+            </w:r>
+            <w:r>
+              <w:rPr>
+                <w:rStyle w:val="Hipervnculo"/>
+                <w:noProof/>
+              </w:rPr>
+              <w:t>Aplicación del patrón Composite</w:t>
+            </w:r>
+            <w:r>
+              <w:rPr>
+                <w:noProof/>
+                <w:webHidden/>
+              </w:rPr>
+              <w:tab/>
+            </w:r>
+            <w:r>
+              <w:rPr>
+                <w:noProof/>
+                <w:webHidden/>
+              </w:rPr>
+              <w:fldChar w:fldCharType="begin"/>
+            </w:r>
+            <w:r>
+              <w:rPr>
+                <w:noProof/>
+                <w:webHidden/>
+              </w:rPr>
+              <w:instrText xml:space="preserve"> PAGEREF _Toc227602384 \h </w:instrText>
+            </w:r>
+            <w:r>
+              <w:rPr>
+                <w:noProof/>
+                <w:webHidden/>
+              </w:rPr>
+            </w:r>
+            <w:r>
+              <w:rPr>
+                <w:noProof/>
+                <w:webHidden/>
+              </w:rPr>
+              <w:fldChar w:fldCharType="separate"/>
+            </w:r>
+            <w:r>
+              <w:rPr>
+                <w:noProof/>
+                <w:webHidden/>
+              </w:rPr>
+              <w:t>42</w:t>
+            </w:r>
+            <w:r>
+              <w:rPr>
+                <w:noProof/>
+                <w:webHidden/>
+              </w:rPr>
+              <w:fldChar w:fldCharType="end"/>
+            </w:r>
+          </w:hyperlink>
+        </w:p>
+        <w:p>
+          <w:pPr>
+            <w:pStyle w:val="TDC1"/>
+            <w:rPr>
+              <w:rFonts w:asciiTheme="minorHAnsi" w:eastAsiaTheme="minorEastAsia" w:hAnsiTheme="minorHAnsi" w:cstheme="minorBidi"/>
+              <w:noProof/>
+              <w:sz w:val="22"/>
+              <w:szCs w:val="22"/>
+            </w:rPr>
+          </w:pPr>
+          <w:hyperlink w:anchor="_Toc227602385" w:history="1">
+            <w:r>
+              <w:rPr>
+                <w:rStyle w:val="Hipervnculo"/>
+                <w:noProof/>
+              </w:rPr>
+              <w:t>13.3</w:t>
+            </w:r>
+            <w:r>
+              <w:rPr>
+                <w:rFonts w:asciiTheme="minorHAnsi" w:eastAsiaTheme="minorEastAsia" w:hAnsiTheme="minorHAnsi" w:cstheme="minorBidi"/>
+                <w:noProof/>
+                <w:sz w:val="22"/>
+                <w:szCs w:val="22"/>
+              </w:rPr>
+              <w:tab/>
+            </w:r>
+            <w:r>
+              <w:rPr>
+                <w:rStyle w:val="Hipervnculo"/>
+                <w:noProof/>
+              </w:rPr>
+              <w:t>Pruebas de funcionalidad</w:t>
+            </w:r>
+            <w:r>
+              <w:rPr>
+                <w:noProof/>
+                <w:webHidden/>
+              </w:rPr>
+              <w:tab/>
+            </w:r>
+            <w:r>
+              <w:rPr>
+                <w:noProof/>
+                <w:webHidden/>
+              </w:rPr>
+              <w:fldChar w:fldCharType="begin"/>
+            </w:r>
+            <w:r>
+              <w:rPr>
+                <w:noProof/>
+                <w:webHidden/>
+              </w:rPr>
+              <w:instrText xml:space="preserve"> PAGEREF _Toc227602385 \h </w:instrText>
+            </w:r>
+            <w:r>
+              <w:rPr>
+                <w:noProof/>
+                <w:webHidden/>
+              </w:rPr>
+            </w:r>
+            <w:r>
+              <w:rPr>
+                <w:noProof/>
+                <w:webHidden/>
+              </w:rPr>
+              <w:fldChar w:fldCharType="separate"/>
+            </w:r>
+            <w:r>
+              <w:rPr>
+                <w:noProof/>
+                <w:webHidden/>
+              </w:rPr>
+              <w:t>44</w:t>
+            </w:r>
+            <w:r>
+              <w:rPr>
+                <w:noProof/>
+                <w:webHidden/>
+              </w:rPr>
+              <w:fldChar w:fldCharType="end"/>
+            </w:r>
+          </w:hyperlink>
+        </w:p>
+        <w:p>
+          <w:pPr>
+            <w:pStyle w:val="TDC1"/>
+            <w:rPr>
+              <w:rFonts w:asciiTheme="minorHAnsi" w:eastAsiaTheme="minorEastAsia" w:hAnsiTheme="minorHAnsi" w:cstheme="minorBidi"/>
+              <w:noProof/>
+              <w:sz w:val="22"/>
+              <w:szCs w:val="22"/>
+            </w:rPr>
+          </w:pPr>
+          <w:hyperlink w:anchor="_Toc227602386" w:history="1">
+            <w:r>
+              <w:rPr>
+                <w:rStyle w:val="Hipervnculo"/>
+                <w:noProof/>
+              </w:rPr>
+              <w:t>13.4</w:t>
+            </w:r>
+            <w:r>
+              <w:rPr>
+                <w:rFonts w:asciiTheme="minorHAnsi" w:eastAsiaTheme="minorEastAsia" w:hAnsiTheme="minorHAnsi" w:cstheme="minorBidi"/>
+                <w:noProof/>
+                <w:sz w:val="22"/>
+                <w:szCs w:val="22"/>
+              </w:rPr>
+              <w:tab/>
+            </w:r>
+            <w:r>
+              <w:rPr>
+                <w:rStyle w:val="Hipervnculo"/>
+                <w:noProof/>
+              </w:rPr>
+              <w:t>Diagrama UML</w:t>
+            </w:r>
+            <w:r>
+              <w:rPr>
+                <w:noProof/>
+                <w:webHidden/>
+              </w:rPr>
+              <w:tab/>
+            </w:r>
+            <w:r>
+              <w:rPr>
+                <w:noProof/>
+                <w:webHidden/>
+              </w:rPr>
+              <w:fldChar w:fldCharType="begin"/>
+            </w:r>
+            <w:r>
+              <w:rPr>
+                <w:noProof/>
+                <w:webHidden/>
+              </w:rPr>
+              <w:instrText xml:space="preserve"> PAGEREF _Toc227602386 \h </w:instrText>
+            </w:r>
+            <w:r>
+              <w:rPr>
+                <w:noProof/>
+                <w:webHidden/>
+              </w:rPr>
+            </w:r>
+            <w:r>
+              <w:rPr>
+                <w:noProof/>
+                <w:webHidden/>
+              </w:rPr>
+              <w:fldChar w:fldCharType="separate"/>
+            </w:r>
+            <w:r>
+              <w:rPr>
+                <w:noProof/>
+                <w:webHidden/>
+              </w:rPr>
+              <w:t>45</w:t>
+            </w:r>
+            <w:r>
+              <w:rPr>
+                <w:noProof/>
+                <w:webHidden/>
+              </w:rPr>
+              <w:fldChar w:fldCharType="end"/>
+            </w:r>
+          </w:hyperlink>
+        </w:p>
+        <w:p>
+          <w:pPr>
+            <w:pStyle w:val="TDC1"/>
+            <w:rPr>
+              <w:rFonts w:asciiTheme="minorHAnsi" w:eastAsiaTheme="minorEastAsia" w:hAnsiTheme="minorHAnsi" w:cstheme="minorBidi"/>
+              <w:noProof/>
+              <w:sz w:val="22"/>
+              <w:szCs w:val="22"/>
+            </w:rPr>
+          </w:pPr>
+          <w:hyperlink w:anchor="_Toc227602387" w:history="1">
+            <w:r>
+              <w:rPr>
+                <w:rStyle w:val="Hipervnculo"/>
+                <w:noProof/>
+              </w:rPr>
+              <w:t>14</w:t>
+            </w:r>
+            <w:r>
+              <w:rPr>
+                <w:rFonts w:asciiTheme="minorHAnsi" w:eastAsiaTheme="minorEastAsia" w:hAnsiTheme="minorHAnsi" w:cstheme="minorBidi"/>
+                <w:noProof/>
+                <w:sz w:val="22"/>
+                <w:szCs w:val="22"/>
+              </w:rPr>
+              <w:tab/>
+            </w:r>
+            <w:r>
+              <w:rPr>
+                <w:rStyle w:val="Hipervnculo"/>
+                <w:noProof/>
+              </w:rPr>
+              <w:t>Patrón Facade</w:t>
+            </w:r>
+            <w:r>
+              <w:rPr>
+                <w:noProof/>
+                <w:webHidden/>
+              </w:rPr>
+              <w:tab/>
+            </w:r>
+            <w:r>
+              <w:rPr>
+                <w:noProof/>
+                <w:webHidden/>
+              </w:rPr>
+              <w:fldChar w:fldCharType="begin"/>
+            </w:r>
+            <w:r>
+              <w:rPr>
+                <w:noProof/>
+                <w:webHidden/>
+              </w:rPr>
+              <w:instrText xml:space="preserve"> PAGEREF _Toc227602387 \h </w:instrText>
+            </w:r>
+            <w:r>
+              <w:rPr>
+                <w:noProof/>
+                <w:webHidden/>
+              </w:rPr>
+            </w:r>
+            <w:r>
+              <w:rPr>
+                <w:noProof/>
+                <w:webHidden/>
+              </w:rPr>
+              <w:fldChar w:fldCharType="separate"/>
+            </w:r>
+            <w:r>
+              <w:rPr>
+                <w:noProof/>
+                <w:webHidden/>
+              </w:rPr>
+              <w:t>45</w:t>
+            </w:r>
+            <w:r>
+              <w:rPr>
+                <w:noProof/>
+                <w:webHidden/>
+              </w:rPr>
+              <w:fldChar w:fldCharType="end"/>
+            </w:r>
+          </w:hyperlink>
+        </w:p>
+        <w:p>
+          <w:pPr>
+            <w:pStyle w:val="TDC1"/>
+            <w:rPr>
+              <w:rFonts w:asciiTheme="minorHAnsi" w:eastAsiaTheme="minorEastAsia" w:hAnsiTheme="minorHAnsi" w:cstheme="minorBidi"/>
+              <w:noProof/>
+              <w:sz w:val="22"/>
+              <w:szCs w:val="22"/>
+            </w:rPr>
+          </w:pPr>
+          <w:hyperlink w:anchor="_Toc227602388" w:history="1">
+            <w:r>
+              <w:rPr>
+                <w:rStyle w:val="Hipervnculo"/>
+                <w:noProof/>
+              </w:rPr>
+              <w:t>14.1</w:t>
+            </w:r>
+            <w:r>
+              <w:rPr>
+                <w:rFonts w:asciiTheme="minorHAnsi" w:eastAsiaTheme="minorEastAsia" w:hAnsiTheme="minorHAnsi" w:cstheme="minorBidi"/>
+                <w:noProof/>
+                <w:sz w:val="22"/>
+                <w:szCs w:val="22"/>
+              </w:rPr>
+              <w:tab/>
+            </w:r>
+            <w:r>
+              <w:rPr>
+                <w:rStyle w:val="Hipervnculo"/>
+                <w:noProof/>
+              </w:rPr>
+              <w:t>Análisis para la aplicación del Facade</w:t>
+            </w:r>
+            <w:r>
+              <w:rPr>
+                <w:noProof/>
+                <w:webHidden/>
+              </w:rPr>
+              <w:tab/>
+            </w:r>
+            <w:r>
+              <w:rPr>
+                <w:noProof/>
+                <w:webHidden/>
+              </w:rPr>
+              <w:fldChar w:fldCharType="begin"/>
+            </w:r>
+            <w:r>
+              <w:rPr>
+                <w:noProof/>
+                <w:webHidden/>
+              </w:rPr>
+              <w:instrText xml:space="preserve"> PAGEREF _Toc227602388 \h </w:instrText>
+            </w:r>
+            <w:r>
+              <w:rPr>
+                <w:noProof/>
+                <w:webHidden/>
+              </w:rPr>
+            </w:r>
+            <w:r>
+              <w:rPr>
+                <w:noProof/>
+                <w:webHidden/>
+              </w:rPr>
+              <w:fldChar w:fldCharType="separate"/>
+            </w:r>
+            <w:r>
+              <w:rPr>
+                <w:noProof/>
+                <w:webHidden/>
+              </w:rPr>
+              <w:t>45</w:t>
+            </w:r>
+            <w:r>
+              <w:rPr>
+                <w:noProof/>
+                <w:webHidden/>
+              </w:rPr>
+              <w:fldChar w:fldCharType="end"/>
+            </w:r>
+          </w:hyperlink>
+        </w:p>
+        <w:p>
+          <w:pPr>
+            <w:pStyle w:val="TDC1"/>
+            <w:rPr>
+              <w:rFonts w:asciiTheme="minorHAnsi" w:eastAsiaTheme="minorEastAsia" w:hAnsiTheme="minorHAnsi" w:cstheme="minorBidi"/>
+              <w:noProof/>
+              <w:sz w:val="22"/>
+              <w:szCs w:val="22"/>
+            </w:rPr>
+          </w:pPr>
+          <w:hyperlink w:anchor="_Toc227602389" w:history="1">
+            <w:r>
+              <w:rPr>
+                <w:rStyle w:val="Hipervnculo"/>
+                <w:noProof/>
+              </w:rPr>
+              <w:t>14.2</w:t>
+            </w:r>
+            <w:r>
+              <w:rPr>
+                <w:rFonts w:asciiTheme="minorHAnsi" w:eastAsiaTheme="minorEastAsia" w:hAnsiTheme="minorHAnsi" w:cstheme="minorBidi"/>
+                <w:noProof/>
+                <w:sz w:val="22"/>
+                <w:szCs w:val="22"/>
+              </w:rPr>
+              <w:tab/>
+            </w:r>
+            <w:r>
+              <w:rPr>
+                <w:rStyle w:val="Hipervnculo"/>
+                <w:noProof/>
+              </w:rPr>
+              <w:t>Aplicación del patrón Facade</w:t>
+            </w:r>
+            <w:r>
+              <w:rPr>
+                <w:noProof/>
+                <w:webHidden/>
+              </w:rPr>
+              <w:tab/>
+            </w:r>
+            <w:r>
+              <w:rPr>
+                <w:noProof/>
+                <w:webHidden/>
+              </w:rPr>
+              <w:fldChar w:fldCharType="begin"/>
+            </w:r>
+            <w:r>
+              <w:rPr>
+                <w:noProof/>
+                <w:webHidden/>
+              </w:rPr>
+              <w:instrText xml:space="preserve"> PAGEREF _Toc227602389 \h </w:instrText>
+            </w:r>
+            <w:r>
+              <w:rPr>
+                <w:noProof/>
+                <w:webHidden/>
+              </w:rPr>
+            </w:r>
+            <w:r>
+              <w:rPr>
+                <w:noProof/>
+                <w:webHidden/>
+              </w:rPr>
+              <w:fldChar w:fldCharType="separate"/>
+            </w:r>
+            <w:r>
+              <w:rPr>
+                <w:noProof/>
+                <w:webHidden/>
+              </w:rPr>
+              <w:t>46</w:t>
+            </w:r>
+            <w:r>
+              <w:rPr>
+                <w:noProof/>
+                <w:webHidden/>
+              </w:rPr>
+              <w:fldChar w:fldCharType="end"/>
+            </w:r>
+          </w:hyperlink>
+        </w:p>
+        <w:p>
+          <w:pPr>
+            <w:pStyle w:val="TDC1"/>
+            <w:rPr>
+              <w:rFonts w:asciiTheme="minorHAnsi" w:eastAsiaTheme="minorEastAsia" w:hAnsiTheme="minorHAnsi" w:cstheme="minorBidi"/>
+              <w:noProof/>
+              <w:sz w:val="22"/>
+              <w:szCs w:val="22"/>
+            </w:rPr>
+          </w:pPr>
+          <w:hyperlink w:anchor="_Toc227602390" w:history="1">
+            <w:r>
+              <w:rPr>
+                <w:rStyle w:val="Hipervnculo"/>
+                <w:noProof/>
+              </w:rPr>
+              <w:t>14.3</w:t>
+            </w:r>
+            <w:r>
+              <w:rPr>
+                <w:rFonts w:asciiTheme="minorHAnsi" w:eastAsiaTheme="minorEastAsia" w:hAnsiTheme="minorHAnsi" w:cstheme="minorBidi"/>
+                <w:noProof/>
+                <w:sz w:val="22"/>
+                <w:szCs w:val="22"/>
+              </w:rPr>
+              <w:tab/>
+            </w:r>
+            <w:r>
+              <w:rPr>
+                <w:rStyle w:val="Hipervnculo"/>
+                <w:noProof/>
+              </w:rPr>
+              <w:t>Pruebas de funcionalidad</w:t>
+            </w:r>
+            <w:r>
+              <w:rPr>
+                <w:noProof/>
+                <w:webHidden/>
+              </w:rPr>
+              <w:tab/>
+            </w:r>
+            <w:r>
+              <w:rPr>
+                <w:noProof/>
+                <w:webHidden/>
+              </w:rPr>
+              <w:fldChar w:fldCharType="begin"/>
+            </w:r>
+            <w:r>
+              <w:rPr>
+                <w:noProof/>
+                <w:webHidden/>
+              </w:rPr>
+              <w:instrText xml:space="preserve"> PAGEREF _Toc227602390 \h </w:instrText>
+            </w:r>
+            <w:r>
+              <w:rPr>
+                <w:noProof/>
+                <w:webHidden/>
+              </w:rPr>
+            </w:r>
+            <w:r>
+              <w:rPr>
+                <w:noProof/>
+                <w:webHidden/>
+              </w:rPr>
+              <w:fldChar w:fldCharType="separate"/>
+            </w:r>
+            <w:r>
+              <w:rPr>
+                <w:noProof/>
+                <w:webHidden/>
+              </w:rPr>
+              <w:t>48</w:t>
+            </w:r>
+            <w:r>
+              <w:rPr>
+                <w:noProof/>
+                <w:webHidden/>
+              </w:rPr>
+              <w:fldChar w:fldCharType="end"/>
+            </w:r>
+          </w:hyperlink>
+        </w:p>
+        <w:p>
+          <w:pPr>
+            <w:pStyle w:val="TDC1"/>
+            <w:rPr>
+              <w:rFonts w:asciiTheme="minorHAnsi" w:eastAsiaTheme="minorEastAsia" w:hAnsiTheme="minorHAnsi" w:cstheme="minorBidi"/>
+              <w:noProof/>
+              <w:sz w:val="22"/>
+              <w:szCs w:val="22"/>
+            </w:rPr>
+          </w:pPr>
+          <w:hyperlink w:anchor="_Toc227602391" w:history="1">
+            <w:r>
+              <w:rPr>
+                <w:rStyle w:val="Hipervnculo"/>
+                <w:noProof/>
+              </w:rPr>
+              <w:t>14.4</w:t>
+            </w:r>
+            <w:r>
+              <w:rPr>
+                <w:rFonts w:asciiTheme="minorHAnsi" w:eastAsiaTheme="minorEastAsia" w:hAnsiTheme="minorHAnsi" w:cstheme="minorBidi"/>
+                <w:noProof/>
+                <w:sz w:val="22"/>
+                <w:szCs w:val="22"/>
+              </w:rPr>
+              <w:tab/>
+            </w:r>
+            <w:r>
+              <w:rPr>
+                <w:rStyle w:val="Hipervnculo"/>
+                <w:noProof/>
+              </w:rPr>
+              <w:t>Diagrama UML</w:t>
+            </w:r>
+            <w:r>
+              <w:rPr>
+                <w:noProof/>
+                <w:webHidden/>
+              </w:rPr>
+              <w:tab/>
+            </w:r>
+            <w:r>
+              <w:rPr>
+                <w:noProof/>
+                <w:webHidden/>
+              </w:rPr>
+              <w:fldChar w:fldCharType="begin"/>
+            </w:r>
+            <w:r>
+              <w:rPr>
+                <w:noProof/>
+                <w:webHidden/>
+              </w:rPr>
+              <w:instrText xml:space="preserve"> PAGEREF _Toc227602391 \h </w:instrText>
+            </w:r>
+            <w:r>
+              <w:rPr>
+                <w:noProof/>
+                <w:webHidden/>
+              </w:rPr>
+            </w:r>
+            <w:r>
+              <w:rPr>
+                <w:noProof/>
+                <w:webHidden/>
+              </w:rPr>
+              <w:fldChar w:fldCharType="separate"/>
+            </w:r>
+            <w:r>
+              <w:rPr>
+                <w:noProof/>
+                <w:webHidden/>
+              </w:rPr>
+              <w:t>49</w:t>
             </w:r>
             <w:r>
               <w:rPr>
@@ -4713,188 +6393,6 @@
     </w:p>
     <w:p>
       <w:pPr>
-        <w:spacing w:before="100" w:beforeAutospacing="1" w:after="100" w:afterAutospacing="1"/>
-        <w:ind w:firstLine="0"/>
-        <w:outlineLvl w:val="0"/>
-        <w:rPr>
-          <w:rFonts w:cs="Arial"/>
-          <w:b/>
-          <w:bCs/>
-          <w:kern w:val="36"/>
-        </w:rPr>
-      </w:pPr>
-    </w:p>
-    <w:p>
-      <w:pPr>
-        <w:spacing w:before="100" w:beforeAutospacing="1" w:after="100" w:afterAutospacing="1"/>
-        <w:ind w:firstLine="0"/>
-        <w:outlineLvl w:val="0"/>
-        <w:rPr>
-          <w:rFonts w:cs="Arial"/>
-          <w:b/>
-          <w:bCs/>
-          <w:kern w:val="36"/>
-        </w:rPr>
-      </w:pPr>
-    </w:p>
-    <w:p>
-      <w:pPr>
-        <w:spacing w:before="100" w:beforeAutospacing="1" w:after="100" w:afterAutospacing="1"/>
-        <w:ind w:firstLine="0"/>
-        <w:outlineLvl w:val="0"/>
-        <w:rPr>
-          <w:rFonts w:cs="Arial"/>
-          <w:b/>
-          <w:bCs/>
-          <w:kern w:val="36"/>
-        </w:rPr>
-      </w:pPr>
-    </w:p>
-    <w:p>
-      <w:pPr>
-        <w:spacing w:before="100" w:beforeAutospacing="1" w:after="100" w:afterAutospacing="1"/>
-        <w:ind w:firstLine="0"/>
-        <w:outlineLvl w:val="0"/>
-        <w:rPr>
-          <w:rFonts w:cs="Arial"/>
-          <w:b/>
-          <w:bCs/>
-          <w:kern w:val="36"/>
-        </w:rPr>
-      </w:pPr>
-    </w:p>
-    <w:p>
-      <w:pPr>
-        <w:spacing w:before="100" w:beforeAutospacing="1" w:after="100" w:afterAutospacing="1"/>
-        <w:ind w:firstLine="0"/>
-        <w:outlineLvl w:val="0"/>
-        <w:rPr>
-          <w:rFonts w:cs="Arial"/>
-          <w:b/>
-          <w:bCs/>
-          <w:kern w:val="36"/>
-        </w:rPr>
-      </w:pPr>
-    </w:p>
-    <w:p>
-      <w:pPr>
-        <w:spacing w:before="100" w:beforeAutospacing="1" w:after="100" w:afterAutospacing="1"/>
-        <w:ind w:firstLine="0"/>
-        <w:outlineLvl w:val="0"/>
-        <w:rPr>
-          <w:rFonts w:cs="Arial"/>
-          <w:b/>
-          <w:bCs/>
-          <w:kern w:val="36"/>
-        </w:rPr>
-      </w:pPr>
-    </w:p>
-    <w:p>
-      <w:pPr>
-        <w:spacing w:before="100" w:beforeAutospacing="1" w:after="100" w:afterAutospacing="1"/>
-        <w:ind w:firstLine="0"/>
-        <w:outlineLvl w:val="0"/>
-        <w:rPr>
-          <w:rFonts w:cs="Arial"/>
-          <w:b/>
-          <w:bCs/>
-          <w:kern w:val="36"/>
-        </w:rPr>
-      </w:pPr>
-    </w:p>
-    <w:p>
-      <w:pPr>
-        <w:spacing w:before="100" w:beforeAutospacing="1" w:after="100" w:afterAutospacing="1"/>
-        <w:ind w:firstLine="0"/>
-        <w:outlineLvl w:val="0"/>
-        <w:rPr>
-          <w:rFonts w:cs="Arial"/>
-          <w:b/>
-          <w:bCs/>
-          <w:kern w:val="36"/>
-        </w:rPr>
-      </w:pPr>
-    </w:p>
-    <w:p>
-      <w:pPr>
-        <w:spacing w:before="100" w:beforeAutospacing="1" w:after="100" w:afterAutospacing="1"/>
-        <w:ind w:firstLine="0"/>
-        <w:outlineLvl w:val="0"/>
-        <w:rPr>
-          <w:rFonts w:cs="Arial"/>
-          <w:b/>
-          <w:bCs/>
-          <w:kern w:val="36"/>
-        </w:rPr>
-      </w:pPr>
-    </w:p>
-    <w:p>
-      <w:pPr>
-        <w:spacing w:before="100" w:beforeAutospacing="1" w:after="100" w:afterAutospacing="1"/>
-        <w:ind w:firstLine="0"/>
-        <w:outlineLvl w:val="0"/>
-        <w:rPr>
-          <w:rFonts w:cs="Arial"/>
-          <w:b/>
-          <w:bCs/>
-          <w:kern w:val="36"/>
-        </w:rPr>
-      </w:pPr>
-    </w:p>
-    <w:p>
-      <w:pPr>
-        <w:spacing w:before="100" w:beforeAutospacing="1" w:after="100" w:afterAutospacing="1"/>
-        <w:ind w:firstLine="0"/>
-        <w:outlineLvl w:val="0"/>
-        <w:rPr>
-          <w:rFonts w:cs="Arial"/>
-          <w:b/>
-          <w:bCs/>
-          <w:kern w:val="36"/>
-        </w:rPr>
-      </w:pPr>
-    </w:p>
-    <w:p>
-      <w:pPr>
-        <w:spacing w:before="100" w:beforeAutospacing="1" w:after="100" w:afterAutospacing="1"/>
-        <w:ind w:firstLine="0"/>
-        <w:outlineLvl w:val="0"/>
-        <w:rPr>
-          <w:rFonts w:cs="Arial"/>
-          <w:b/>
-          <w:bCs/>
-          <w:kern w:val="36"/>
-        </w:rPr>
-      </w:pPr>
-    </w:p>
-    <w:p>
-      <w:pPr>
-        <w:spacing w:before="100" w:beforeAutospacing="1" w:after="100" w:afterAutospacing="1"/>
-        <w:ind w:firstLine="0"/>
-        <w:outlineLvl w:val="0"/>
-        <w:rPr>
-          <w:rFonts w:cs="Arial"/>
-          <w:b/>
-          <w:bCs/>
-          <w:kern w:val="36"/>
-        </w:rPr>
-      </w:pPr>
-    </w:p>
-    <w:p>
-      <w:pPr>
-        <w:spacing w:before="100" w:beforeAutospacing="1" w:after="100" w:afterAutospacing="1"/>
-        <w:ind w:firstLine="0"/>
-        <w:outlineLvl w:val="0"/>
-        <w:rPr>
-          <w:rFonts w:cs="Arial"/>
-          <w:b/>
-          <w:bCs/>
-          <w:kern w:val="36"/>
-        </w:rPr>
-      </w:pPr>
-    </w:p>
-    <w:p>
-      <w:pPr>
         <w:pStyle w:val="Ttulo1"/>
         <w:numPr>
           <w:ilvl w:val="0"/>
@@ -4902,7 +6400,7 @@
         </w:numPr>
         <w:spacing w:line="480" w:lineRule="auto"/>
       </w:pPr>
-      <w:bookmarkStart w:id="1" w:name="_Toc226395134"/>
+      <w:bookmarkStart w:id="1" w:name="_Toc227602333"/>
       <w:r>
         <w:lastRenderedPageBreak/>
         <w:t>Visión del Proyecto</w:t>
@@ -4982,7 +6480,7 @@
         </w:numPr>
         <w:spacing w:line="480" w:lineRule="auto"/>
       </w:pPr>
-      <w:bookmarkStart w:id="2" w:name="_Toc226395135"/>
+      <w:bookmarkStart w:id="2" w:name="_Toc227602334"/>
       <w:r>
         <w:t>Arquitectura del proyecto</w:t>
       </w:r>
@@ -5057,7 +6555,7 @@
           <w:rFonts w:cs="Arial"/>
         </w:rPr>
       </w:pPr>
-      <w:bookmarkStart w:id="3" w:name="_Toc226395136"/>
+      <w:bookmarkStart w:id="3" w:name="_Toc227602335"/>
       <w:r>
         <w:t xml:space="preserve">Capa de presentación / </w:t>
       </w:r>
@@ -5123,7 +6621,7 @@
           <w:numId w:val="4"/>
         </w:numPr>
       </w:pPr>
-      <w:bookmarkStart w:id="4" w:name="_Toc226395137"/>
+      <w:bookmarkStart w:id="4" w:name="_Toc227602336"/>
       <w:r>
         <w:t xml:space="preserve">Capa de negocio / </w:t>
       </w:r>
@@ -5186,7 +6684,7 @@
           <w:numId w:val="4"/>
         </w:numPr>
       </w:pPr>
-      <w:bookmarkStart w:id="5" w:name="_Toc226395138"/>
+      <w:bookmarkStart w:id="5" w:name="_Toc227602337"/>
       <w:r>
         <w:lastRenderedPageBreak/>
         <w:t xml:space="preserve">Capa de persistencia / </w:t>
@@ -5257,7 +6755,7 @@
           <w:rFonts w:cs="Times New Roman"/>
         </w:rPr>
       </w:pPr>
-      <w:bookmarkStart w:id="6" w:name="_Toc226395139"/>
+      <w:bookmarkStart w:id="6" w:name="_Toc227602338"/>
       <w:r>
         <w:rPr>
           <w:rStyle w:val="Ttulo2Car"/>
@@ -5399,7 +6897,7 @@
           <w:rFonts w:cs="Times New Roman"/>
         </w:rPr>
       </w:pPr>
-      <w:bookmarkStart w:id="7" w:name="_Toc226395140"/>
+      <w:bookmarkStart w:id="7" w:name="_Toc227602339"/>
       <w:r>
         <w:rPr>
           <w:rStyle w:val="Ttulo2Car"/>
@@ -5728,7 +7226,7 @@
         </w:numPr>
         <w:spacing w:line="480" w:lineRule="auto"/>
       </w:pPr>
-      <w:bookmarkStart w:id="8" w:name="_Toc226395141"/>
+      <w:bookmarkStart w:id="8" w:name="_Toc227602340"/>
       <w:r>
         <w:t>Estructura del proyecto</w:t>
       </w:r>
@@ -6443,7 +7941,7 @@
         </w:numPr>
         <w:spacing w:line="480" w:lineRule="auto"/>
       </w:pPr>
-      <w:bookmarkStart w:id="9" w:name="_Toc226395142"/>
+      <w:bookmarkStart w:id="9" w:name="_Toc227602341"/>
       <w:r>
         <w:rPr>
           <w:noProof/>
@@ -6996,7 +8494,7 @@
         </w:numPr>
         <w:spacing w:line="480" w:lineRule="auto"/>
       </w:pPr>
-      <w:bookmarkStart w:id="10" w:name="_Toc226395143"/>
+      <w:bookmarkStart w:id="10" w:name="_Toc227602342"/>
       <w:r>
         <w:lastRenderedPageBreak/>
         <w:t>Patrón Singleton</w:t>
@@ -7013,7 +8511,7 @@
         <w:spacing w:line="480" w:lineRule="auto"/>
       </w:pPr>
       <w:bookmarkStart w:id="11" w:name="_Toc224386485"/>
-      <w:bookmarkStart w:id="12" w:name="_Toc226395144"/>
+      <w:bookmarkStart w:id="12" w:name="_Toc227602343"/>
       <w:r>
         <w:rPr>
           <w:rStyle w:val="Ttulo2Car"/>
@@ -7121,7 +8619,7 @@
           <w:szCs w:val="24"/>
         </w:rPr>
       </w:pPr>
-      <w:bookmarkStart w:id="13" w:name="_Toc226395145"/>
+      <w:bookmarkStart w:id="13" w:name="_Toc227602344"/>
       <w:r>
         <w:t>Aplicación del patrón Singleton</w:t>
       </w:r>
@@ -10970,7 +12468,7 @@
           <w:szCs w:val="24"/>
         </w:rPr>
       </w:pPr>
-      <w:bookmarkStart w:id="14" w:name="_Toc226395146"/>
+      <w:bookmarkStart w:id="14" w:name="_Toc227602345"/>
       <w:r>
         <w:t>Prueba de funcionalidad</w:t>
       </w:r>
@@ -11188,7 +12686,7 @@
           <w:szCs w:val="24"/>
         </w:rPr>
       </w:pPr>
-      <w:bookmarkStart w:id="15" w:name="_Toc226395147"/>
+      <w:bookmarkStart w:id="15" w:name="_Toc227602346"/>
       <w:r>
         <w:t>Diagrama UML</w:t>
       </w:r>
@@ -11374,21 +12872,7 @@
         <w:rPr>
           <w:rFonts w:cs="Arial"/>
         </w:rPr>
-        <w:t xml:space="preserve"> para verificar si la prescripción genera alguna alerta (por </w:t>
-      </w:r>
-      <w:proofErr w:type="gramStart"/>
-      <w:r>
-        <w:rPr>
-          <w:rFonts w:cs="Arial"/>
-        </w:rPr>
-        <w:t>ejemplo</w:t>
-      </w:r>
-      <w:proofErr w:type="gramEnd"/>
-      <w:r>
-        <w:rPr>
-          <w:rFonts w:cs="Arial"/>
-        </w:rPr>
-        <w:t xml:space="preserve"> una interacción medicamentosa).</w:t>
+        <w:t xml:space="preserve"> para verificar si la prescripción genera alguna alerta (por ejemplo una interacción medicamentosa).</w:t>
       </w:r>
     </w:p>
     <w:p>
@@ -11473,7 +12957,7 @@
         </w:numPr>
         <w:spacing w:line="480" w:lineRule="auto"/>
       </w:pPr>
-      <w:bookmarkStart w:id="16" w:name="_Toc226395148"/>
+      <w:bookmarkStart w:id="16" w:name="_Toc227602347"/>
       <w:r>
         <w:t>Patrón Factory Method</w:t>
       </w:r>
@@ -11487,7 +12971,7 @@
           <w:numId w:val="4"/>
         </w:numPr>
       </w:pPr>
-      <w:bookmarkStart w:id="17" w:name="_Toc226395149"/>
+      <w:bookmarkStart w:id="17" w:name="_Toc227602348"/>
       <w:r>
         <w:t>Análisis para la aplicación del Factory Method</w:t>
       </w:r>
@@ -11582,7 +13066,7 @@
           <w:szCs w:val="24"/>
         </w:rPr>
       </w:pPr>
-      <w:bookmarkStart w:id="18" w:name="_Toc226395150"/>
+      <w:bookmarkStart w:id="18" w:name="_Toc227602349"/>
       <w:r>
         <w:t>Aplicación del patrón Factory Method</w:t>
       </w:r>
@@ -21659,7 +23143,7 @@
           <w:szCs w:val="24"/>
         </w:rPr>
       </w:pPr>
-      <w:bookmarkStart w:id="19" w:name="_Toc226395151"/>
+      <w:bookmarkStart w:id="19" w:name="_Toc227602350"/>
       <w:r>
         <w:t>Prueba de funcionalidad</w:t>
       </w:r>
@@ -21914,7 +23398,7 @@
           <w:szCs w:val="24"/>
         </w:rPr>
       </w:pPr>
-      <w:bookmarkStart w:id="20" w:name="_Toc226395152"/>
+      <w:bookmarkStart w:id="20" w:name="_Toc227602351"/>
       <w:r>
         <w:t>Diagrama UML</w:t>
       </w:r>
@@ -22539,7 +24023,7 @@
         </w:numPr>
         <w:spacing w:line="480" w:lineRule="auto"/>
       </w:pPr>
-      <w:bookmarkStart w:id="21" w:name="_Toc226395153"/>
+      <w:bookmarkStart w:id="21" w:name="_Toc227602352"/>
       <w:r>
         <w:t>Patrón Abstract Factory</w:t>
       </w:r>
@@ -22553,7 +24037,7 @@
           <w:numId w:val="4"/>
         </w:numPr>
       </w:pPr>
-      <w:bookmarkStart w:id="22" w:name="_Toc226395154"/>
+      <w:bookmarkStart w:id="22" w:name="_Toc227602353"/>
       <w:r>
         <w:t xml:space="preserve">Análisis para la aplicación del </w:t>
       </w:r>
@@ -22813,7 +24297,7 @@
           <w:szCs w:val="24"/>
         </w:rPr>
       </w:pPr>
-      <w:bookmarkStart w:id="23" w:name="_Toc226395155"/>
+      <w:bookmarkStart w:id="23" w:name="_Toc227602354"/>
       <w:r>
         <w:t xml:space="preserve">Aplicación del patrón </w:t>
       </w:r>
@@ -28094,7 +29578,7 @@
           <w:szCs w:val="24"/>
         </w:rPr>
       </w:pPr>
-      <w:bookmarkStart w:id="24" w:name="_Toc226395156"/>
+      <w:bookmarkStart w:id="24" w:name="_Toc227602355"/>
       <w:r>
         <w:t>Prueba de funcionalidad</w:t>
       </w:r>
@@ -28345,7 +29829,7 @@
           <w:szCs w:val="24"/>
         </w:rPr>
       </w:pPr>
-      <w:bookmarkStart w:id="25" w:name="_Toc226395157"/>
+      <w:bookmarkStart w:id="25" w:name="_Toc227602356"/>
       <w:r>
         <w:t>Diagrama UML</w:t>
       </w:r>
@@ -28593,7 +30077,7 @@
         </w:numPr>
         <w:spacing w:line="480" w:lineRule="auto"/>
       </w:pPr>
-      <w:bookmarkStart w:id="26" w:name="_Toc226395158"/>
+      <w:bookmarkStart w:id="26" w:name="_Toc227602357"/>
       <w:r>
         <w:t>Patrón Builder</w:t>
       </w:r>
@@ -28607,7 +30091,7 @@
           <w:numId w:val="4"/>
         </w:numPr>
       </w:pPr>
-      <w:bookmarkStart w:id="27" w:name="_Toc226395159"/>
+      <w:bookmarkStart w:id="27" w:name="_Toc227602358"/>
       <w:r>
         <w:t>Análisis para la aplicación del Builder</w:t>
       </w:r>
@@ -28848,7 +30332,7 @@
           <w:szCs w:val="24"/>
         </w:rPr>
       </w:pPr>
-      <w:bookmarkStart w:id="28" w:name="_Toc226395160"/>
+      <w:bookmarkStart w:id="28" w:name="_Toc227602359"/>
       <w:r>
         <w:t>Aplicación del patrón Builder</w:t>
       </w:r>
@@ -31041,7 +32525,7 @@
           <w:szCs w:val="48"/>
         </w:rPr>
       </w:pPr>
-      <w:bookmarkStart w:id="29" w:name="_Toc226395161"/>
+      <w:bookmarkStart w:id="29" w:name="_Toc227602360"/>
       <w:r>
         <w:lastRenderedPageBreak/>
         <w:t>8.3. Prueba de funcionalidad</w:t>
@@ -31303,7 +32787,7 @@
         </w:numPr>
         <w:ind w:left="432" w:hanging="432"/>
       </w:pPr>
-      <w:bookmarkStart w:id="30" w:name="_Toc226395162"/>
+      <w:bookmarkStart w:id="30" w:name="_Toc227602361"/>
       <w:r>
         <w:t>8</w:t>
       </w:r>
@@ -31640,7 +33124,7 @@
         </w:numPr>
         <w:spacing w:line="480" w:lineRule="auto"/>
       </w:pPr>
-      <w:bookmarkStart w:id="31" w:name="_Toc226395163"/>
+      <w:bookmarkStart w:id="31" w:name="_Toc227602362"/>
       <w:r>
         <w:lastRenderedPageBreak/>
         <w:t xml:space="preserve">Patrón </w:t>
@@ -31661,7 +33145,7 @@
       <w:r>
         <w:t xml:space="preserve"> </w:t>
       </w:r>
-      <w:bookmarkStart w:id="32" w:name="_Toc226395164"/>
+      <w:bookmarkStart w:id="32" w:name="_Toc227602363"/>
       <w:r>
         <w:t xml:space="preserve">Análisis para la aplicación del </w:t>
       </w:r>
@@ -31743,7 +33227,7 @@
       <w:r>
         <w:t xml:space="preserve"> </w:t>
       </w:r>
-      <w:bookmarkStart w:id="33" w:name="_Toc226395165"/>
+      <w:bookmarkStart w:id="33" w:name="_Toc227602364"/>
       <w:r>
         <w:t xml:space="preserve">Aplicación del patrón </w:t>
       </w:r>
@@ -32066,7 +33550,7 @@
       <w:r>
         <w:t xml:space="preserve"> </w:t>
       </w:r>
-      <w:bookmarkStart w:id="34" w:name="_Toc226395166"/>
+      <w:bookmarkStart w:id="34" w:name="_Toc227602365"/>
       <w:r>
         <w:t>Prueba de funcionalidad</w:t>
       </w:r>
@@ -32248,7 +33732,7 @@
         <w:lastRenderedPageBreak/>
         <w:t xml:space="preserve"> </w:t>
       </w:r>
-      <w:bookmarkStart w:id="35" w:name="_Toc226395167"/>
+      <w:bookmarkStart w:id="35" w:name="_Toc227602366"/>
       <w:r>
         <w:t>Diagrama UML</w:t>
       </w:r>
@@ -32413,7 +33897,7 @@
         </w:numPr>
         <w:spacing w:line="480" w:lineRule="auto"/>
       </w:pPr>
-      <w:bookmarkStart w:id="36" w:name="_Toc226395168"/>
+      <w:bookmarkStart w:id="36" w:name="_Toc227602367"/>
       <w:r>
         <w:lastRenderedPageBreak/>
         <w:t xml:space="preserve">Patrón </w:t>
@@ -32433,7 +33917,7 @@
           <w:numId w:val="10"/>
         </w:numPr>
       </w:pPr>
-      <w:bookmarkStart w:id="37" w:name="_Toc226395169"/>
+      <w:bookmarkStart w:id="37" w:name="_Toc227602368"/>
       <w:r>
         <w:t xml:space="preserve">Análisis para la aplicación del </w:t>
       </w:r>
@@ -32677,7 +34161,7 @@
           <w:numId w:val="10"/>
         </w:numPr>
       </w:pPr>
-      <w:bookmarkStart w:id="38" w:name="_Toc226395170"/>
+      <w:bookmarkStart w:id="38" w:name="_Toc227602369"/>
       <w:r>
         <w:t xml:space="preserve">Aplicación del patrón </w:t>
       </w:r>
@@ -33180,7 +34664,7 @@
           <w:numId w:val="10"/>
         </w:numPr>
       </w:pPr>
-      <w:bookmarkStart w:id="39" w:name="_Toc226395171"/>
+      <w:bookmarkStart w:id="39" w:name="_Toc227602370"/>
       <w:r>
         <w:t>Pruebas de funcionalidad</w:t>
       </w:r>
@@ -33376,7 +34860,7 @@
           <w:numId w:val="10"/>
         </w:numPr>
       </w:pPr>
-      <w:bookmarkStart w:id="40" w:name="_Toc226395172"/>
+      <w:bookmarkStart w:id="40" w:name="_Toc227602371"/>
       <w:r>
         <w:t>Diagrama UML</w:t>
       </w:r>
@@ -33531,13 +35015,12 @@
         </w:numPr>
         <w:spacing w:line="480" w:lineRule="auto"/>
       </w:pPr>
+      <w:bookmarkStart w:id="41" w:name="_Toc227602372"/>
       <w:r>
         <w:lastRenderedPageBreak/>
-        <w:t xml:space="preserve">Patrón </w:t>
-      </w:r>
-      <w:r>
-        <w:t>Bridge</w:t>
-      </w:r>
+        <w:t>Patrón Bridge</w:t>
+      </w:r>
+      <w:bookmarkEnd w:id="41"/>
     </w:p>
     <w:p>
       <w:pPr>
@@ -33547,12 +35030,11 @@
           <w:numId w:val="10"/>
         </w:numPr>
       </w:pPr>
-      <w:r>
-        <w:t xml:space="preserve">Análisis para la aplicación del </w:t>
-      </w:r>
-      <w:r>
-        <w:t>Bridge</w:t>
-      </w:r>
+      <w:bookmarkStart w:id="42" w:name="_Toc227602373"/>
+      <w:r>
+        <w:t>Análisis para la aplicación del Bridge</w:t>
+      </w:r>
+      <w:bookmarkEnd w:id="42"/>
     </w:p>
     <w:p>
       <w:pPr>
@@ -33579,7 +35061,10 @@
         <w:t xml:space="preserve"> </w:t>
       </w:r>
       <w:r>
-        <w:t>Separar una cosa de otra para que ambas puedan cambiar por separado.</w:t>
+        <w:t xml:space="preserve">Separar </w:t>
+      </w:r>
+      <w:r>
+        <w:t>dos clases grandes en dos partes independientes para cambiar sin afectar la otra.</w:t>
       </w:r>
     </w:p>
     <w:p>
@@ -33781,12 +35266,11 @@
           <w:numId w:val="10"/>
         </w:numPr>
       </w:pPr>
-      <w:r>
-        <w:t xml:space="preserve">Aplicación del patrón </w:t>
-      </w:r>
-      <w:r>
-        <w:t>Bridge</w:t>
-      </w:r>
+      <w:bookmarkStart w:id="43" w:name="_Toc227602374"/>
+      <w:r>
+        <w:t>Aplicación del patrón Bridge</w:t>
+      </w:r>
+      <w:bookmarkEnd w:id="43"/>
     </w:p>
     <w:p>
       <w:pPr>
@@ -33830,6 +35314,7 @@
       <w:r>
         <w:rPr>
           <w:rFonts w:cs="Arial"/>
+          <w:noProof/>
         </w:rPr>
         <w:drawing>
           <wp:inline distT="0" distB="0" distL="0" distR="0" wp14:anchorId="02C6AD05" wp14:editId="5F1C6FE4">
@@ -34001,6 +35486,7 @@
       <w:r>
         <w:rPr>
           <w:rFonts w:cs="Arial"/>
+          <w:noProof/>
         </w:rPr>
         <w:drawing>
           <wp:inline distT="0" distB="0" distL="0" distR="0" wp14:anchorId="546C7835" wp14:editId="457C93B2">
@@ -34081,6 +35567,7 @@
       <w:r>
         <w:rPr>
           <w:rFonts w:cs="Arial"/>
+          <w:noProof/>
         </w:rPr>
         <w:drawing>
           <wp:inline distT="0" distB="0" distL="0" distR="0" wp14:anchorId="6B0960FD" wp14:editId="56AD47B0">
@@ -34135,24 +35622,10 @@
           <w:b/>
           <w:bCs/>
         </w:rPr>
-        <w:t>Explicación:</w:t>
-      </w:r>
-      <w:r>
-        <w:rPr>
-          <w:rFonts w:cs="Arial"/>
-          <w:b/>
-          <w:bCs/>
-        </w:rPr>
-        <w:t xml:space="preserve"> </w:t>
-      </w:r>
-      <w:r>
-        <w:t>El patrón Bridge lo usé para separar el tipo de alerta del medio por donde se envía.</w:t>
-      </w:r>
-      <w:r>
-        <w:t xml:space="preserve"> </w:t>
-      </w:r>
-      <w:r>
-        <w:t xml:space="preserve">Así el sistema puede tener </w:t>
+        <w:t xml:space="preserve">Explicación: </w:t>
+      </w:r>
+      <w:r>
+        <w:t xml:space="preserve">El patrón Bridge lo usé para separar el tipo de alerta del medio por donde se envía. Así el sistema puede tener </w:t>
       </w:r>
       <w:r>
         <w:rPr>
@@ -34196,10 +35669,12 @@
           <w:numId w:val="10"/>
         </w:numPr>
       </w:pPr>
+      <w:bookmarkStart w:id="44" w:name="_Toc227602375"/>
       <w:r>
         <w:lastRenderedPageBreak/>
         <w:t>Pruebas de funcionalidad</w:t>
       </w:r>
+      <w:bookmarkEnd w:id="44"/>
     </w:p>
     <w:p>
       <w:pPr>
@@ -34237,6 +35712,9 @@
         <w:spacing w:line="480" w:lineRule="auto"/>
       </w:pPr>
       <w:r>
+        <w:rPr>
+          <w:noProof/>
+        </w:rPr>
         <w:drawing>
           <wp:inline distT="0" distB="0" distL="0" distR="0" wp14:anchorId="4702D993" wp14:editId="395C1FF1">
             <wp:extent cx="4000500" cy="2512088"/>
@@ -34313,6 +35791,9 @@
         <w:spacing w:line="480" w:lineRule="auto"/>
       </w:pPr>
       <w:r>
+        <w:rPr>
+          <w:noProof/>
+        </w:rPr>
         <w:drawing>
           <wp:inline distT="0" distB="0" distL="0" distR="0" wp14:anchorId="51B949B3" wp14:editId="0B515A78">
             <wp:extent cx="5612130" cy="321945"/>
@@ -34390,6 +35871,9 @@
         <w:spacing w:line="480" w:lineRule="auto"/>
       </w:pPr>
       <w:r>
+        <w:rPr>
+          <w:noProof/>
+        </w:rPr>
         <w:drawing>
           <wp:inline distT="0" distB="0" distL="0" distR="0" wp14:anchorId="6A532B04" wp14:editId="262273B4">
             <wp:extent cx="4137660" cy="2396600"/>
@@ -34440,6 +35924,9 @@
         <w:spacing w:line="480" w:lineRule="auto"/>
       </w:pPr>
       <w:r>
+        <w:rPr>
+          <w:noProof/>
+        </w:rPr>
         <w:lastRenderedPageBreak/>
         <w:drawing>
           <wp:inline distT="0" distB="0" distL="0" distR="0" wp14:anchorId="3B2C3141" wp14:editId="18EEE2EB">
@@ -34486,9 +35973,11 @@
           <w:numId w:val="10"/>
         </w:numPr>
       </w:pPr>
+      <w:bookmarkStart w:id="45" w:name="_Toc227602376"/>
       <w:r>
         <w:t>Diagrama UML</w:t>
       </w:r>
+      <w:bookmarkEnd w:id="45"/>
     </w:p>
     <w:p>
       <w:pPr>
@@ -34703,6 +36192,7 @@
         </w:numPr>
         <w:spacing w:line="480" w:lineRule="auto"/>
       </w:pPr>
+      <w:bookmarkStart w:id="46" w:name="_Toc227602377"/>
       <w:r>
         <w:lastRenderedPageBreak/>
         <w:t xml:space="preserve">Patrón </w:t>
@@ -34711,6 +36201,7 @@
       <w:r>
         <w:t>Decorator</w:t>
       </w:r>
+      <w:bookmarkEnd w:id="46"/>
       <w:proofErr w:type="spellEnd"/>
     </w:p>
     <w:p>
@@ -34722,6 +36213,7 @@
         </w:numPr>
         <w:spacing w:line="480" w:lineRule="auto"/>
       </w:pPr>
+      <w:bookmarkStart w:id="47" w:name="_Toc227602378"/>
       <w:r>
         <w:t xml:space="preserve">Análisis para la aplicación del </w:t>
       </w:r>
@@ -34729,6 +36221,7 @@
       <w:r>
         <w:t>Decorator</w:t>
       </w:r>
+      <w:bookmarkEnd w:id="47"/>
       <w:proofErr w:type="spellEnd"/>
     </w:p>
     <w:p>
@@ -34904,6 +36397,7 @@
           <w:numId w:val="10"/>
         </w:numPr>
       </w:pPr>
+      <w:bookmarkStart w:id="48" w:name="_Toc227602379"/>
       <w:r>
         <w:t xml:space="preserve">Aplicación del patrón </w:t>
       </w:r>
@@ -34911,24 +36405,24 @@
       <w:r>
         <w:t>Decorator</w:t>
       </w:r>
-      <w:proofErr w:type="spellEnd"/>
-    </w:p>
-    <w:p>
-      <w:pPr>
-        <w:pStyle w:val="Ttulo1"/>
-        <w:numPr>
-          <w:ilvl w:val="0"/>
-          <w:numId w:val="0"/>
-        </w:numPr>
-        <w:ind w:left="360"/>
-        <w:rPr>
-          <w:b w:val="0"/>
-          <w:bCs w:val="0"/>
-        </w:rPr>
-      </w:pPr>
-      <w:r>
-        <w:rPr>
-          <w:rFonts w:cs="Arial"/>
+      <w:bookmarkEnd w:id="48"/>
+      <w:proofErr w:type="spellEnd"/>
+    </w:p>
+    <w:p>
+      <w:pPr>
+        <w:spacing w:line="480" w:lineRule="auto"/>
+        <w:ind w:left="709" w:firstLine="0"/>
+        <w:jc w:val="both"/>
+        <w:rPr>
+          <w:b/>
+          <w:bCs/>
+        </w:rPr>
+      </w:pPr>
+      <w:r>
+        <w:rPr>
+          <w:rFonts w:cs="Arial"/>
+          <w:b/>
+          <w:bCs/>
         </w:rPr>
         <w:t xml:space="preserve">Clase </w:t>
       </w:r>
@@ -34936,6 +36430,8 @@
       <w:r>
         <w:rPr>
           <w:rFonts w:cs="Arial"/>
+          <w:b/>
+          <w:bCs/>
         </w:rPr>
         <w:t>ConsoleAlertNotifier</w:t>
       </w:r>
@@ -34947,26 +36443,11 @@
         <w:t xml:space="preserve"> </w:t>
       </w:r>
       <w:r>
-        <w:rPr>
-          <w:b w:val="0"/>
-          <w:bCs w:val="0"/>
-        </w:rPr>
         <w:t>muestra la alerta en consola.</w:t>
       </w:r>
     </w:p>
     <w:p>
-      <w:pPr>
-        <w:pStyle w:val="Ttulo1"/>
-        <w:numPr>
-          <w:ilvl w:val="0"/>
-          <w:numId w:val="0"/>
-        </w:numPr>
-        <w:ind w:left="360"/>
-      </w:pPr>
-      <w:r>
-        <w:rPr>
-          <w:rFonts w:cs="Arial"/>
-        </w:rPr>
+      <w:r>
         <w:drawing>
           <wp:inline distT="0" distB="0" distL="0" distR="0" wp14:anchorId="118DF10F" wp14:editId="0D658B2B">
             <wp:extent cx="5612130" cy="2392680"/>
@@ -35006,31 +36487,35 @@
     </w:p>
     <w:p>
       <w:pPr>
-        <w:pStyle w:val="Ttulo1"/>
-        <w:numPr>
-          <w:ilvl w:val="0"/>
-          <w:numId w:val="0"/>
-        </w:numPr>
-        <w:ind w:left="360"/>
-      </w:pPr>
-      <w:r>
+        <w:spacing w:line="480" w:lineRule="auto"/>
+        <w:ind w:left="709" w:firstLine="0"/>
+        <w:rPr>
+          <w:b/>
+          <w:bCs/>
+        </w:rPr>
+      </w:pPr>
+      <w:r>
+        <w:rPr>
+          <w:b/>
+          <w:bCs/>
+        </w:rPr>
         <w:lastRenderedPageBreak/>
         <w:t xml:space="preserve">Clase </w:t>
       </w:r>
       <w:proofErr w:type="spellStart"/>
       <w:r>
+        <w:rPr>
+          <w:b/>
+          <w:bCs/>
+        </w:rPr>
         <w:t>TimestampAlertNotifierDecorator</w:t>
       </w:r>
       <w:proofErr w:type="spellEnd"/>
     </w:p>
     <w:p>
       <w:pPr>
-        <w:pStyle w:val="Ttulo1"/>
-        <w:numPr>
-          <w:ilvl w:val="0"/>
-          <w:numId w:val="0"/>
-        </w:numPr>
-        <w:ind w:left="360"/>
+        <w:spacing w:after="240"/>
+        <w:ind w:left="709" w:firstLine="0"/>
       </w:pPr>
       <w:r>
         <w:drawing>
@@ -35072,30 +36557,33 @@
     </w:p>
     <w:p>
       <w:pPr>
-        <w:pStyle w:val="Ttulo1"/>
-        <w:numPr>
-          <w:ilvl w:val="0"/>
-          <w:numId w:val="0"/>
-        </w:numPr>
-        <w:ind w:left="360"/>
-      </w:pPr>
-      <w:r>
+        <w:spacing w:line="480" w:lineRule="auto"/>
+        <w:ind w:left="709" w:firstLine="0"/>
+        <w:rPr>
+          <w:b/>
+          <w:bCs/>
+        </w:rPr>
+      </w:pPr>
+      <w:r>
+        <w:rPr>
+          <w:b/>
+          <w:bCs/>
+        </w:rPr>
         <w:t xml:space="preserve">Clase </w:t>
       </w:r>
       <w:proofErr w:type="spellStart"/>
       <w:r>
+        <w:rPr>
+          <w:b/>
+          <w:bCs/>
+        </w:rPr>
         <w:t>SeverityAlertNotifierDecorator</w:t>
       </w:r>
       <w:proofErr w:type="spellEnd"/>
     </w:p>
     <w:p>
       <w:pPr>
-        <w:pStyle w:val="Ttulo1"/>
-        <w:numPr>
-          <w:ilvl w:val="0"/>
-          <w:numId w:val="0"/>
-        </w:numPr>
-        <w:ind w:left="360"/>
+        <w:ind w:left="709" w:firstLine="0"/>
       </w:pPr>
       <w:r>
         <w:drawing>
@@ -35148,13 +36636,7 @@
         <w:rPr>
           <w:rFonts w:cs="Arial"/>
         </w:rPr>
-        <w:t>L</w:t>
-      </w:r>
-      <w:r>
-        <w:rPr>
-          <w:rFonts w:cs="Arial"/>
-        </w:rPr>
-        <w:t xml:space="preserve">os cuales </w:t>
+        <w:t xml:space="preserve">Los cuales </w:t>
       </w:r>
       <w:r>
         <w:rPr>
@@ -35172,13 +36654,7 @@
         <w:rPr>
           <w:rFonts w:cs="Arial"/>
         </w:rPr>
-        <w:t xml:space="preserve"> </w:t>
-      </w:r>
-      <w:r>
-        <w:rPr>
-          <w:rFonts w:cs="Arial"/>
-        </w:rPr>
-        <w:t xml:space="preserve">De esta forma, </w:t>
+        <w:t xml:space="preserve"> De esta forma, </w:t>
       </w:r>
       <w:r>
         <w:rPr>
@@ -35237,9 +36713,11 @@
           <w:numId w:val="10"/>
         </w:numPr>
       </w:pPr>
+      <w:bookmarkStart w:id="49" w:name="_Toc227602380"/>
       <w:r>
         <w:t>Pruebas de funcionalidad</w:t>
       </w:r>
+      <w:bookmarkEnd w:id="49"/>
     </w:p>
     <w:p>
       <w:pPr>
@@ -35254,6 +36732,9 @@
         <w:spacing w:line="480" w:lineRule="auto"/>
       </w:pPr>
       <w:r>
+        <w:rPr>
+          <w:noProof/>
+        </w:rPr>
         <w:drawing>
           <wp:inline distT="0" distB="0" distL="0" distR="0" wp14:anchorId="600A8966" wp14:editId="66B4AD29">
             <wp:extent cx="3906047" cy="2446020"/>
@@ -35307,6 +36788,9 @@
         <w:spacing w:line="480" w:lineRule="auto"/>
       </w:pPr>
       <w:r>
+        <w:rPr>
+          <w:noProof/>
+        </w:rPr>
         <w:drawing>
           <wp:inline distT="0" distB="0" distL="0" distR="0" wp14:anchorId="74B2C2D8" wp14:editId="542FB53A">
             <wp:extent cx="5612130" cy="648335"/>
@@ -35380,24 +36864,19 @@
           <w:numId w:val="10"/>
         </w:numPr>
       </w:pPr>
+      <w:bookmarkStart w:id="50" w:name="_Toc227602381"/>
       <w:r>
         <w:lastRenderedPageBreak/>
         <w:t>Diagrama UML</w:t>
       </w:r>
-    </w:p>
-    <w:p>
-      <w:pPr>
-        <w:pStyle w:val="Ttulo1"/>
-        <w:numPr>
-          <w:ilvl w:val="0"/>
-          <w:numId w:val="0"/>
-        </w:numPr>
-        <w:spacing w:line="480" w:lineRule="auto"/>
-      </w:pPr>
-      <w:r>
-        <w:rPr>
-          <w:noProof/>
-        </w:rPr>
+      <w:bookmarkEnd w:id="50"/>
+    </w:p>
+    <w:p>
+      <w:pPr>
+        <w:spacing w:after="240"/>
+        <w:ind w:left="709" w:firstLine="0"/>
+      </w:pPr>
+      <w:r>
         <w:drawing>
           <wp:inline distT="0" distB="0" distL="0" distR="0">
             <wp:extent cx="4906379" cy="2628900"/>
@@ -35539,11 +37018,1610 @@
     </w:p>
     <w:p>
       <w:pPr>
+        <w:pStyle w:val="Ttulo1"/>
+        <w:numPr>
+          <w:ilvl w:val="0"/>
+          <w:numId w:val="10"/>
+        </w:numPr>
         <w:spacing w:line="480" w:lineRule="auto"/>
       </w:pPr>
+      <w:bookmarkStart w:id="51" w:name="_Toc227602382"/>
+      <w:r>
+        <w:t xml:space="preserve">Patrón </w:t>
+      </w:r>
+      <w:r>
+        <w:t>Composite</w:t>
+      </w:r>
+      <w:bookmarkEnd w:id="51"/>
+    </w:p>
+    <w:p>
+      <w:pPr>
+        <w:pStyle w:val="Ttulo1"/>
+        <w:numPr>
+          <w:ilvl w:val="1"/>
+          <w:numId w:val="10"/>
+        </w:numPr>
+        <w:spacing w:line="480" w:lineRule="auto"/>
+      </w:pPr>
+      <w:bookmarkStart w:id="52" w:name="_Toc227602383"/>
+      <w:r>
+        <w:t xml:space="preserve">Análisis para la aplicación del </w:t>
+      </w:r>
+      <w:r>
+        <w:t>Composite</w:t>
+      </w:r>
+      <w:bookmarkEnd w:id="52"/>
+    </w:p>
+    <w:p>
+      <w:pPr>
+        <w:spacing w:line="480" w:lineRule="auto"/>
+      </w:pPr>
+      <w:r>
+        <w:rPr>
+          <w:rFonts w:cs="Arial"/>
+          <w:b/>
+          <w:bCs/>
+        </w:rPr>
+        <w:t xml:space="preserve">Objetivo del patrón: </w:t>
+      </w:r>
+      <w:r>
+        <w:t>Permitir que un objeto individual y un grupo de objetos se manejen de la misma manera.</w:t>
+      </w:r>
+    </w:p>
+    <w:p>
+      <w:pPr>
+        <w:pStyle w:val="NormalWeb"/>
+        <w:spacing w:line="480" w:lineRule="auto"/>
+        <w:jc w:val="both"/>
+        <w:rPr>
+          <w:rFonts w:cs="Arial"/>
+        </w:rPr>
+      </w:pPr>
+      <w:r>
+        <w:rPr>
+          <w:rFonts w:cs="Arial"/>
+          <w:b/>
+          <w:bCs/>
+        </w:rPr>
+        <w:t>Motivación en el proyecto:</w:t>
+      </w:r>
+      <w:r>
+        <w:rPr>
+          <w:rFonts w:cs="Arial"/>
+        </w:rPr>
+        <w:t xml:space="preserve"> </w:t>
+      </w:r>
+      <w:r>
+        <w:t>En una historia clínica hay información que puede estar formada por varias partes, como diagnósticos y tratamientos.</w:t>
+      </w:r>
+      <w:r>
+        <w:br/>
+      </w:r>
+      <w:r>
+        <w:lastRenderedPageBreak/>
+        <w:t>En vez de tratar cada parte por separado, el sistema puede agruparlas dentro de una sola historia clínica. Así, una historia clínica funciona como un “contenedor” que puede tener uno o varios elementos médicos.</w:t>
+      </w:r>
+    </w:p>
+    <w:p>
+      <w:pPr>
+        <w:pStyle w:val="Ttulo1"/>
+        <w:numPr>
+          <w:ilvl w:val="1"/>
+          <w:numId w:val="10"/>
+        </w:numPr>
+      </w:pPr>
+      <w:bookmarkStart w:id="53" w:name="_Toc227602384"/>
+      <w:r>
+        <w:t xml:space="preserve">Aplicación del patrón </w:t>
+      </w:r>
+      <w:r>
+        <w:t>Composite</w:t>
+      </w:r>
+      <w:bookmarkEnd w:id="53"/>
+    </w:p>
+    <w:p>
+      <w:pPr>
+        <w:spacing w:line="480" w:lineRule="auto"/>
+        <w:jc w:val="both"/>
+        <w:rPr>
+          <w:b/>
+          <w:bCs/>
+        </w:rPr>
+      </w:pPr>
+      <w:r>
+        <w:rPr>
+          <w:b/>
+          <w:bCs/>
+        </w:rPr>
+        <w:t>Interfaz</w:t>
+      </w:r>
+      <w:r>
+        <w:rPr>
+          <w:b/>
+          <w:bCs/>
+        </w:rPr>
+        <w:t xml:space="preserve"> </w:t>
+      </w:r>
+      <w:proofErr w:type="spellStart"/>
+      <w:r>
+        <w:rPr>
+          <w:b/>
+          <w:bCs/>
+        </w:rPr>
+        <w:t>ClinicalComponent</w:t>
+      </w:r>
+      <w:proofErr w:type="spellEnd"/>
+      <w:r>
+        <w:rPr>
+          <w:b/>
+          <w:bCs/>
+        </w:rPr>
+        <w:t xml:space="preserve"> </w:t>
+      </w:r>
+      <w:r>
+        <w:t>Aquí se define la interfaz común que comparten todos los elementos clínicos.</w:t>
+      </w:r>
+    </w:p>
+    <w:p>
+      <w:pPr>
+        <w:spacing w:line="480" w:lineRule="auto"/>
+        <w:ind w:left="360" w:firstLine="0"/>
+        <w:rPr>
+          <w:b/>
+          <w:bCs/>
+        </w:rPr>
+      </w:pPr>
+      <w:r>
+        <w:drawing>
+          <wp:inline distT="0" distB="0" distL="0" distR="0" wp14:anchorId="04446309" wp14:editId="36E05E90">
+            <wp:extent cx="4656223" cy="1600339"/>
+            <wp:effectExtent l="0" t="0" r="0" b="0"/>
+            <wp:docPr id="1069839247" name="Imagen 1"/>
+            <wp:cNvGraphicFramePr>
+              <a:graphicFrameLocks xmlns:a="http://schemas.openxmlformats.org/drawingml/2006/main" noChangeAspect="1"/>
+            </wp:cNvGraphicFramePr>
+            <a:graphic xmlns:a="http://schemas.openxmlformats.org/drawingml/2006/main">
+              <a:graphicData uri="http://schemas.openxmlformats.org/drawingml/2006/picture">
+                <pic:pic xmlns:pic="http://schemas.openxmlformats.org/drawingml/2006/picture">
+                  <pic:nvPicPr>
+                    <pic:cNvPr id="1069839247" name=""/>
+                    <pic:cNvPicPr/>
+                  </pic:nvPicPr>
+                  <pic:blipFill>
+                    <a:blip r:embed="rId47"/>
+                    <a:stretch>
+                      <a:fillRect/>
+                    </a:stretch>
+                  </pic:blipFill>
+                  <pic:spPr>
+                    <a:xfrm>
+                      <a:off x="0" y="0"/>
+                      <a:ext cx="4656223" cy="1600339"/>
+                    </a:xfrm>
+                    <a:prstGeom prst="rect">
+                      <a:avLst/>
+                    </a:prstGeom>
+                  </pic:spPr>
+                </pic:pic>
+              </a:graphicData>
+            </a:graphic>
+          </wp:inline>
+        </w:drawing>
+      </w:r>
+    </w:p>
+    <w:p>
+      <w:pPr>
+        <w:spacing w:line="480" w:lineRule="auto"/>
+        <w:jc w:val="both"/>
+      </w:pPr>
+      <w:r>
+        <w:rPr>
+          <w:b/>
+          <w:bCs/>
+        </w:rPr>
+        <w:t xml:space="preserve">Clase </w:t>
+      </w:r>
+      <w:proofErr w:type="spellStart"/>
+      <w:r>
+        <w:rPr>
+          <w:b/>
+          <w:bCs/>
+        </w:rPr>
+        <w:t>DiagnosisItem</w:t>
+      </w:r>
+      <w:proofErr w:type="spellEnd"/>
+      <w:r>
+        <w:rPr>
+          <w:b/>
+          <w:bCs/>
+        </w:rPr>
+        <w:t xml:space="preserve"> </w:t>
+      </w:r>
+      <w:r>
+        <w:t>Esta clase representa un diagnóstico como parte individual de la historia clínica.</w:t>
+      </w:r>
+    </w:p>
+    <w:p>
+      <w:pPr>
+        <w:spacing w:line="480" w:lineRule="auto"/>
+        <w:ind w:left="360" w:firstLine="0"/>
+        <w:rPr>
+          <w:b/>
+          <w:bCs/>
+        </w:rPr>
+      </w:pPr>
+      <w:r>
+        <w:rPr>
+          <w:b/>
+          <w:bCs/>
+        </w:rPr>
+        <w:drawing>
+          <wp:inline distT="0" distB="0" distL="0" distR="0" wp14:anchorId="3EDF5C4D" wp14:editId="02E05131">
+            <wp:extent cx="5612130" cy="2259330"/>
+            <wp:effectExtent l="0" t="0" r="7620" b="7620"/>
+            <wp:docPr id="1293027652" name="Imagen 2"/>
+            <wp:cNvGraphicFramePr>
+              <a:graphicFrameLocks xmlns:a="http://schemas.openxmlformats.org/drawingml/2006/main" noChangeAspect="1"/>
+            </wp:cNvGraphicFramePr>
+            <a:graphic xmlns:a="http://schemas.openxmlformats.org/drawingml/2006/main">
+              <a:graphicData uri="http://schemas.openxmlformats.org/drawingml/2006/picture">
+                <pic:pic xmlns:pic="http://schemas.openxmlformats.org/drawingml/2006/picture">
+                  <pic:nvPicPr>
+                    <pic:cNvPr id="1293027652" name=""/>
+                    <pic:cNvPicPr/>
+                  </pic:nvPicPr>
+                  <pic:blipFill>
+                    <a:blip r:embed="rId48"/>
+                    <a:stretch>
+                      <a:fillRect/>
+                    </a:stretch>
+                  </pic:blipFill>
+                  <pic:spPr>
+                    <a:xfrm>
+                      <a:off x="0" y="0"/>
+                      <a:ext cx="5612130" cy="2259330"/>
+                    </a:xfrm>
+                    <a:prstGeom prst="rect">
+                      <a:avLst/>
+                    </a:prstGeom>
+                  </pic:spPr>
+                </pic:pic>
+              </a:graphicData>
+            </a:graphic>
+          </wp:inline>
+        </w:drawing>
+      </w:r>
+    </w:p>
+    <w:p>
+      <w:pPr>
+        <w:spacing w:line="480" w:lineRule="auto"/>
+        <w:ind w:left="360" w:firstLine="0"/>
+        <w:rPr>
+          <w:b/>
+          <w:bCs/>
+        </w:rPr>
+      </w:pPr>
+    </w:p>
+    <w:p>
+      <w:pPr>
+        <w:spacing w:line="480" w:lineRule="auto"/>
+        <w:ind w:left="360" w:firstLine="0"/>
+        <w:rPr>
+          <w:b/>
+          <w:bCs/>
+        </w:rPr>
+      </w:pPr>
+    </w:p>
+    <w:p>
+      <w:pPr>
+        <w:spacing w:line="480" w:lineRule="auto"/>
+        <w:jc w:val="both"/>
+      </w:pPr>
+      <w:r>
+        <w:rPr>
+          <w:b/>
+          <w:bCs/>
+        </w:rPr>
+        <w:lastRenderedPageBreak/>
+        <w:t xml:space="preserve">Clase </w:t>
+      </w:r>
+      <w:proofErr w:type="spellStart"/>
+      <w:r>
+        <w:rPr>
+          <w:b/>
+          <w:bCs/>
+        </w:rPr>
+        <w:t>TreatmentItem</w:t>
+      </w:r>
+      <w:proofErr w:type="spellEnd"/>
+      <w:r>
+        <w:rPr>
+          <w:b/>
+          <w:bCs/>
+        </w:rPr>
+        <w:t xml:space="preserve"> </w:t>
+      </w:r>
+      <w:r>
+        <w:t>Esta clase representa un tratamiento como otra parte de la historia clínica.</w:t>
+      </w:r>
+    </w:p>
+    <w:p>
+      <w:pPr>
+        <w:spacing w:line="480" w:lineRule="auto"/>
+        <w:ind w:left="360" w:firstLine="0"/>
+        <w:jc w:val="both"/>
+      </w:pPr>
+      <w:r>
+        <w:drawing>
+          <wp:inline distT="0" distB="0" distL="0" distR="0" wp14:anchorId="4F6AE54A" wp14:editId="779BCCF2">
+            <wp:extent cx="5612130" cy="2345055"/>
+            <wp:effectExtent l="0" t="0" r="7620" b="0"/>
+            <wp:docPr id="823867106" name="Imagen 3"/>
+            <wp:cNvGraphicFramePr>
+              <a:graphicFrameLocks xmlns:a="http://schemas.openxmlformats.org/drawingml/2006/main" noChangeAspect="1"/>
+            </wp:cNvGraphicFramePr>
+            <a:graphic xmlns:a="http://schemas.openxmlformats.org/drawingml/2006/main">
+              <a:graphicData uri="http://schemas.openxmlformats.org/drawingml/2006/picture">
+                <pic:pic xmlns:pic="http://schemas.openxmlformats.org/drawingml/2006/picture">
+                  <pic:nvPicPr>
+                    <pic:cNvPr id="823867106" name=""/>
+                    <pic:cNvPicPr/>
+                  </pic:nvPicPr>
+                  <pic:blipFill>
+                    <a:blip r:embed="rId49"/>
+                    <a:stretch>
+                      <a:fillRect/>
+                    </a:stretch>
+                  </pic:blipFill>
+                  <pic:spPr>
+                    <a:xfrm>
+                      <a:off x="0" y="0"/>
+                      <a:ext cx="5612130" cy="2345055"/>
+                    </a:xfrm>
+                    <a:prstGeom prst="rect">
+                      <a:avLst/>
+                    </a:prstGeom>
+                  </pic:spPr>
+                </pic:pic>
+              </a:graphicData>
+            </a:graphic>
+          </wp:inline>
+        </w:drawing>
+      </w:r>
+    </w:p>
+    <w:p>
+      <w:pPr>
+        <w:spacing w:line="480" w:lineRule="auto"/>
+        <w:jc w:val="both"/>
+      </w:pPr>
+      <w:r>
+        <w:rPr>
+          <w:b/>
+          <w:bCs/>
+        </w:rPr>
+        <w:t xml:space="preserve">Clase </w:t>
+      </w:r>
+      <w:proofErr w:type="spellStart"/>
+      <w:r>
+        <w:rPr>
+          <w:b/>
+          <w:bCs/>
+        </w:rPr>
+        <w:t>ClinicalRecord</w:t>
+      </w:r>
+      <w:proofErr w:type="spellEnd"/>
+      <w:r>
+        <w:rPr>
+          <w:b/>
+          <w:bCs/>
+        </w:rPr>
+        <w:t xml:space="preserve"> </w:t>
+      </w:r>
+      <w:r>
+        <w:t xml:space="preserve">Esta es la parte más importante, porque es el </w:t>
+      </w:r>
+      <w:r>
+        <w:rPr>
+          <w:rStyle w:val="Textoennegrita"/>
+          <w:b w:val="0"/>
+          <w:bCs w:val="0"/>
+        </w:rPr>
+        <w:t>contenedor principal</w:t>
+      </w:r>
+      <w:r>
+        <w:rPr>
+          <w:b/>
+          <w:bCs/>
+        </w:rPr>
+        <w:t>.</w:t>
+      </w:r>
+      <w:r>
+        <w:t xml:space="preserve"> </w:t>
+      </w:r>
+      <w:r>
+        <w:t>Aquí se agrupan diagnósticos y tratamientos</w:t>
+      </w:r>
+      <w:r>
+        <w:t xml:space="preserve">  </w:t>
+      </w:r>
+      <w:r>
+        <w:drawing>
+          <wp:inline distT="0" distB="0" distL="0" distR="0" wp14:anchorId="37AD9390" wp14:editId="4096A974">
+            <wp:extent cx="5612130" cy="4312920"/>
+            <wp:effectExtent l="0" t="0" r="7620" b="0"/>
+            <wp:docPr id="363530641" name="Imagen 4"/>
+            <wp:cNvGraphicFramePr>
+              <a:graphicFrameLocks xmlns:a="http://schemas.openxmlformats.org/drawingml/2006/main" noChangeAspect="1"/>
+            </wp:cNvGraphicFramePr>
+            <a:graphic xmlns:a="http://schemas.openxmlformats.org/drawingml/2006/main">
+              <a:graphicData uri="http://schemas.openxmlformats.org/drawingml/2006/picture">
+                <pic:pic xmlns:pic="http://schemas.openxmlformats.org/drawingml/2006/picture">
+                  <pic:nvPicPr>
+                    <pic:cNvPr id="363530641" name=""/>
+                    <pic:cNvPicPr/>
+                  </pic:nvPicPr>
+                  <pic:blipFill>
+                    <a:blip r:embed="rId50"/>
+                    <a:stretch>
+                      <a:fillRect/>
+                    </a:stretch>
+                  </pic:blipFill>
+                  <pic:spPr>
+                    <a:xfrm>
+                      <a:off x="0" y="0"/>
+                      <a:ext cx="5612130" cy="4312920"/>
+                    </a:xfrm>
+                    <a:prstGeom prst="rect">
+                      <a:avLst/>
+                    </a:prstGeom>
+                  </pic:spPr>
+                </pic:pic>
+              </a:graphicData>
+            </a:graphic>
+          </wp:inline>
+        </w:drawing>
+      </w:r>
+    </w:p>
+    <w:p>
+      <w:pPr>
+        <w:spacing w:line="480" w:lineRule="auto"/>
+        <w:jc w:val="both"/>
+      </w:pPr>
+      <w:r>
+        <w:rPr>
+          <w:b/>
+          <w:bCs/>
+        </w:rPr>
+        <w:lastRenderedPageBreak/>
+        <w:t xml:space="preserve">Explicación: </w:t>
+      </w:r>
+      <w:r>
+        <w:t xml:space="preserve">El patrón Composite se implementó en la organización de la historia clínica. La clase </w:t>
+      </w:r>
+      <w:proofErr w:type="spellStart"/>
+      <w:r>
+        <w:rPr>
+          <w:rStyle w:val="CdigoHTML"/>
+          <w:rFonts w:ascii="Arial" w:hAnsi="Arial" w:cs="Arial"/>
+          <w:b/>
+          <w:bCs/>
+          <w:sz w:val="24"/>
+          <w:szCs w:val="24"/>
+        </w:rPr>
+        <w:t>ClinicalRecord</w:t>
+      </w:r>
+      <w:proofErr w:type="spellEnd"/>
+      <w:r>
+        <w:rPr>
+          <w:sz w:val="32"/>
+          <w:szCs w:val="32"/>
+        </w:rPr>
+        <w:t xml:space="preserve"> </w:t>
+      </w:r>
+      <w:r>
+        <w:t>funciona como un contenedor que agrupa diagnósticos y tratamientos, los cuales implementan una misma interfaz. De esta forma, el sistema puede manejar una sola parte o un conjunto completo de información clínica de la misma manera.</w:t>
+      </w:r>
+    </w:p>
+    <w:p/>
+    <w:p>
+      <w:pPr>
+        <w:pStyle w:val="Ttulo1"/>
+        <w:numPr>
+          <w:ilvl w:val="1"/>
+          <w:numId w:val="10"/>
+        </w:numPr>
+      </w:pPr>
+      <w:bookmarkStart w:id="54" w:name="_Toc227602385"/>
+      <w:r>
+        <w:t>Pruebas de funcionalidad</w:t>
+      </w:r>
+      <w:bookmarkEnd w:id="54"/>
+    </w:p>
+    <w:p>
+      <w:pPr>
+        <w:spacing w:line="480" w:lineRule="auto"/>
+        <w:jc w:val="both"/>
+      </w:pPr>
+      <w:r>
+        <w:t>Gracias al</w:t>
+      </w:r>
+      <w:r>
+        <w:t xml:space="preserve"> controlador </w:t>
+      </w:r>
+      <w:r>
+        <w:t xml:space="preserve">que creamos </w:t>
+      </w:r>
+      <w:r>
+        <w:t xml:space="preserve">podemos </w:t>
+      </w:r>
+      <w:r>
+        <w:t>probar el patrón desde una petición GET</w:t>
+      </w:r>
+    </w:p>
+    <w:p>
+      <w:r>
+        <w:drawing>
+          <wp:inline distT="0" distB="0" distL="0" distR="0" wp14:anchorId="3A1DA43F" wp14:editId="1E724FF2">
+            <wp:extent cx="4084320" cy="3401472"/>
+            <wp:effectExtent l="0" t="0" r="0" b="8890"/>
+            <wp:docPr id="554120458" name="Imagen 5"/>
+            <wp:cNvGraphicFramePr>
+              <a:graphicFrameLocks xmlns:a="http://schemas.openxmlformats.org/drawingml/2006/main" noChangeAspect="1"/>
+            </wp:cNvGraphicFramePr>
+            <a:graphic xmlns:a="http://schemas.openxmlformats.org/drawingml/2006/main">
+              <a:graphicData uri="http://schemas.openxmlformats.org/drawingml/2006/picture">
+                <pic:pic xmlns:pic="http://schemas.openxmlformats.org/drawingml/2006/picture">
+                  <pic:nvPicPr>
+                    <pic:cNvPr id="554120458" name=""/>
+                    <pic:cNvPicPr/>
+                  </pic:nvPicPr>
+                  <pic:blipFill>
+                    <a:blip r:embed="rId51"/>
+                    <a:stretch>
+                      <a:fillRect/>
+                    </a:stretch>
+                  </pic:blipFill>
+                  <pic:spPr>
+                    <a:xfrm>
+                      <a:off x="0" y="0"/>
+                      <a:ext cx="4092149" cy="3407992"/>
+                    </a:xfrm>
+                    <a:prstGeom prst="rect">
+                      <a:avLst/>
+                    </a:prstGeom>
+                  </pic:spPr>
+                </pic:pic>
+              </a:graphicData>
+            </a:graphic>
+          </wp:inline>
+        </w:drawing>
+      </w:r>
+    </w:p>
+    <w:p>
+      <w:pPr>
+        <w:spacing w:line="480" w:lineRule="auto"/>
+        <w:jc w:val="both"/>
+      </w:pPr>
+      <w:r>
+        <w:t xml:space="preserve">Esta es la prueba funcional del patrón </w:t>
+      </w:r>
+      <w:r>
+        <w:rPr>
+          <w:b/>
+          <w:bCs/>
+        </w:rPr>
+        <w:t>Composite</w:t>
+      </w:r>
+      <w:r>
+        <w:t>, donde se ve la historia clínica completa con sus partes.</w:t>
+      </w:r>
+    </w:p>
+    <w:p>
+      <w:pPr>
+        <w:spacing w:line="480" w:lineRule="auto"/>
+        <w:jc w:val="both"/>
+      </w:pPr>
+    </w:p>
+    <w:p>
+      <w:pPr>
+        <w:spacing w:line="480" w:lineRule="auto"/>
+        <w:jc w:val="both"/>
+      </w:pPr>
+    </w:p>
+    <w:p>
+      <w:pPr>
+        <w:spacing w:line="480" w:lineRule="auto"/>
+        <w:jc w:val="right"/>
+      </w:pPr>
+    </w:p>
+    <w:p/>
+    <w:p>
+      <w:pPr>
+        <w:pStyle w:val="Ttulo1"/>
+        <w:numPr>
+          <w:ilvl w:val="1"/>
+          <w:numId w:val="10"/>
+        </w:numPr>
+      </w:pPr>
+      <w:bookmarkStart w:id="55" w:name="_Toc227602386"/>
+      <w:r>
+        <w:t>Diagrama UML</w:t>
+      </w:r>
+      <w:bookmarkEnd w:id="55"/>
+    </w:p>
+    <w:p>
+      <w:pPr>
+        <w:spacing w:after="240"/>
+        <w:ind w:firstLine="360"/>
+      </w:pPr>
+      <w:r>
+        <w:rPr>
+          <w:noProof/>
+        </w:rPr>
+        <w:drawing>
+          <wp:inline distT="0" distB="0" distL="0" distR="0">
+            <wp:extent cx="4053840" cy="2670912"/>
+            <wp:effectExtent l="0" t="0" r="3810" b="0"/>
+            <wp:docPr id="793276282" name="Imagen 6" descr="PlantUML Diagram"/>
+            <wp:cNvGraphicFramePr>
+              <a:graphicFrameLocks xmlns:a="http://schemas.openxmlformats.org/drawingml/2006/main" noChangeAspect="1"/>
+            </wp:cNvGraphicFramePr>
+            <a:graphic xmlns:a="http://schemas.openxmlformats.org/drawingml/2006/main">
+              <a:graphicData uri="http://schemas.openxmlformats.org/drawingml/2006/picture">
+                <pic:pic xmlns:pic="http://schemas.openxmlformats.org/drawingml/2006/picture">
+                  <pic:nvPicPr>
+                    <pic:cNvPr id="0" name="Picture 1" descr="PlantUML Diagram"/>
+                    <pic:cNvPicPr>
+                      <a:picLocks noChangeAspect="1" noChangeArrowheads="1"/>
+                    </pic:cNvPicPr>
+                  </pic:nvPicPr>
+                  <pic:blipFill>
+                    <a:blip r:embed="rId52">
+                      <a:extLst>
+                        <a:ext uri="{28A0092B-C50C-407E-A947-70E740481C1C}">
+                          <a14:useLocalDpi xmlns:a14="http://schemas.microsoft.com/office/drawing/2010/main" val="0"/>
+                        </a:ext>
+                      </a:extLst>
+                    </a:blip>
+                    <a:srcRect/>
+                    <a:stretch>
+                      <a:fillRect/>
+                    </a:stretch>
+                  </pic:blipFill>
+                  <pic:spPr bwMode="auto">
+                    <a:xfrm>
+                      <a:off x="0" y="0"/>
+                      <a:ext cx="4061370" cy="2675873"/>
+                    </a:xfrm>
+                    <a:prstGeom prst="rect">
+                      <a:avLst/>
+                    </a:prstGeom>
+                    <a:noFill/>
+                    <a:ln>
+                      <a:noFill/>
+                    </a:ln>
+                  </pic:spPr>
+                </pic:pic>
+              </a:graphicData>
+            </a:graphic>
+          </wp:inline>
+        </w:drawing>
+      </w:r>
+    </w:p>
+    <w:p>
+      <w:pPr>
+        <w:spacing w:line="480" w:lineRule="auto"/>
+        <w:jc w:val="both"/>
+      </w:pPr>
+      <w:r>
+        <w:t xml:space="preserve">Este diagrama muestra que </w:t>
+      </w:r>
+      <w:proofErr w:type="spellStart"/>
+      <w:r>
+        <w:rPr>
+          <w:b/>
+          <w:bCs/>
+        </w:rPr>
+        <w:t>ClinicalComponent</w:t>
+      </w:r>
+      <w:proofErr w:type="spellEnd"/>
+      <w:r>
+        <w:t xml:space="preserve"> es la interfaz común.</w:t>
+      </w:r>
+      <w:r>
+        <w:br/>
+      </w:r>
+      <w:proofErr w:type="spellStart"/>
+      <w:r>
+        <w:rPr>
+          <w:b/>
+          <w:bCs/>
+        </w:rPr>
+        <w:t>DiagnosisItem</w:t>
+      </w:r>
+      <w:proofErr w:type="spellEnd"/>
+      <w:r>
+        <w:t xml:space="preserve"> y </w:t>
+      </w:r>
+      <w:proofErr w:type="spellStart"/>
+      <w:r>
+        <w:rPr>
+          <w:b/>
+          <w:bCs/>
+        </w:rPr>
+        <w:t>TreatmentItem</w:t>
+      </w:r>
+      <w:proofErr w:type="spellEnd"/>
+      <w:r>
+        <w:t xml:space="preserve"> son las partes simples, mientras que </w:t>
+      </w:r>
+      <w:proofErr w:type="spellStart"/>
+      <w:r>
+        <w:rPr>
+          <w:b/>
+          <w:bCs/>
+        </w:rPr>
+        <w:t>ClinicalRecord</w:t>
+      </w:r>
+      <w:proofErr w:type="spellEnd"/>
+      <w:r>
+        <w:t xml:space="preserve"> es el contenedor principal que agrupa varias partes.</w:t>
+      </w:r>
+      <w:r>
+        <w:br/>
+      </w:r>
+      <w:proofErr w:type="spellStart"/>
+      <w:r>
+        <w:rPr>
+          <w:b/>
+          <w:bCs/>
+        </w:rPr>
+        <w:t>ClinicalRecordService</w:t>
+      </w:r>
+      <w:proofErr w:type="spellEnd"/>
+      <w:r>
+        <w:t xml:space="preserve"> construye la historia clínica y </w:t>
+      </w:r>
+      <w:proofErr w:type="spellStart"/>
+      <w:r>
+        <w:rPr>
+          <w:b/>
+          <w:bCs/>
+        </w:rPr>
+        <w:t>ClinicalRecordController</w:t>
+      </w:r>
+      <w:proofErr w:type="spellEnd"/>
+      <w:r>
+        <w:t xml:space="preserve"> la expone por API REST.</w:t>
+      </w:r>
+    </w:p>
+    <w:p>
+      <w:pPr>
+        <w:spacing w:line="480" w:lineRule="auto"/>
+        <w:jc w:val="both"/>
+      </w:pPr>
+      <w:r>
+        <w:t xml:space="preserve">La idea del </w:t>
+      </w:r>
+      <w:r>
+        <w:rPr>
+          <w:b/>
+          <w:bCs/>
+        </w:rPr>
+        <w:t>Composite</w:t>
+      </w:r>
+      <w:r>
+        <w:t xml:space="preserve"> es que un objeto individual y un grupo de objetos se manejen igual.</w:t>
+      </w:r>
+    </w:p>
+    <w:p>
+      <w:pPr>
+        <w:pStyle w:val="Ttulo1"/>
+        <w:numPr>
+          <w:ilvl w:val="0"/>
+          <w:numId w:val="10"/>
+        </w:numPr>
+        <w:spacing w:line="480" w:lineRule="auto"/>
+      </w:pPr>
+      <w:bookmarkStart w:id="56" w:name="_Toc227602387"/>
+      <w:r>
+        <w:t xml:space="preserve">Patrón </w:t>
+      </w:r>
+      <w:r>
+        <w:t>Fac</w:t>
+      </w:r>
+      <w:r>
+        <w:t>a</w:t>
+      </w:r>
+      <w:r>
+        <w:t>de</w:t>
+      </w:r>
+      <w:bookmarkEnd w:id="56"/>
+    </w:p>
+    <w:p>
+      <w:pPr>
+        <w:pStyle w:val="Ttulo1"/>
+        <w:numPr>
+          <w:ilvl w:val="1"/>
+          <w:numId w:val="10"/>
+        </w:numPr>
+        <w:spacing w:line="480" w:lineRule="auto"/>
+      </w:pPr>
+      <w:bookmarkStart w:id="57" w:name="_Toc227602388"/>
+      <w:r>
+        <w:t xml:space="preserve">Análisis para la aplicación del </w:t>
+      </w:r>
+      <w:r>
+        <w:t>Fac</w:t>
+      </w:r>
+      <w:r>
+        <w:t>a</w:t>
+      </w:r>
+      <w:r>
+        <w:t>de</w:t>
+      </w:r>
+      <w:bookmarkEnd w:id="57"/>
+    </w:p>
+    <w:p>
+      <w:pPr>
+        <w:spacing w:line="480" w:lineRule="auto"/>
+      </w:pPr>
+      <w:r>
+        <w:rPr>
+          <w:rFonts w:cs="Arial"/>
+          <w:b/>
+          <w:bCs/>
+        </w:rPr>
+        <w:t xml:space="preserve">Objetivo del patrón: </w:t>
+      </w:r>
+      <w:r>
+        <w:t>S</w:t>
+      </w:r>
+      <w:r>
+        <w:t>irve para dar una forma más simple de usar un conjunto de clases que trabajan juntas</w:t>
+      </w:r>
+    </w:p>
+    <w:p>
+      <w:pPr>
+        <w:pStyle w:val="NormalWeb"/>
+        <w:spacing w:line="480" w:lineRule="auto"/>
+        <w:jc w:val="both"/>
+      </w:pPr>
+      <w:r>
+        <w:rPr>
+          <w:rFonts w:cs="Arial"/>
+          <w:b/>
+          <w:bCs/>
+        </w:rPr>
+        <w:lastRenderedPageBreak/>
+        <w:t>Motivación en el proyecto:</w:t>
+      </w:r>
+      <w:r>
+        <w:rPr>
+          <w:rFonts w:cs="Arial"/>
+        </w:rPr>
+        <w:t xml:space="preserve"> </w:t>
+      </w:r>
+      <w:r>
+        <w:t xml:space="preserve">En </w:t>
+      </w:r>
+      <w:r>
+        <w:t>el</w:t>
+      </w:r>
+      <w:r>
+        <w:t xml:space="preserve"> sistema, crear una prescripción no es solo guardar datos. Primero hay que buscar al paciente, luego construir la receta con Builder y después guardarla.</w:t>
+      </w:r>
+    </w:p>
+    <w:p>
+      <w:pPr>
+        <w:pStyle w:val="NormalWeb"/>
+        <w:spacing w:line="480" w:lineRule="auto"/>
+        <w:jc w:val="both"/>
+        <w:rPr>
+          <w:rFonts w:cs="Arial"/>
+        </w:rPr>
+      </w:pPr>
+      <w:r>
+        <w:t xml:space="preserve">Con </w:t>
+      </w:r>
+      <w:r>
+        <w:rPr>
+          <w:b/>
+          <w:bCs/>
+        </w:rPr>
+        <w:t>Facade</w:t>
+      </w:r>
+      <w:r>
+        <w:t>, todo eso se resume en una sola clase que recibe la petición y hace el trabajo completo. Así el controlador queda más limpio y el proceso es más fácil de entender.</w:t>
+      </w:r>
+    </w:p>
+    <w:p>
+      <w:pPr>
+        <w:pStyle w:val="Ttulo1"/>
+        <w:numPr>
+          <w:ilvl w:val="1"/>
+          <w:numId w:val="10"/>
+        </w:numPr>
+      </w:pPr>
+      <w:bookmarkStart w:id="58" w:name="_Toc227602389"/>
+      <w:r>
+        <w:t xml:space="preserve">Aplicación del patrón </w:t>
+      </w:r>
+      <w:r>
+        <w:t>Facade</w:t>
+      </w:r>
+      <w:bookmarkEnd w:id="58"/>
+    </w:p>
+    <w:p>
+      <w:pPr>
+        <w:spacing w:line="480" w:lineRule="auto"/>
+        <w:ind w:firstLine="360"/>
+        <w:jc w:val="both"/>
+        <w:rPr>
+          <w:b/>
+          <w:bCs/>
+        </w:rPr>
+      </w:pPr>
+      <w:r>
+        <w:rPr>
+          <w:b/>
+          <w:bCs/>
+        </w:rPr>
+        <w:t xml:space="preserve">Clase </w:t>
+      </w:r>
+      <w:proofErr w:type="spellStart"/>
+      <w:r>
+        <w:rPr>
+          <w:b/>
+          <w:bCs/>
+        </w:rPr>
+        <w:t>CreatePrescriptionRequest</w:t>
+      </w:r>
+      <w:proofErr w:type="spellEnd"/>
+      <w:r>
+        <w:rPr>
+          <w:b/>
+          <w:bCs/>
+        </w:rPr>
+        <w:t xml:space="preserve"> </w:t>
+      </w:r>
+      <w:r>
+        <w:t xml:space="preserve">Aquí </w:t>
+      </w:r>
+      <w:r>
+        <w:t>se define</w:t>
+      </w:r>
+      <w:r>
+        <w:t xml:space="preserve"> el objeto con los datos que llegan en una sola petición para crear la prescripción.</w:t>
+      </w:r>
+    </w:p>
+    <w:p>
+      <w:pPr>
+        <w:ind w:firstLine="0"/>
+      </w:pPr>
+      <w:r>
+        <w:drawing>
+          <wp:inline distT="0" distB="0" distL="0" distR="0" wp14:anchorId="56FFB49B" wp14:editId="056AFF76">
+            <wp:extent cx="5612130" cy="4664710"/>
+            <wp:effectExtent l="0" t="0" r="7620" b="2540"/>
+            <wp:docPr id="1526855665" name="Imagen 7"/>
+            <wp:cNvGraphicFramePr>
+              <a:graphicFrameLocks xmlns:a="http://schemas.openxmlformats.org/drawingml/2006/main" noChangeAspect="1"/>
+            </wp:cNvGraphicFramePr>
+            <a:graphic xmlns:a="http://schemas.openxmlformats.org/drawingml/2006/main">
+              <a:graphicData uri="http://schemas.openxmlformats.org/drawingml/2006/picture">
+                <pic:pic xmlns:pic="http://schemas.openxmlformats.org/drawingml/2006/picture">
+                  <pic:nvPicPr>
+                    <pic:cNvPr id="1526855665" name=""/>
+                    <pic:cNvPicPr/>
+                  </pic:nvPicPr>
+                  <pic:blipFill>
+                    <a:blip r:embed="rId53"/>
+                    <a:stretch>
+                      <a:fillRect/>
+                    </a:stretch>
+                  </pic:blipFill>
+                  <pic:spPr>
+                    <a:xfrm>
+                      <a:off x="0" y="0"/>
+                      <a:ext cx="5612130" cy="4664710"/>
+                    </a:xfrm>
+                    <a:prstGeom prst="rect">
+                      <a:avLst/>
+                    </a:prstGeom>
+                  </pic:spPr>
+                </pic:pic>
+              </a:graphicData>
+            </a:graphic>
+          </wp:inline>
+        </w:drawing>
+      </w:r>
+    </w:p>
+    <w:p>
+      <w:pPr>
+        <w:spacing w:line="480" w:lineRule="auto"/>
+        <w:jc w:val="both"/>
+      </w:pPr>
+      <w:r>
+        <w:rPr>
+          <w:b/>
+          <w:bCs/>
+        </w:rPr>
+        <w:lastRenderedPageBreak/>
+        <w:t>Clase</w:t>
+      </w:r>
+      <w:r>
+        <w:t xml:space="preserve"> </w:t>
+      </w:r>
+      <w:proofErr w:type="spellStart"/>
+      <w:r>
+        <w:rPr>
+          <w:b/>
+          <w:bCs/>
+        </w:rPr>
+        <w:t>ClinicalCareFacade</w:t>
+      </w:r>
+      <w:proofErr w:type="spellEnd"/>
+      <w:r>
+        <w:t xml:space="preserve"> </w:t>
+      </w:r>
+      <w:r>
+        <w:t>Aquí se ve cómo la fachada:</w:t>
+      </w:r>
+    </w:p>
+    <w:p>
+      <w:pPr>
+        <w:pStyle w:val="Prrafodelista"/>
+        <w:numPr>
+          <w:ilvl w:val="0"/>
+          <w:numId w:val="19"/>
+        </w:numPr>
+        <w:spacing w:line="480" w:lineRule="auto"/>
+        <w:jc w:val="both"/>
+      </w:pPr>
+      <w:r>
+        <w:t>Busca al paciente</w:t>
+      </w:r>
+    </w:p>
+    <w:p>
+      <w:pPr>
+        <w:pStyle w:val="Prrafodelista"/>
+        <w:numPr>
+          <w:ilvl w:val="0"/>
+          <w:numId w:val="19"/>
+        </w:numPr>
+        <w:spacing w:line="480" w:lineRule="auto"/>
+        <w:jc w:val="both"/>
+      </w:pPr>
+      <w:r>
+        <w:t xml:space="preserve">Construye la prescripción con </w:t>
+      </w:r>
+      <w:proofErr w:type="spellStart"/>
+      <w:r>
+        <w:rPr>
+          <w:b/>
+          <w:bCs/>
+        </w:rPr>
+        <w:t>PrescriptionBuilder</w:t>
+      </w:r>
+      <w:proofErr w:type="spellEnd"/>
+    </w:p>
+    <w:p>
+      <w:pPr>
+        <w:pStyle w:val="Prrafodelista"/>
+        <w:numPr>
+          <w:ilvl w:val="0"/>
+          <w:numId w:val="19"/>
+        </w:numPr>
+        <w:spacing w:line="480" w:lineRule="auto"/>
+        <w:jc w:val="both"/>
+      </w:pPr>
+      <w:r>
+        <w:t xml:space="preserve">La guarda con </w:t>
+      </w:r>
+      <w:proofErr w:type="spellStart"/>
+      <w:r>
+        <w:rPr>
+          <w:b/>
+          <w:bCs/>
+        </w:rPr>
+        <w:t>PrescriptionService</w:t>
+      </w:r>
+      <w:proofErr w:type="spellEnd"/>
+      <w:r>
+        <w:t>.</w:t>
+      </w:r>
+    </w:p>
+    <w:p>
+      <w:pPr>
+        <w:spacing w:after="240"/>
+        <w:ind w:firstLine="0"/>
+      </w:pPr>
+      <w:r>
+        <w:drawing>
+          <wp:inline distT="0" distB="0" distL="0" distR="0" wp14:anchorId="6F2A0DFF" wp14:editId="13AB65B0">
+            <wp:extent cx="5612130" cy="2998470"/>
+            <wp:effectExtent l="0" t="0" r="7620" b="0"/>
+            <wp:docPr id="1548653520" name="Imagen 8"/>
+            <wp:cNvGraphicFramePr>
+              <a:graphicFrameLocks xmlns:a="http://schemas.openxmlformats.org/drawingml/2006/main" noChangeAspect="1"/>
+            </wp:cNvGraphicFramePr>
+            <a:graphic xmlns:a="http://schemas.openxmlformats.org/drawingml/2006/main">
+              <a:graphicData uri="http://schemas.openxmlformats.org/drawingml/2006/picture">
+                <pic:pic xmlns:pic="http://schemas.openxmlformats.org/drawingml/2006/picture">
+                  <pic:nvPicPr>
+                    <pic:cNvPr id="1548653520" name=""/>
+                    <pic:cNvPicPr/>
+                  </pic:nvPicPr>
+                  <pic:blipFill>
+                    <a:blip r:embed="rId54"/>
+                    <a:stretch>
+                      <a:fillRect/>
+                    </a:stretch>
+                  </pic:blipFill>
+                  <pic:spPr>
+                    <a:xfrm>
+                      <a:off x="0" y="0"/>
+                      <a:ext cx="5612130" cy="2998470"/>
+                    </a:xfrm>
+                    <a:prstGeom prst="rect">
+                      <a:avLst/>
+                    </a:prstGeom>
+                  </pic:spPr>
+                </pic:pic>
+              </a:graphicData>
+            </a:graphic>
+          </wp:inline>
+        </w:drawing>
+      </w:r>
+    </w:p>
+    <w:p>
+      <w:pPr>
+        <w:spacing w:line="480" w:lineRule="auto"/>
+        <w:jc w:val="both"/>
+      </w:pPr>
+      <w:r>
+        <w:rPr>
+          <w:b/>
+          <w:bCs/>
+        </w:rPr>
+        <w:t>Clase</w:t>
+      </w:r>
+      <w:r>
+        <w:t xml:space="preserve"> </w:t>
+      </w:r>
+      <w:proofErr w:type="spellStart"/>
+      <w:r>
+        <w:rPr>
+          <w:b/>
+          <w:bCs/>
+        </w:rPr>
+        <w:t>ClinicalCareFacade</w:t>
+      </w:r>
+      <w:proofErr w:type="spellEnd"/>
+      <w:r>
+        <w:t xml:space="preserve"> </w:t>
+      </w:r>
+      <w:r>
+        <w:t>Este controlador solo recibe la petición y la envía a la fachada, así el proceso queda más simple y ordenado</w:t>
+      </w:r>
+    </w:p>
+    <w:p>
+      <w:pPr>
+        <w:ind w:firstLine="0"/>
+      </w:pPr>
+      <w:r>
+        <w:drawing>
+          <wp:inline distT="0" distB="0" distL="0" distR="0" wp14:anchorId="40186F79" wp14:editId="65B7D8A0">
+            <wp:extent cx="5612130" cy="2274570"/>
+            <wp:effectExtent l="0" t="0" r="7620" b="0"/>
+            <wp:docPr id="58872675" name="Imagen 9"/>
+            <wp:cNvGraphicFramePr>
+              <a:graphicFrameLocks xmlns:a="http://schemas.openxmlformats.org/drawingml/2006/main" noChangeAspect="1"/>
+            </wp:cNvGraphicFramePr>
+            <a:graphic xmlns:a="http://schemas.openxmlformats.org/drawingml/2006/main">
+              <a:graphicData uri="http://schemas.openxmlformats.org/drawingml/2006/picture">
+                <pic:pic xmlns:pic="http://schemas.openxmlformats.org/drawingml/2006/picture">
+                  <pic:nvPicPr>
+                    <pic:cNvPr id="58872675" name=""/>
+                    <pic:cNvPicPr/>
+                  </pic:nvPicPr>
+                  <pic:blipFill>
+                    <a:blip r:embed="rId55"/>
+                    <a:stretch>
+                      <a:fillRect/>
+                    </a:stretch>
+                  </pic:blipFill>
+                  <pic:spPr>
+                    <a:xfrm>
+                      <a:off x="0" y="0"/>
+                      <a:ext cx="5612130" cy="2274570"/>
+                    </a:xfrm>
+                    <a:prstGeom prst="rect">
+                      <a:avLst/>
+                    </a:prstGeom>
+                  </pic:spPr>
+                </pic:pic>
+              </a:graphicData>
+            </a:graphic>
+          </wp:inline>
+        </w:drawing>
+      </w:r>
+    </w:p>
+    <w:p>
+      <w:pPr>
+        <w:ind w:firstLine="0"/>
+      </w:pPr>
+    </w:p>
+    <w:p>
+      <w:pPr>
+        <w:spacing w:line="480" w:lineRule="auto"/>
+        <w:jc w:val="both"/>
+        <w:rPr>
+          <w:rFonts w:cs="Arial"/>
+        </w:rPr>
+      </w:pPr>
+      <w:r>
+        <w:rPr>
+          <w:rFonts w:cs="Arial"/>
+          <w:b/>
+          <w:bCs/>
+        </w:rPr>
+        <w:lastRenderedPageBreak/>
+        <w:t xml:space="preserve">Explicación </w:t>
+      </w:r>
+      <w:r>
+        <w:t xml:space="preserve">El patrón Facade lo usé para simplificar la creación de una prescripción. En vez de que el controlador tenga que buscar al paciente, construir la receta y guardarla por separado, todo eso lo hace una sola clase llamada </w:t>
+      </w:r>
+      <w:proofErr w:type="spellStart"/>
+      <w:r>
+        <w:rPr>
+          <w:rStyle w:val="CdigoHTML"/>
+          <w:rFonts w:ascii="Arial" w:hAnsi="Arial" w:cs="Arial"/>
+          <w:b/>
+          <w:bCs/>
+          <w:sz w:val="24"/>
+          <w:szCs w:val="24"/>
+        </w:rPr>
+        <w:t>ClinicalCareFacade</w:t>
+      </w:r>
+      <w:proofErr w:type="spellEnd"/>
+      <w:r>
+        <w:t>. Así el sistema queda más ordenado y fácil de usar.</w:t>
+      </w:r>
+    </w:p>
+    <w:p>
+      <w:pPr>
+        <w:pStyle w:val="Ttulo1"/>
+        <w:numPr>
+          <w:ilvl w:val="1"/>
+          <w:numId w:val="10"/>
+        </w:numPr>
+      </w:pPr>
+      <w:bookmarkStart w:id="59" w:name="_Toc227602390"/>
+      <w:r>
+        <w:t>Pruebas de funcionalidad</w:t>
+      </w:r>
+      <w:bookmarkEnd w:id="59"/>
+    </w:p>
+    <w:p>
+      <w:pPr>
+        <w:spacing w:line="480" w:lineRule="auto"/>
+        <w:jc w:val="both"/>
+        <w:rPr>
+          <w:rFonts w:cs="Arial"/>
+        </w:rPr>
+      </w:pPr>
+      <w:r>
+        <w:t xml:space="preserve">En esta captura se observa la petición enviada desde </w:t>
+      </w:r>
+      <w:proofErr w:type="spellStart"/>
+      <w:r>
+        <w:t>Postman</w:t>
+      </w:r>
+      <w:proofErr w:type="spellEnd"/>
+      <w:r>
+        <w:t xml:space="preserve"> al </w:t>
+      </w:r>
+      <w:proofErr w:type="spellStart"/>
+      <w:r>
+        <w:t>endpoint</w:t>
+      </w:r>
+      <w:proofErr w:type="spellEnd"/>
+      <w:r>
+        <w:t xml:space="preserve"> de la fachada.</w:t>
+      </w:r>
+    </w:p>
+    <w:p>
+      <w:pPr>
+        <w:spacing w:line="480" w:lineRule="auto"/>
+        <w:jc w:val="both"/>
+        <w:rPr>
+          <w:rFonts w:cs="Arial"/>
+        </w:rPr>
+      </w:pPr>
+      <w:r>
+        <w:rPr>
+          <w:rFonts w:cs="Arial"/>
+        </w:rPr>
+        <w:drawing>
+          <wp:inline distT="0" distB="0" distL="0" distR="0" wp14:anchorId="422F26EC" wp14:editId="40B90E8B">
+            <wp:extent cx="4175391" cy="2887980"/>
+            <wp:effectExtent l="0" t="0" r="0" b="7620"/>
+            <wp:docPr id="1477514963" name="Imagen 10"/>
+            <wp:cNvGraphicFramePr>
+              <a:graphicFrameLocks xmlns:a="http://schemas.openxmlformats.org/drawingml/2006/main" noChangeAspect="1"/>
+            </wp:cNvGraphicFramePr>
+            <a:graphic xmlns:a="http://schemas.openxmlformats.org/drawingml/2006/main">
+              <a:graphicData uri="http://schemas.openxmlformats.org/drawingml/2006/picture">
+                <pic:pic xmlns:pic="http://schemas.openxmlformats.org/drawingml/2006/picture">
+                  <pic:nvPicPr>
+                    <pic:cNvPr id="1477514963" name=""/>
+                    <pic:cNvPicPr/>
+                  </pic:nvPicPr>
+                  <pic:blipFill>
+                    <a:blip r:embed="rId56"/>
+                    <a:stretch>
+                      <a:fillRect/>
+                    </a:stretch>
+                  </pic:blipFill>
+                  <pic:spPr>
+                    <a:xfrm>
+                      <a:off x="0" y="0"/>
+                      <a:ext cx="4203914" cy="2907708"/>
+                    </a:xfrm>
+                    <a:prstGeom prst="rect">
+                      <a:avLst/>
+                    </a:prstGeom>
+                  </pic:spPr>
+                </pic:pic>
+              </a:graphicData>
+            </a:graphic>
+          </wp:inline>
+        </w:drawing>
+      </w:r>
+    </w:p>
+    <w:p>
+      <w:pPr>
+        <w:spacing w:line="480" w:lineRule="auto"/>
+        <w:jc w:val="both"/>
+      </w:pPr>
+      <w:r>
+        <w:t>El sistema recibe los datos de la prescripción, busca al paciente, construye el objeto y lo guarda en la base de datos. Esto confirma que la fachada centraliza varias tareas en un solo punto de acceso.</w:t>
+      </w:r>
+    </w:p>
+    <w:p>
+      <w:pPr>
+        <w:spacing w:line="480" w:lineRule="auto"/>
+        <w:jc w:val="both"/>
+        <w:rPr>
+          <w:rFonts w:cs="Arial"/>
+        </w:rPr>
+      </w:pPr>
+      <w:r>
+        <w:rPr>
+          <w:rFonts w:cs="Arial"/>
+        </w:rPr>
+        <w:lastRenderedPageBreak/>
+        <w:drawing>
+          <wp:inline distT="0" distB="0" distL="0" distR="0" wp14:anchorId="029B0DEA" wp14:editId="4B2121A0">
+            <wp:extent cx="3491516" cy="3131820"/>
+            <wp:effectExtent l="0" t="0" r="0" b="0"/>
+            <wp:docPr id="1710035901" name="Imagen 11"/>
+            <wp:cNvGraphicFramePr>
+              <a:graphicFrameLocks xmlns:a="http://schemas.openxmlformats.org/drawingml/2006/main" noChangeAspect="1"/>
+            </wp:cNvGraphicFramePr>
+            <a:graphic xmlns:a="http://schemas.openxmlformats.org/drawingml/2006/main">
+              <a:graphicData uri="http://schemas.openxmlformats.org/drawingml/2006/picture">
+                <pic:pic xmlns:pic="http://schemas.openxmlformats.org/drawingml/2006/picture">
+                  <pic:nvPicPr>
+                    <pic:cNvPr id="1710035901" name=""/>
+                    <pic:cNvPicPr/>
+                  </pic:nvPicPr>
+                  <pic:blipFill>
+                    <a:blip r:embed="rId57"/>
+                    <a:stretch>
+                      <a:fillRect/>
+                    </a:stretch>
+                  </pic:blipFill>
+                  <pic:spPr>
+                    <a:xfrm>
+                      <a:off x="0" y="0"/>
+                      <a:ext cx="3505188" cy="3144084"/>
+                    </a:xfrm>
+                    <a:prstGeom prst="rect">
+                      <a:avLst/>
+                    </a:prstGeom>
+                  </pic:spPr>
+                </pic:pic>
+              </a:graphicData>
+            </a:graphic>
+          </wp:inline>
+        </w:drawing>
+      </w:r>
+    </w:p>
+    <w:p>
+      <w:pPr>
+        <w:spacing w:line="480" w:lineRule="auto"/>
+        <w:jc w:val="both"/>
+      </w:pPr>
+      <w:r>
+        <w:t>Esta prueba demuestra que el patrón Facade simplifica el proceso, porque el controlador no necesita ejecutar varios pasos por separado, sino que delega toda la operación a una sola clase que organiza el flujo completo.</w:t>
+      </w:r>
+    </w:p>
+    <w:p>
+      <w:pPr>
+        <w:pStyle w:val="Ttulo1"/>
+        <w:numPr>
+          <w:ilvl w:val="1"/>
+          <w:numId w:val="10"/>
+        </w:numPr>
+      </w:pPr>
+      <w:bookmarkStart w:id="60" w:name="_Toc227602391"/>
+      <w:r>
+        <w:t>Diagrama UML</w:t>
+      </w:r>
+      <w:bookmarkEnd w:id="60"/>
+    </w:p>
+    <w:p>
+      <w:pPr>
+        <w:spacing w:line="480" w:lineRule="auto"/>
+        <w:jc w:val="both"/>
+        <w:rPr>
+          <w:rFonts w:cs="Arial"/>
+        </w:rPr>
+      </w:pPr>
+      <w:r>
+        <w:rPr>
+          <w:noProof/>
+        </w:rPr>
+        <w:drawing>
+          <wp:inline distT="0" distB="0" distL="0" distR="0">
+            <wp:extent cx="4186982" cy="3246120"/>
+            <wp:effectExtent l="0" t="0" r="4445" b="0"/>
+            <wp:docPr id="477073061" name="Imagen 12" descr="PlantUML Diagram"/>
+            <wp:cNvGraphicFramePr>
+              <a:graphicFrameLocks xmlns:a="http://schemas.openxmlformats.org/drawingml/2006/main" noChangeAspect="1"/>
+            </wp:cNvGraphicFramePr>
+            <a:graphic xmlns:a="http://schemas.openxmlformats.org/drawingml/2006/main">
+              <a:graphicData uri="http://schemas.openxmlformats.org/drawingml/2006/picture">
+                <pic:pic xmlns:pic="http://schemas.openxmlformats.org/drawingml/2006/picture">
+                  <pic:nvPicPr>
+                    <pic:cNvPr id="0" name="Picture 3" descr="PlantUML Diagram"/>
+                    <pic:cNvPicPr>
+                      <a:picLocks noChangeAspect="1" noChangeArrowheads="1"/>
+                    </pic:cNvPicPr>
+                  </pic:nvPicPr>
+                  <pic:blipFill>
+                    <a:blip r:embed="rId58">
+                      <a:extLst>
+                        <a:ext uri="{28A0092B-C50C-407E-A947-70E740481C1C}">
+                          <a14:useLocalDpi xmlns:a14="http://schemas.microsoft.com/office/drawing/2010/main" val="0"/>
+                        </a:ext>
+                      </a:extLst>
+                    </a:blip>
+                    <a:srcRect/>
+                    <a:stretch>
+                      <a:fillRect/>
+                    </a:stretch>
+                  </pic:blipFill>
+                  <pic:spPr bwMode="auto">
+                    <a:xfrm>
+                      <a:off x="0" y="0"/>
+                      <a:ext cx="4188112" cy="3246996"/>
+                    </a:xfrm>
+                    <a:prstGeom prst="rect">
+                      <a:avLst/>
+                    </a:prstGeom>
+                    <a:noFill/>
+                    <a:ln>
+                      <a:noFill/>
+                    </a:ln>
+                  </pic:spPr>
+                </pic:pic>
+              </a:graphicData>
+            </a:graphic>
+          </wp:inline>
+        </w:drawing>
+      </w:r>
+    </w:p>
+    <w:p>
+      <w:pPr>
+        <w:spacing w:line="480" w:lineRule="auto"/>
+        <w:jc w:val="both"/>
+        <w:rPr>
+          <w:rFonts w:cs="Arial"/>
+        </w:rPr>
+      </w:pPr>
+      <w:r>
+        <w:rPr>
+          <w:rFonts w:cs="Arial"/>
+        </w:rPr>
+        <w:lastRenderedPageBreak/>
+        <w:t xml:space="preserve">Este diagrama muestra que el controlador no hace todo el trabajo directamente, sino que llama a la clase </w:t>
+      </w:r>
+      <w:proofErr w:type="spellStart"/>
+      <w:r>
+        <w:rPr>
+          <w:rStyle w:val="CdigoHTML"/>
+          <w:rFonts w:ascii="Arial" w:hAnsi="Arial" w:cs="Arial"/>
+          <w:b/>
+          <w:bCs/>
+          <w:sz w:val="24"/>
+          <w:szCs w:val="24"/>
+        </w:rPr>
+        <w:t>ClinicalCareFacade</w:t>
+      </w:r>
+      <w:proofErr w:type="spellEnd"/>
+      <w:r>
+        <w:rPr>
+          <w:rFonts w:cs="Arial"/>
+        </w:rPr>
+        <w:t>.</w:t>
+      </w:r>
+      <w:r>
+        <w:rPr>
+          <w:rFonts w:cs="Arial"/>
+        </w:rPr>
+        <w:br/>
+        <w:t xml:space="preserve">La fachada se encarga de buscar al paciente, construir la prescripción con </w:t>
+      </w:r>
+      <w:proofErr w:type="spellStart"/>
+      <w:r>
+        <w:rPr>
+          <w:rStyle w:val="CdigoHTML"/>
+          <w:rFonts w:ascii="Arial" w:hAnsi="Arial" w:cs="Arial"/>
+          <w:b/>
+          <w:bCs/>
+          <w:sz w:val="24"/>
+          <w:szCs w:val="24"/>
+        </w:rPr>
+        <w:t>PrescriptionBuilder</w:t>
+      </w:r>
+      <w:proofErr w:type="spellEnd"/>
+      <w:r>
+        <w:rPr>
+          <w:rFonts w:cs="Arial"/>
+        </w:rPr>
+        <w:t xml:space="preserve"> y guardarla usando </w:t>
+      </w:r>
+      <w:proofErr w:type="spellStart"/>
+      <w:r>
+        <w:rPr>
+          <w:rStyle w:val="CdigoHTML"/>
+          <w:rFonts w:ascii="Arial" w:hAnsi="Arial" w:cs="Arial"/>
+          <w:b/>
+          <w:bCs/>
+          <w:sz w:val="24"/>
+          <w:szCs w:val="24"/>
+        </w:rPr>
+        <w:t>PrescriptionService</w:t>
+      </w:r>
+      <w:proofErr w:type="spellEnd"/>
+      <w:r>
+        <w:rPr>
+          <w:rFonts w:cs="Arial"/>
+        </w:rPr>
+        <w:t>.</w:t>
+      </w:r>
+    </w:p>
+    <w:p>
+      <w:pPr>
+        <w:spacing w:line="480" w:lineRule="auto"/>
+        <w:jc w:val="both"/>
+        <w:rPr>
+          <w:rFonts w:cs="Arial"/>
+        </w:rPr>
+      </w:pPr>
+      <w:r>
+        <w:rPr>
+          <w:rFonts w:cs="Arial"/>
+        </w:rPr>
+        <w:t>Así se simplifica el proceso y el controlador solo tiene una función: recibir la petición y delegarla.</w:t>
+      </w:r>
     </w:p>
     <w:sectPr>
-      <w:footerReference w:type="default" r:id="rId47"/>
+      <w:footerReference w:type="default" r:id="rId59"/>
       <w:pgSz w:w="12240" w:h="15840"/>
       <w:pgMar w:top="1418" w:right="1701" w:bottom="1418" w:left="1701" w:header="709" w:footer="709" w:gutter="0"/>
       <w:pgNumType w:start="0"/>
@@ -35754,6 +38832,119 @@
     </w:lvl>
   </w:abstractNum>
   <w:abstractNum w:abstractNumId="1" w15:restartNumberingAfterBreak="0">
+    <w:nsid w:val="067A3568"/>
+    <w:multiLevelType w:val="hybridMultilevel"/>
+    <w:tmpl w:val="2FA4FCDC"/>
+    <w:lvl w:ilvl="0" w:tplc="240A000F">
+      <w:start w:val="1"/>
+      <w:numFmt w:val="decimal"/>
+      <w:lvlText w:val="%1."/>
+      <w:lvlJc w:val="left"/>
+      <w:pPr>
+        <w:ind w:left="1428" w:hanging="360"/>
+      </w:pPr>
+      <w:rPr>
+        <w:rFonts w:hint="default"/>
+      </w:rPr>
+    </w:lvl>
+    <w:lvl w:ilvl="1" w:tplc="FFFFFFFF" w:tentative="1">
+      <w:start w:val="1"/>
+      <w:numFmt w:val="bullet"/>
+      <w:lvlText w:val="o"/>
+      <w:lvlJc w:val="left"/>
+      <w:pPr>
+        <w:ind w:left="2148" w:hanging="360"/>
+      </w:pPr>
+      <w:rPr>
+        <w:rFonts w:ascii="Courier New" w:hAnsi="Courier New" w:cs="Courier New" w:hint="default"/>
+      </w:rPr>
+    </w:lvl>
+    <w:lvl w:ilvl="2" w:tplc="FFFFFFFF" w:tentative="1">
+      <w:start w:val="1"/>
+      <w:numFmt w:val="bullet"/>
+      <w:lvlText w:val=""/>
+      <w:lvlJc w:val="left"/>
+      <w:pPr>
+        <w:ind w:left="2868" w:hanging="360"/>
+      </w:pPr>
+      <w:rPr>
+        <w:rFonts w:ascii="Wingdings" w:hAnsi="Wingdings" w:hint="default"/>
+      </w:rPr>
+    </w:lvl>
+    <w:lvl w:ilvl="3" w:tplc="FFFFFFFF" w:tentative="1">
+      <w:start w:val="1"/>
+      <w:numFmt w:val="bullet"/>
+      <w:lvlText w:val=""/>
+      <w:lvlJc w:val="left"/>
+      <w:pPr>
+        <w:ind w:left="3588" w:hanging="360"/>
+      </w:pPr>
+      <w:rPr>
+        <w:rFonts w:ascii="Symbol" w:hAnsi="Symbol" w:hint="default"/>
+      </w:rPr>
+    </w:lvl>
+    <w:lvl w:ilvl="4" w:tplc="FFFFFFFF" w:tentative="1">
+      <w:start w:val="1"/>
+      <w:numFmt w:val="bullet"/>
+      <w:lvlText w:val="o"/>
+      <w:lvlJc w:val="left"/>
+      <w:pPr>
+        <w:ind w:left="4308" w:hanging="360"/>
+      </w:pPr>
+      <w:rPr>
+        <w:rFonts w:ascii="Courier New" w:hAnsi="Courier New" w:cs="Courier New" w:hint="default"/>
+      </w:rPr>
+    </w:lvl>
+    <w:lvl w:ilvl="5" w:tplc="FFFFFFFF" w:tentative="1">
+      <w:start w:val="1"/>
+      <w:numFmt w:val="bullet"/>
+      <w:lvlText w:val=""/>
+      <w:lvlJc w:val="left"/>
+      <w:pPr>
+        <w:ind w:left="5028" w:hanging="360"/>
+      </w:pPr>
+      <w:rPr>
+        <w:rFonts w:ascii="Wingdings" w:hAnsi="Wingdings" w:hint="default"/>
+      </w:rPr>
+    </w:lvl>
+    <w:lvl w:ilvl="6" w:tplc="FFFFFFFF" w:tentative="1">
+      <w:start w:val="1"/>
+      <w:numFmt w:val="bullet"/>
+      <w:lvlText w:val=""/>
+      <w:lvlJc w:val="left"/>
+      <w:pPr>
+        <w:ind w:left="5748" w:hanging="360"/>
+      </w:pPr>
+      <w:rPr>
+        <w:rFonts w:ascii="Symbol" w:hAnsi="Symbol" w:hint="default"/>
+      </w:rPr>
+    </w:lvl>
+    <w:lvl w:ilvl="7" w:tplc="FFFFFFFF" w:tentative="1">
+      <w:start w:val="1"/>
+      <w:numFmt w:val="bullet"/>
+      <w:lvlText w:val="o"/>
+      <w:lvlJc w:val="left"/>
+      <w:pPr>
+        <w:ind w:left="6468" w:hanging="360"/>
+      </w:pPr>
+      <w:rPr>
+        <w:rFonts w:ascii="Courier New" w:hAnsi="Courier New" w:cs="Courier New" w:hint="default"/>
+      </w:rPr>
+    </w:lvl>
+    <w:lvl w:ilvl="8" w:tplc="FFFFFFFF" w:tentative="1">
+      <w:start w:val="1"/>
+      <w:numFmt w:val="bullet"/>
+      <w:lvlText w:val=""/>
+      <w:lvlJc w:val="left"/>
+      <w:pPr>
+        <w:ind w:left="7188" w:hanging="360"/>
+      </w:pPr>
+      <w:rPr>
+        <w:rFonts w:ascii="Wingdings" w:hAnsi="Wingdings" w:hint="default"/>
+      </w:rPr>
+    </w:lvl>
+  </w:abstractNum>
+  <w:abstractNum w:abstractNumId="2" w15:restartNumberingAfterBreak="0">
     <w:nsid w:val="0DAC36C2"/>
     <w:multiLevelType w:val="multilevel"/>
     <w:tmpl w:val="DDD4D078"/>
@@ -35902,7 +39093,7 @@
       </w:rPr>
     </w:lvl>
   </w:abstractNum>
-  <w:abstractNum w:abstractNumId="2" w15:restartNumberingAfterBreak="0">
+  <w:abstractNum w:abstractNumId="3" w15:restartNumberingAfterBreak="0">
     <w:nsid w:val="11E3640E"/>
     <w:multiLevelType w:val="multilevel"/>
     <w:tmpl w:val="8230FDC8"/>
@@ -36015,7 +39206,7 @@
       </w:rPr>
     </w:lvl>
   </w:abstractNum>
-  <w:abstractNum w:abstractNumId="3" w15:restartNumberingAfterBreak="0">
+  <w:abstractNum w:abstractNumId="4" w15:restartNumberingAfterBreak="0">
     <w:nsid w:val="136C4E80"/>
     <w:multiLevelType w:val="hybridMultilevel"/>
     <w:tmpl w:val="47A84992"/>
@@ -36128,7 +39319,156 @@
       </w:rPr>
     </w:lvl>
   </w:abstractNum>
-  <w:abstractNum w:abstractNumId="4" w15:restartNumberingAfterBreak="0">
+  <w:abstractNum w:abstractNumId="5" w15:restartNumberingAfterBreak="0">
+    <w:nsid w:val="19295F1A"/>
+    <w:multiLevelType w:val="multilevel"/>
+    <w:tmpl w:val="50C63468"/>
+    <w:lvl w:ilvl="0">
+      <w:start w:val="1"/>
+      <w:numFmt w:val="bullet"/>
+      <w:lvlText w:val=""/>
+      <w:lvlJc w:val="left"/>
+      <w:pPr>
+        <w:tabs>
+          <w:tab w:val="num" w:pos="720"/>
+        </w:tabs>
+        <w:ind w:left="720" w:hanging="360"/>
+      </w:pPr>
+      <w:rPr>
+        <w:rFonts w:ascii="Symbol" w:hAnsi="Symbol" w:hint="default"/>
+        <w:sz w:val="20"/>
+      </w:rPr>
+    </w:lvl>
+    <w:lvl w:ilvl="1" w:tentative="1">
+      <w:start w:val="1"/>
+      <w:numFmt w:val="bullet"/>
+      <w:lvlText w:val="o"/>
+      <w:lvlJc w:val="left"/>
+      <w:pPr>
+        <w:tabs>
+          <w:tab w:val="num" w:pos="1440"/>
+        </w:tabs>
+        <w:ind w:left="1440" w:hanging="360"/>
+      </w:pPr>
+      <w:rPr>
+        <w:rFonts w:ascii="Courier New" w:hAnsi="Courier New" w:hint="default"/>
+        <w:sz w:val="20"/>
+      </w:rPr>
+    </w:lvl>
+    <w:lvl w:ilvl="2" w:tentative="1">
+      <w:start w:val="1"/>
+      <w:numFmt w:val="bullet"/>
+      <w:lvlText w:val=""/>
+      <w:lvlJc w:val="left"/>
+      <w:pPr>
+        <w:tabs>
+          <w:tab w:val="num" w:pos="2160"/>
+        </w:tabs>
+        <w:ind w:left="2160" w:hanging="360"/>
+      </w:pPr>
+      <w:rPr>
+        <w:rFonts w:ascii="Wingdings" w:hAnsi="Wingdings" w:hint="default"/>
+        <w:sz w:val="20"/>
+      </w:rPr>
+    </w:lvl>
+    <w:lvl w:ilvl="3" w:tentative="1">
+      <w:start w:val="1"/>
+      <w:numFmt w:val="bullet"/>
+      <w:lvlText w:val=""/>
+      <w:lvlJc w:val="left"/>
+      <w:pPr>
+        <w:tabs>
+          <w:tab w:val="num" w:pos="2880"/>
+        </w:tabs>
+        <w:ind w:left="2880" w:hanging="360"/>
+      </w:pPr>
+      <w:rPr>
+        <w:rFonts w:ascii="Wingdings" w:hAnsi="Wingdings" w:hint="default"/>
+        <w:sz w:val="20"/>
+      </w:rPr>
+    </w:lvl>
+    <w:lvl w:ilvl="4" w:tentative="1">
+      <w:start w:val="1"/>
+      <w:numFmt w:val="bullet"/>
+      <w:lvlText w:val=""/>
+      <w:lvlJc w:val="left"/>
+      <w:pPr>
+        <w:tabs>
+          <w:tab w:val="num" w:pos="3600"/>
+        </w:tabs>
+        <w:ind w:left="3600" w:hanging="360"/>
+      </w:pPr>
+      <w:rPr>
+        <w:rFonts w:ascii="Wingdings" w:hAnsi="Wingdings" w:hint="default"/>
+        <w:sz w:val="20"/>
+      </w:rPr>
+    </w:lvl>
+    <w:lvl w:ilvl="5" w:tentative="1">
+      <w:start w:val="1"/>
+      <w:numFmt w:val="bullet"/>
+      <w:lvlText w:val=""/>
+      <w:lvlJc w:val="left"/>
+      <w:pPr>
+        <w:tabs>
+          <w:tab w:val="num" w:pos="4320"/>
+        </w:tabs>
+        <w:ind w:left="4320" w:hanging="360"/>
+      </w:pPr>
+      <w:rPr>
+        <w:rFonts w:ascii="Wingdings" w:hAnsi="Wingdings" w:hint="default"/>
+        <w:sz w:val="20"/>
+      </w:rPr>
+    </w:lvl>
+    <w:lvl w:ilvl="6" w:tentative="1">
+      <w:start w:val="1"/>
+      <w:numFmt w:val="bullet"/>
+      <w:lvlText w:val=""/>
+      <w:lvlJc w:val="left"/>
+      <w:pPr>
+        <w:tabs>
+          <w:tab w:val="num" w:pos="5040"/>
+        </w:tabs>
+        <w:ind w:left="5040" w:hanging="360"/>
+      </w:pPr>
+      <w:rPr>
+        <w:rFonts w:ascii="Wingdings" w:hAnsi="Wingdings" w:hint="default"/>
+        <w:sz w:val="20"/>
+      </w:rPr>
+    </w:lvl>
+    <w:lvl w:ilvl="7" w:tentative="1">
+      <w:start w:val="1"/>
+      <w:numFmt w:val="bullet"/>
+      <w:lvlText w:val=""/>
+      <w:lvlJc w:val="left"/>
+      <w:pPr>
+        <w:tabs>
+          <w:tab w:val="num" w:pos="5760"/>
+        </w:tabs>
+        <w:ind w:left="5760" w:hanging="360"/>
+      </w:pPr>
+      <w:rPr>
+        <w:rFonts w:ascii="Wingdings" w:hAnsi="Wingdings" w:hint="default"/>
+        <w:sz w:val="20"/>
+      </w:rPr>
+    </w:lvl>
+    <w:lvl w:ilvl="8" w:tentative="1">
+      <w:start w:val="1"/>
+      <w:numFmt w:val="bullet"/>
+      <w:lvlText w:val=""/>
+      <w:lvlJc w:val="left"/>
+      <w:pPr>
+        <w:tabs>
+          <w:tab w:val="num" w:pos="6480"/>
+        </w:tabs>
+        <w:ind w:left="6480" w:hanging="360"/>
+      </w:pPr>
+      <w:rPr>
+        <w:rFonts w:ascii="Wingdings" w:hAnsi="Wingdings" w:hint="default"/>
+        <w:sz w:val="20"/>
+      </w:rPr>
+    </w:lvl>
+  </w:abstractNum>
+  <w:abstractNum w:abstractNumId="6" w15:restartNumberingAfterBreak="0">
     <w:nsid w:val="193417B5"/>
     <w:multiLevelType w:val="hybridMultilevel"/>
     <w:tmpl w:val="813ECD64"/>
@@ -36241,7 +39581,7 @@
       </w:rPr>
     </w:lvl>
   </w:abstractNum>
-  <w:abstractNum w:abstractNumId="5" w15:restartNumberingAfterBreak="0">
+  <w:abstractNum w:abstractNumId="7" w15:restartNumberingAfterBreak="0">
     <w:nsid w:val="25A307B8"/>
     <w:multiLevelType w:val="multilevel"/>
     <w:tmpl w:val="9B3E375E"/>
@@ -36386,7 +39726,7 @@
       </w:rPr>
     </w:lvl>
   </w:abstractNum>
-  <w:abstractNum w:abstractNumId="6" w15:restartNumberingAfterBreak="0">
+  <w:abstractNum w:abstractNumId="8" w15:restartNumberingAfterBreak="0">
     <w:nsid w:val="2CCF35AC"/>
     <w:multiLevelType w:val="multilevel"/>
     <w:tmpl w:val="C88C3362"/>
@@ -36527,7 +39867,7 @@
       </w:rPr>
     </w:lvl>
   </w:abstractNum>
-  <w:abstractNum w:abstractNumId="7" w15:restartNumberingAfterBreak="0">
+  <w:abstractNum w:abstractNumId="9" w15:restartNumberingAfterBreak="0">
     <w:nsid w:val="2E7328D1"/>
     <w:multiLevelType w:val="multilevel"/>
     <w:tmpl w:val="472CC028"/>
@@ -36640,7 +39980,7 @@
       </w:pPr>
     </w:lvl>
   </w:abstractNum>
-  <w:abstractNum w:abstractNumId="8" w15:restartNumberingAfterBreak="0">
+  <w:abstractNum w:abstractNumId="10" w15:restartNumberingAfterBreak="0">
     <w:nsid w:val="3E2C676B"/>
     <w:multiLevelType w:val="multilevel"/>
     <w:tmpl w:val="2E061FB0"/>
@@ -36789,7 +40129,120 @@
       </w:rPr>
     </w:lvl>
   </w:abstractNum>
-  <w:abstractNum w:abstractNumId="9" w15:restartNumberingAfterBreak="0">
+  <w:abstractNum w:abstractNumId="11" w15:restartNumberingAfterBreak="0">
+    <w:nsid w:val="413A1F2A"/>
+    <w:multiLevelType w:val="hybridMultilevel"/>
+    <w:tmpl w:val="8BB28C9E"/>
+    <w:lvl w:ilvl="0" w:tplc="240A0005">
+      <w:start w:val="1"/>
+      <w:numFmt w:val="bullet"/>
+      <w:lvlText w:val=""/>
+      <w:lvlJc w:val="left"/>
+      <w:pPr>
+        <w:ind w:left="1429" w:hanging="360"/>
+      </w:pPr>
+      <w:rPr>
+        <w:rFonts w:ascii="Wingdings" w:hAnsi="Wingdings" w:hint="default"/>
+      </w:rPr>
+    </w:lvl>
+    <w:lvl w:ilvl="1" w:tplc="240A0003" w:tentative="1">
+      <w:start w:val="1"/>
+      <w:numFmt w:val="bullet"/>
+      <w:lvlText w:val="o"/>
+      <w:lvlJc w:val="left"/>
+      <w:pPr>
+        <w:ind w:left="2149" w:hanging="360"/>
+      </w:pPr>
+      <w:rPr>
+        <w:rFonts w:ascii="Courier New" w:hAnsi="Courier New" w:cs="Courier New" w:hint="default"/>
+      </w:rPr>
+    </w:lvl>
+    <w:lvl w:ilvl="2" w:tplc="240A0005" w:tentative="1">
+      <w:start w:val="1"/>
+      <w:numFmt w:val="bullet"/>
+      <w:lvlText w:val=""/>
+      <w:lvlJc w:val="left"/>
+      <w:pPr>
+        <w:ind w:left="2869" w:hanging="360"/>
+      </w:pPr>
+      <w:rPr>
+        <w:rFonts w:ascii="Wingdings" w:hAnsi="Wingdings" w:hint="default"/>
+      </w:rPr>
+    </w:lvl>
+    <w:lvl w:ilvl="3" w:tplc="240A0001" w:tentative="1">
+      <w:start w:val="1"/>
+      <w:numFmt w:val="bullet"/>
+      <w:lvlText w:val=""/>
+      <w:lvlJc w:val="left"/>
+      <w:pPr>
+        <w:ind w:left="3589" w:hanging="360"/>
+      </w:pPr>
+      <w:rPr>
+        <w:rFonts w:ascii="Symbol" w:hAnsi="Symbol" w:hint="default"/>
+      </w:rPr>
+    </w:lvl>
+    <w:lvl w:ilvl="4" w:tplc="240A0003" w:tentative="1">
+      <w:start w:val="1"/>
+      <w:numFmt w:val="bullet"/>
+      <w:lvlText w:val="o"/>
+      <w:lvlJc w:val="left"/>
+      <w:pPr>
+        <w:ind w:left="4309" w:hanging="360"/>
+      </w:pPr>
+      <w:rPr>
+        <w:rFonts w:ascii="Courier New" w:hAnsi="Courier New" w:cs="Courier New" w:hint="default"/>
+      </w:rPr>
+    </w:lvl>
+    <w:lvl w:ilvl="5" w:tplc="240A0005" w:tentative="1">
+      <w:start w:val="1"/>
+      <w:numFmt w:val="bullet"/>
+      <w:lvlText w:val=""/>
+      <w:lvlJc w:val="left"/>
+      <w:pPr>
+        <w:ind w:left="5029" w:hanging="360"/>
+      </w:pPr>
+      <w:rPr>
+        <w:rFonts w:ascii="Wingdings" w:hAnsi="Wingdings" w:hint="default"/>
+      </w:rPr>
+    </w:lvl>
+    <w:lvl w:ilvl="6" w:tplc="240A0001" w:tentative="1">
+      <w:start w:val="1"/>
+      <w:numFmt w:val="bullet"/>
+      <w:lvlText w:val=""/>
+      <w:lvlJc w:val="left"/>
+      <w:pPr>
+        <w:ind w:left="5749" w:hanging="360"/>
+      </w:pPr>
+      <w:rPr>
+        <w:rFonts w:ascii="Symbol" w:hAnsi="Symbol" w:hint="default"/>
+      </w:rPr>
+    </w:lvl>
+    <w:lvl w:ilvl="7" w:tplc="240A0003" w:tentative="1">
+      <w:start w:val="1"/>
+      <w:numFmt w:val="bullet"/>
+      <w:lvlText w:val="o"/>
+      <w:lvlJc w:val="left"/>
+      <w:pPr>
+        <w:ind w:left="6469" w:hanging="360"/>
+      </w:pPr>
+      <w:rPr>
+        <w:rFonts w:ascii="Courier New" w:hAnsi="Courier New" w:cs="Courier New" w:hint="default"/>
+      </w:rPr>
+    </w:lvl>
+    <w:lvl w:ilvl="8" w:tplc="240A0005" w:tentative="1">
+      <w:start w:val="1"/>
+      <w:numFmt w:val="bullet"/>
+      <w:lvlText w:val=""/>
+      <w:lvlJc w:val="left"/>
+      <w:pPr>
+        <w:ind w:left="7189" w:hanging="360"/>
+      </w:pPr>
+      <w:rPr>
+        <w:rFonts w:ascii="Wingdings" w:hAnsi="Wingdings" w:hint="default"/>
+      </w:rPr>
+    </w:lvl>
+  </w:abstractNum>
+  <w:abstractNum w:abstractNumId="12" w15:restartNumberingAfterBreak="0">
     <w:nsid w:val="46C11766"/>
     <w:multiLevelType w:val="multilevel"/>
     <w:tmpl w:val="240A0025"/>
@@ -36884,7 +40337,7 @@
       </w:pPr>
     </w:lvl>
   </w:abstractNum>
-  <w:abstractNum w:abstractNumId="10" w15:restartNumberingAfterBreak="0">
+  <w:abstractNum w:abstractNumId="13" w15:restartNumberingAfterBreak="0">
     <w:nsid w:val="497553CD"/>
     <w:multiLevelType w:val="multilevel"/>
     <w:tmpl w:val="BF98BD40"/>
@@ -37033,7 +40486,7 @@
       </w:rPr>
     </w:lvl>
   </w:abstractNum>
-  <w:abstractNum w:abstractNumId="11" w15:restartNumberingAfterBreak="0">
+  <w:abstractNum w:abstractNumId="14" w15:restartNumberingAfterBreak="0">
     <w:nsid w:val="53D55FDE"/>
     <w:multiLevelType w:val="multilevel"/>
     <w:tmpl w:val="240A0025"/>
@@ -37123,7 +40576,7 @@
       </w:pPr>
     </w:lvl>
   </w:abstractNum>
-  <w:abstractNum w:abstractNumId="12" w15:restartNumberingAfterBreak="0">
+  <w:abstractNum w:abstractNumId="15" w15:restartNumberingAfterBreak="0">
     <w:nsid w:val="6241168C"/>
     <w:multiLevelType w:val="multilevel"/>
     <w:tmpl w:val="109C9DD8"/>
@@ -37272,17 +40725,17 @@
       </w:rPr>
     </w:lvl>
   </w:abstractNum>
-  <w:abstractNum w:abstractNumId="13" w15:restartNumberingAfterBreak="0">
-    <w:nsid w:val="76F15302"/>
+  <w:abstractNum w:abstractNumId="16" w15:restartNumberingAfterBreak="0">
+    <w:nsid w:val="74B474F5"/>
     <w:multiLevelType w:val="hybridMultilevel"/>
-    <w:tmpl w:val="55668B86"/>
+    <w:tmpl w:val="5D3E9266"/>
     <w:lvl w:ilvl="0" w:tplc="240A0005">
       <w:start w:val="1"/>
       <w:numFmt w:val="bullet"/>
       <w:lvlText w:val=""/>
       <w:lvlJc w:val="left"/>
       <w:pPr>
-        <w:ind w:left="1429" w:hanging="360"/>
+        <w:ind w:left="1428" w:hanging="360"/>
       </w:pPr>
       <w:rPr>
         <w:rFonts w:ascii="Wingdings" w:hAnsi="Wingdings" w:hint="default"/>
@@ -37294,7 +40747,7 @@
       <w:lvlText w:val="o"/>
       <w:lvlJc w:val="left"/>
       <w:pPr>
-        <w:ind w:left="2149" w:hanging="360"/>
+        <w:ind w:left="2148" w:hanging="360"/>
       </w:pPr>
       <w:rPr>
         <w:rFonts w:ascii="Courier New" w:hAnsi="Courier New" w:cs="Courier New" w:hint="default"/>
@@ -37306,7 +40759,7 @@
       <w:lvlText w:val=""/>
       <w:lvlJc w:val="left"/>
       <w:pPr>
-        <w:ind w:left="2869" w:hanging="360"/>
+        <w:ind w:left="2868" w:hanging="360"/>
       </w:pPr>
       <w:rPr>
         <w:rFonts w:ascii="Wingdings" w:hAnsi="Wingdings" w:hint="default"/>
@@ -37318,7 +40771,7 @@
       <w:lvlText w:val=""/>
       <w:lvlJc w:val="left"/>
       <w:pPr>
-        <w:ind w:left="3589" w:hanging="360"/>
+        <w:ind w:left="3588" w:hanging="360"/>
       </w:pPr>
       <w:rPr>
         <w:rFonts w:ascii="Symbol" w:hAnsi="Symbol" w:hint="default"/>
@@ -37330,7 +40783,7 @@
       <w:lvlText w:val="o"/>
       <w:lvlJc w:val="left"/>
       <w:pPr>
-        <w:ind w:left="4309" w:hanging="360"/>
+        <w:ind w:left="4308" w:hanging="360"/>
       </w:pPr>
       <w:rPr>
         <w:rFonts w:ascii="Courier New" w:hAnsi="Courier New" w:cs="Courier New" w:hint="default"/>
@@ -37342,7 +40795,7 @@
       <w:lvlText w:val=""/>
       <w:lvlJc w:val="left"/>
       <w:pPr>
-        <w:ind w:left="5029" w:hanging="360"/>
+        <w:ind w:left="5028" w:hanging="360"/>
       </w:pPr>
       <w:rPr>
         <w:rFonts w:ascii="Wingdings" w:hAnsi="Wingdings" w:hint="default"/>
@@ -37354,7 +40807,7 @@
       <w:lvlText w:val=""/>
       <w:lvlJc w:val="left"/>
       <w:pPr>
-        <w:ind w:left="5749" w:hanging="360"/>
+        <w:ind w:left="5748" w:hanging="360"/>
       </w:pPr>
       <w:rPr>
         <w:rFonts w:ascii="Symbol" w:hAnsi="Symbol" w:hint="default"/>
@@ -37366,7 +40819,7 @@
       <w:lvlText w:val="o"/>
       <w:lvlJc w:val="left"/>
       <w:pPr>
-        <w:ind w:left="6469" w:hanging="360"/>
+        <w:ind w:left="6468" w:hanging="360"/>
       </w:pPr>
       <w:rPr>
         <w:rFonts w:ascii="Courier New" w:hAnsi="Courier New" w:cs="Courier New" w:hint="default"/>
@@ -37378,14 +40831,127 @@
       <w:lvlText w:val=""/>
       <w:lvlJc w:val="left"/>
       <w:pPr>
-        <w:ind w:left="7189" w:hanging="360"/>
+        <w:ind w:left="7188" w:hanging="360"/>
       </w:pPr>
       <w:rPr>
         <w:rFonts w:ascii="Wingdings" w:hAnsi="Wingdings" w:hint="default"/>
       </w:rPr>
     </w:lvl>
   </w:abstractNum>
-  <w:abstractNum w:abstractNumId="14" w15:restartNumberingAfterBreak="0">
+  <w:abstractNum w:abstractNumId="17" w15:restartNumberingAfterBreak="0">
+    <w:nsid w:val="76F15302"/>
+    <w:multiLevelType w:val="hybridMultilevel"/>
+    <w:tmpl w:val="55668B86"/>
+    <w:lvl w:ilvl="0" w:tplc="240A0005">
+      <w:start w:val="1"/>
+      <w:numFmt w:val="bullet"/>
+      <w:lvlText w:val=""/>
+      <w:lvlJc w:val="left"/>
+      <w:pPr>
+        <w:ind w:left="1429" w:hanging="360"/>
+      </w:pPr>
+      <w:rPr>
+        <w:rFonts w:ascii="Wingdings" w:hAnsi="Wingdings" w:hint="default"/>
+      </w:rPr>
+    </w:lvl>
+    <w:lvl w:ilvl="1" w:tplc="240A0003" w:tentative="1">
+      <w:start w:val="1"/>
+      <w:numFmt w:val="bullet"/>
+      <w:lvlText w:val="o"/>
+      <w:lvlJc w:val="left"/>
+      <w:pPr>
+        <w:ind w:left="2149" w:hanging="360"/>
+      </w:pPr>
+      <w:rPr>
+        <w:rFonts w:ascii="Courier New" w:hAnsi="Courier New" w:cs="Courier New" w:hint="default"/>
+      </w:rPr>
+    </w:lvl>
+    <w:lvl w:ilvl="2" w:tplc="240A0005" w:tentative="1">
+      <w:start w:val="1"/>
+      <w:numFmt w:val="bullet"/>
+      <w:lvlText w:val=""/>
+      <w:lvlJc w:val="left"/>
+      <w:pPr>
+        <w:ind w:left="2869" w:hanging="360"/>
+      </w:pPr>
+      <w:rPr>
+        <w:rFonts w:ascii="Wingdings" w:hAnsi="Wingdings" w:hint="default"/>
+      </w:rPr>
+    </w:lvl>
+    <w:lvl w:ilvl="3" w:tplc="240A0001" w:tentative="1">
+      <w:start w:val="1"/>
+      <w:numFmt w:val="bullet"/>
+      <w:lvlText w:val=""/>
+      <w:lvlJc w:val="left"/>
+      <w:pPr>
+        <w:ind w:left="3589" w:hanging="360"/>
+      </w:pPr>
+      <w:rPr>
+        <w:rFonts w:ascii="Symbol" w:hAnsi="Symbol" w:hint="default"/>
+      </w:rPr>
+    </w:lvl>
+    <w:lvl w:ilvl="4" w:tplc="240A0003" w:tentative="1">
+      <w:start w:val="1"/>
+      <w:numFmt w:val="bullet"/>
+      <w:lvlText w:val="o"/>
+      <w:lvlJc w:val="left"/>
+      <w:pPr>
+        <w:ind w:left="4309" w:hanging="360"/>
+      </w:pPr>
+      <w:rPr>
+        <w:rFonts w:ascii="Courier New" w:hAnsi="Courier New" w:cs="Courier New" w:hint="default"/>
+      </w:rPr>
+    </w:lvl>
+    <w:lvl w:ilvl="5" w:tplc="240A0005" w:tentative="1">
+      <w:start w:val="1"/>
+      <w:numFmt w:val="bullet"/>
+      <w:lvlText w:val=""/>
+      <w:lvlJc w:val="left"/>
+      <w:pPr>
+        <w:ind w:left="5029" w:hanging="360"/>
+      </w:pPr>
+      <w:rPr>
+        <w:rFonts w:ascii="Wingdings" w:hAnsi="Wingdings" w:hint="default"/>
+      </w:rPr>
+    </w:lvl>
+    <w:lvl w:ilvl="6" w:tplc="240A0001" w:tentative="1">
+      <w:start w:val="1"/>
+      <w:numFmt w:val="bullet"/>
+      <w:lvlText w:val=""/>
+      <w:lvlJc w:val="left"/>
+      <w:pPr>
+        <w:ind w:left="5749" w:hanging="360"/>
+      </w:pPr>
+      <w:rPr>
+        <w:rFonts w:ascii="Symbol" w:hAnsi="Symbol" w:hint="default"/>
+      </w:rPr>
+    </w:lvl>
+    <w:lvl w:ilvl="7" w:tplc="240A0003" w:tentative="1">
+      <w:start w:val="1"/>
+      <w:numFmt w:val="bullet"/>
+      <w:lvlText w:val="o"/>
+      <w:lvlJc w:val="left"/>
+      <w:pPr>
+        <w:ind w:left="6469" w:hanging="360"/>
+      </w:pPr>
+      <w:rPr>
+        <w:rFonts w:ascii="Courier New" w:hAnsi="Courier New" w:cs="Courier New" w:hint="default"/>
+      </w:rPr>
+    </w:lvl>
+    <w:lvl w:ilvl="8" w:tplc="240A0005" w:tentative="1">
+      <w:start w:val="1"/>
+      <w:numFmt w:val="bullet"/>
+      <w:lvlText w:val=""/>
+      <w:lvlJc w:val="left"/>
+      <w:pPr>
+        <w:ind w:left="7189" w:hanging="360"/>
+      </w:pPr>
+      <w:rPr>
+        <w:rFonts w:ascii="Wingdings" w:hAnsi="Wingdings" w:hint="default"/>
+      </w:rPr>
+    </w:lvl>
+  </w:abstractNum>
+  <w:abstractNum w:abstractNumId="18" w15:restartNumberingAfterBreak="0">
     <w:nsid w:val="794C3D7E"/>
     <w:multiLevelType w:val="multilevel"/>
     <w:tmpl w:val="92EE3EC0"/>
@@ -37535,49 +41101,61 @@
     </w:lvl>
   </w:abstractNum>
   <w:num w:numId="1" w16cid:durableId="860045234">
-    <w:abstractNumId w:val="5"/>
+    <w:abstractNumId w:val="7"/>
   </w:num>
   <w:num w:numId="2" w16cid:durableId="831064010">
     <w:abstractNumId w:val="0"/>
   </w:num>
   <w:num w:numId="3" w16cid:durableId="450322985">
+    <w:abstractNumId w:val="4"/>
+  </w:num>
+  <w:num w:numId="4" w16cid:durableId="184177234">
+    <w:abstractNumId w:val="14"/>
+  </w:num>
+  <w:num w:numId="5" w16cid:durableId="293877059">
+    <w:abstractNumId w:val="17"/>
+  </w:num>
+  <w:num w:numId="6" w16cid:durableId="363017381">
+    <w:abstractNumId w:val="10"/>
+  </w:num>
+  <w:num w:numId="7" w16cid:durableId="629361301">
+    <w:abstractNumId w:val="9"/>
+  </w:num>
+  <w:num w:numId="8" w16cid:durableId="1776510257">
+    <w:abstractNumId w:val="8"/>
+  </w:num>
+  <w:num w:numId="9" w16cid:durableId="1407921062">
+    <w:abstractNumId w:val="12"/>
+  </w:num>
+  <w:num w:numId="10" w16cid:durableId="1116367997">
     <w:abstractNumId w:val="3"/>
   </w:num>
-  <w:num w:numId="4" w16cid:durableId="184177234">
-    <w:abstractNumId w:val="11"/>
+  <w:num w:numId="11" w16cid:durableId="421872758">
+    <w:abstractNumId w:val="6"/>
   </w:num>
-  <w:num w:numId="5" w16cid:durableId="293877059">
+  <w:num w:numId="12" w16cid:durableId="2116247500">
+    <w:abstractNumId w:val="2"/>
+  </w:num>
+  <w:num w:numId="13" w16cid:durableId="499197270">
+    <w:abstractNumId w:val="15"/>
+  </w:num>
+  <w:num w:numId="14" w16cid:durableId="276302548">
+    <w:abstractNumId w:val="18"/>
+  </w:num>
+  <w:num w:numId="15" w16cid:durableId="425809230">
     <w:abstractNumId w:val="13"/>
   </w:num>
-  <w:num w:numId="6" w16cid:durableId="363017381">
-    <w:abstractNumId w:val="8"/>
+  <w:num w:numId="16" w16cid:durableId="1212425839">
+    <w:abstractNumId w:val="5"/>
   </w:num>
-  <w:num w:numId="7" w16cid:durableId="629361301">
-    <w:abstractNumId w:val="7"/>
+  <w:num w:numId="17" w16cid:durableId="132215945">
+    <w:abstractNumId w:val="16"/>
   </w:num>
-  <w:num w:numId="8" w16cid:durableId="1776510257">
-    <w:abstractNumId w:val="6"/>
-  </w:num>
-  <w:num w:numId="9" w16cid:durableId="1407921062">
-    <w:abstractNumId w:val="9"/>
-  </w:num>
-  <w:num w:numId="10" w16cid:durableId="1116367997">
-    <w:abstractNumId w:val="2"/>
-  </w:num>
-  <w:num w:numId="11" w16cid:durableId="421872758">
-    <w:abstractNumId w:val="4"/>
-  </w:num>
-  <w:num w:numId="12" w16cid:durableId="2116247500">
+  <w:num w:numId="18" w16cid:durableId="649795405">
     <w:abstractNumId w:val="1"/>
   </w:num>
-  <w:num w:numId="13" w16cid:durableId="499197270">
-    <w:abstractNumId w:val="12"/>
-  </w:num>
-  <w:num w:numId="14" w16cid:durableId="276302548">
-    <w:abstractNumId w:val="14"/>
-  </w:num>
-  <w:num w:numId="15" w16cid:durableId="425809230">
-    <w:abstractNumId w:val="10"/>
+  <w:num w:numId="19" w16cid:durableId="1202088067">
+    <w:abstractNumId w:val="11"/>
   </w:num>
   <w:numIdMacAtCleanup w:val="11"/>
 </w:numbering>
@@ -38990,7 +42568,7 @@
 
 <file path=customXml/item1.xml><?xml version="1.0" encoding="utf-8"?>
 <CoverPageProperties xmlns="http://schemas.microsoft.com/office/2006/coverPageProps">
-  <PublishDate>13 de abril de 2026</PublishDate>
+  <PublishDate>20 de abril de 2026</PublishDate>
   <Abstract/>
   <CompanyAddress/>
   <CompanyPhone/>
